--- a/tillsyn/A 1480-2026 tillsynsbegäran.docx
+++ b/tillsyn/A 1480-2026 tillsynsbegäran.docx
@@ -910,7 +910,7 @@
     <w:r>
       <w:tab/>
       <w:tab/>
-      <w:t>2026-03-01</w:t>
+      <w:t>2026-03-02</w:t>
       <w:br/>
       <w:br/>
     </w:r>

--- a/tillsyn/A 1480-2026 tillsynsbegäran.docx
+++ b/tillsyn/A 1480-2026 tillsynsbegäran.docx
@@ -35,7 +35,7 @@
     </w:p>
     <w:p>
       <w:r>
-        <w:t>I avverkningsanmälan har följande 14 naturvårdsarter hittats: ulltickeporing (VU), brunpudrad nållav (NT), gammelgransskål (NT), gränsticka (NT), kortskaftad ärgspik (NT), Leptoporus mollis (NT), skrovellav (NT), tretåig hackspett (NT, §4), ullticka (NT), bronshjon (S), bårdlav (S), gulnål (S), stuplav (S) och vedticka (S). Av dessa är 9 rödlistade. För rödlistade arter har rödlistekategorin angivits inom parentes. Arter som är signalarter enligt Skogsstyrelsen har markerats med (S). För fridlysta arter anges även paragrafen i Artskyddsförordningen som arten är fridlyst enligt.</w:t>
+        <w:t>I avverkningsanmälan har följande 14 naturvårdsarter hittats: ulltickeporing (VU), brunpudrad nållav (NT), gammelgransskål (NT), gränsticka (NT), kortskaftad ärgspik (NT), kötticka (NT), skrovellav (NT), tretåig hackspett (NT, §4), ullticka (NT), bronshjon (S), bårdlav (S), gulnål (S), stuplav (S) och vedticka (S). Av dessa är 9 rödlistade. För rödlistade arter har rödlistekategorin angivits inom parentes. Arter som är signalarter enligt Skogsstyrelsen har markerats med (S). För fridlysta arter anges även paragrafen i Artskyddsförordningen som arten är fridlyst enligt.</w:t>
       </w:r>
     </w:p>
     <w:p>
@@ -243,15 +243,8 @@
       <w:r>
         <w:rPr>
           <w:b/>
-          <w:i/>
         </w:rPr>
-        <w:t xml:space="preserve">Leptoporus mollis </w:t>
-      </w:r>
-      <w:r>
-        <w:rPr>
-          <w:b/>
-        </w:rPr>
-        <w:t>(NT)</w:t>
+        <w:t>Kötticka (NT)</w:t>
       </w:r>
       <w:r>
         <w:t xml:space="preserve"> är granens kötticka och har klassificerats som ”gammelskogsindikator”, då den förekommer med ett tydligt optimum i äldre barrskogar, främst fuktiga granskogar. Den har högst signalvärde söder om den naturliga norrlandsgränsen </w:t>
@@ -910,7 +903,7 @@
     <w:r>
       <w:tab/>
       <w:tab/>
-      <w:t>2026-03-02</w:t>
+      <w:t>2026-03-03</w:t>
       <w:br/>
       <w:br/>
     </w:r>

--- a/tillsyn/A 1480-2026 tillsynsbegäran.docx
+++ b/tillsyn/A 1480-2026 tillsynsbegäran.docx
@@ -903,7 +903,7 @@
     <w:r>
       <w:tab/>
       <w:tab/>
-      <w:t>2026-03-03</w:t>
+      <w:t>2026-03-04</w:t>
       <w:br/>
       <w:br/>
     </w:r>

--- a/tillsyn/A 1480-2026 tillsynsbegäran.docx
+++ b/tillsyn/A 1480-2026 tillsynsbegäran.docx
@@ -903,7 +903,7 @@
     <w:r>
       <w:tab/>
       <w:tab/>
-      <w:t>2026-03-04</w:t>
+      <w:t>2026-03-05</w:t>
       <w:br/>
       <w:br/>
     </w:r>

--- a/tillsyn/A 1480-2026 tillsynsbegäran.docx
+++ b/tillsyn/A 1480-2026 tillsynsbegäran.docx
@@ -903,7 +903,7 @@
     <w:r>
       <w:tab/>
       <w:tab/>
-      <w:t>2026-03-05</w:t>
+      <w:t>2026-03-06</w:t>
       <w:br/>
       <w:br/>
     </w:r>

--- a/tillsyn/A 1480-2026 tillsynsbegäran.docx
+++ b/tillsyn/A 1480-2026 tillsynsbegäran.docx
@@ -903,7 +903,7 @@
     <w:r>
       <w:tab/>
       <w:tab/>
-      <w:t>2026-03-06</w:t>
+      <w:t>2026-03-07</w:t>
       <w:br/>
       <w:br/>
     </w:r>

--- a/tillsyn/A 1480-2026 tillsynsbegäran.docx
+++ b/tillsyn/A 1480-2026 tillsynsbegäran.docx
@@ -903,7 +903,7 @@
     <w:r>
       <w:tab/>
       <w:tab/>
-      <w:t>2026-03-07</w:t>
+      <w:t>2026-03-08</w:t>
       <w:br/>
       <w:br/>
     </w:r>

--- a/tillsyn/A 1480-2026 tillsynsbegäran.docx
+++ b/tillsyn/A 1480-2026 tillsynsbegäran.docx
@@ -903,7 +903,7 @@
     <w:r>
       <w:tab/>
       <w:tab/>
-      <w:t>2026-03-08</w:t>
+      <w:t>2026-03-09</w:t>
       <w:br/>
       <w:br/>
     </w:r>

--- a/tillsyn/A 1480-2026 tillsynsbegäran.docx
+++ b/tillsyn/A 1480-2026 tillsynsbegäran.docx
@@ -903,7 +903,7 @@
     <w:r>
       <w:tab/>
       <w:tab/>
-      <w:t>2026-03-09</w:t>
+      <w:t>2026-03-10</w:t>
       <w:br/>
       <w:br/>
     </w:r>

--- a/tillsyn/A 1480-2026 tillsynsbegäran.docx
+++ b/tillsyn/A 1480-2026 tillsynsbegäran.docx
@@ -903,7 +903,7 @@
     <w:r>
       <w:tab/>
       <w:tab/>
-      <w:t>2026-03-10</w:t>
+      <w:t>2026-03-11</w:t>
       <w:br/>
       <w:br/>
     </w:r>

--- a/tillsyn/A 1480-2026 tillsynsbegäran.docx
+++ b/tillsyn/A 1480-2026 tillsynsbegäran.docx
@@ -903,7 +903,7 @@
     <w:r>
       <w:tab/>
       <w:tab/>
-      <w:t>2026-03-11</w:t>
+      <w:t>2026-03-12</w:t>
       <w:br/>
       <w:br/>
     </w:r>

--- a/tillsyn/A 1480-2026 tillsynsbegäran.docx
+++ b/tillsyn/A 1480-2026 tillsynsbegäran.docx
@@ -903,7 +903,7 @@
     <w:r>
       <w:tab/>
       <w:tab/>
-      <w:t>2026-03-12</w:t>
+      <w:t>2026-03-13</w:t>
       <w:br/>
       <w:br/>
     </w:r>

--- a/tillsyn/A 1480-2026 tillsynsbegäran.docx
+++ b/tillsyn/A 1480-2026 tillsynsbegäran.docx
@@ -997,7 +997,7 @@
     <w:r>
       <w:tab/>
       <w:tab/>
-      <w:t>2026-05-16</w:t>
+      <w:t>2026-05-17</w:t>
       <w:br/>
       <w:br/>
     </w:r>

--- a/tillsyn/A 1480-2026 tillsynsbegäran.docx
+++ b/tillsyn/A 1480-2026 tillsynsbegäran.docx
@@ -997,7 +997,7 @@
     <w:r>
       <w:tab/>
       <w:tab/>
-      <w:t>2026-05-17</w:t>
+      <w:t>2026-05-18</w:t>
       <w:br/>
       <w:br/>
     </w:r>

--- a/tillsyn/A 1480-2026 tillsynsbegäran.docx
+++ b/tillsyn/A 1480-2026 tillsynsbegäran.docx
@@ -997,7 +997,7 @@
     <w:r>
       <w:tab/>
       <w:tab/>
-      <w:t>2026-05-18</w:t>
+      <w:t>2026-05-19</w:t>
       <w:br/>
       <w:br/>
     </w:r>

--- a/tillsyn/A 1480-2026 tillsynsbegäran.docx
+++ b/tillsyn/A 1480-2026 tillsynsbegäran.docx
@@ -997,7 +997,7 @@
     <w:r>
       <w:tab/>
       <w:tab/>
-      <w:t>2026-05-19</w:t>
+      <w:t>2026-05-20</w:t>
       <w:br/>
       <w:br/>
     </w:r>

--- a/tillsyn/A 1480-2026 tillsynsbegäran.docx
+++ b/tillsyn/A 1480-2026 tillsynsbegäran.docx
@@ -997,7 +997,7 @@
     <w:r>
       <w:tab/>
       <w:tab/>
-      <w:t>2026-06-15</w:t>
+      <w:t>2026-06-16</w:t>
       <w:br/>
       <w:br/>
     </w:r>

--- a/tillsyn/A 1480-2026 tillsynsbegäran.docx
+++ b/tillsyn/A 1480-2026 tillsynsbegäran.docx
@@ -997,7 +997,7 @@
     <w:r>
       <w:tab/>
       <w:tab/>
-      <w:t>2026-06-16</w:t>
+      <w:t>2026-06-17</w:t>
       <w:br/>
       <w:br/>
     </w:r>

--- a/tillsyn/A 1480-2026 tillsynsbegäran.docx
+++ b/tillsyn/A 1480-2026 tillsynsbegäran.docx
@@ -1,6 +1,6 @@
 
 <file path=word/document.xml><?xml version="1.0" encoding="utf-8"?>
-<w:document xmlns:wpc="http://schemas.microsoft.com/office/word/2010/wordprocessingCanvas" xmlns:cx="http://schemas.microsoft.com/office/drawing/2014/chartex" xmlns:cx1="http://schemas.microsoft.com/office/drawing/2015/9/8/chartex" xmlns:cx2="http://schemas.microsoft.com/office/drawing/2015/10/21/chartex" xmlns:cx3="http://schemas.microsoft.com/office/drawing/2016/5/9/chartex" xmlns:cx4="http://schemas.microsoft.com/office/drawing/2016/5/10/chartex" xmlns:cx5="http://schemas.microsoft.com/office/drawing/2016/5/11/chartex" xmlns:cx6="http://schemas.microsoft.com/office/drawing/2016/5/12/chartex" xmlns:cx7="http://schemas.microsoft.com/office/drawing/2016/5/13/chartex" xmlns:cx8="http://schemas.microsoft.com/office/drawing/2016/5/14/chartex" xmlns:mc="http://schemas.openxmlformats.org/markup-compatibility/2006" xmlns:aink="http://schemas.microsoft.com/office/drawing/2016/ink" xmlns:am3d="http://schemas.microsoft.com/office/drawing/2017/model3d" xmlns:o="urn:schemas-microsoft-com:office:office" xmlns:oel="http://schemas.microsoft.com/office/2019/extlst" xmlns:r="http://schemas.openxmlformats.org/officeDocument/2006/relationships" xmlns:m="http://schemas.openxmlformats.org/officeDocument/2006/math" xmlns:v="urn:schemas-microsoft-com:vml" xmlns:wp14="http://schemas.microsoft.com/office/word/2010/wordprocessingDrawing" xmlns:wp="http://schemas.openxmlformats.org/drawingml/2006/wordprocessingDrawing" xmlns:w10="urn:schemas-microsoft-com:office:word" xmlns:w="http://schemas.openxmlformats.org/wordprocessingml/2006/main" xmlns:w14="http://schemas.microsoft.com/office/word/2010/wordml" xmlns:w15="http://schemas.microsoft.com/office/word/2012/wordml" xmlns:w16cex="http://schemas.microsoft.com/office/word/2018/wordml/cex" xmlns:w16cid="http://schemas.microsoft.com/office/word/2016/wordml/cid" xmlns:w16="http://schemas.microsoft.com/office/word/2018/wordml" xmlns:w16sdtdh="http://schemas.microsoft.com/office/word/2020/wordml/sdtdatahash" xmlns:w16se="http://schemas.microsoft.com/office/word/2015/wordml/symex" xmlns:wpg="http://schemas.microsoft.com/office/word/2010/wordprocessingGroup" xmlns:wpi="http://schemas.microsoft.com/office/word/2010/wordprocessingInk" xmlns:wne="http://schemas.microsoft.com/office/word/2006/wordml" xmlns:wps="http://schemas.microsoft.com/office/word/2010/wordprocessingShape" mc:Ignorable="w14 w15 w16se w16cid w16 w16cex w16sdtdh wp14">
+<w:document xmlns:wpc="http://schemas.microsoft.com/office/word/2010/wordprocessingCanvas" xmlns:cx="http://schemas.microsoft.com/office/drawing/2014/chartex" xmlns:cx1="http://schemas.microsoft.com/office/drawing/2015/9/8/chartex" xmlns:cx2="http://schemas.microsoft.com/office/drawing/2015/10/21/chartex" xmlns:cx3="http://schemas.microsoft.com/office/drawing/2016/5/9/chartex" xmlns:cx4="http://schemas.microsoft.com/office/drawing/2016/5/10/chartex" xmlns:cx5="http://schemas.microsoft.com/office/drawing/2016/5/11/chartex" xmlns:cx6="http://schemas.microsoft.com/office/drawing/2016/5/12/chartex" xmlns:cx7="http://schemas.microsoft.com/office/drawing/2016/5/13/chartex" xmlns:cx8="http://schemas.microsoft.com/office/drawing/2016/5/14/chartex" xmlns:mc="http://schemas.openxmlformats.org/markup-compatibility/2006" xmlns:aink="http://schemas.microsoft.com/office/drawing/2016/ink" xmlns:am3d="http://schemas.microsoft.com/office/drawing/2017/model3d" xmlns:o="urn:schemas-microsoft-com:office:office" xmlns:oel="http://schemas.microsoft.com/office/2019/extlst" xmlns:r="http://schemas.openxmlformats.org/officeDocument/2006/relationships" xmlns:m="http://schemas.openxmlformats.org/officeDocument/2006/math" xmlns:v="urn:schemas-microsoft-com:vml" xmlns:wp14="http://schemas.microsoft.com/office/word/2010/wordprocessingDrawing" xmlns:wp="http://schemas.openxmlformats.org/drawingml/2006/wordprocessingDrawing" xmlns:w10="urn:schemas-microsoft-com:office:word" xmlns:w="http://schemas.openxmlformats.org/wordprocessingml/2006/main" xmlns:w14="http://schemas.microsoft.com/office/word/2010/wordml" xmlns:w15="http://schemas.microsoft.com/office/word/2012/wordml" xmlns:w16cex="http://schemas.microsoft.com/office/word/2018/wordml/cex" xmlns:w16cid="http://schemas.microsoft.com/office/word/2016/wordml/cid" xmlns:w16="http://schemas.microsoft.com/office/word/2018/wordml" xmlns:w16du="http://schemas.microsoft.com/office/word/2023/wordml/word16du" xmlns:w16sdtdh="http://schemas.microsoft.com/office/word/2020/wordml/sdtdatahash" xmlns:w16sdtfl="http://schemas.microsoft.com/office/word/2024/wordml/sdtformatlock" xmlns:w16se="http://schemas.microsoft.com/office/word/2015/wordml/symex" xmlns:wpg="http://schemas.microsoft.com/office/word/2010/wordprocessingGroup" xmlns:wpi="http://schemas.microsoft.com/office/word/2010/wordprocessingInk" xmlns:wne="http://schemas.microsoft.com/office/word/2006/wordml" xmlns:wps="http://schemas.microsoft.com/office/word/2010/wordprocessingShape" mc:Ignorable="w14 w15 w16se w16cid w16 w16cex w16sdtdh w16sdtfl w16du wp14">
   <w:body>
     <w:p>
       <w:pPr>
@@ -12,35 +12,10 @@
     </w:p>
     <w:p>
       <w:r>
-        <w:t>Detta dokument behandlar höga naturvärden i avverkningsanmälan A 1480-2026 i Malung-Sälens kommun. Denna avverkningsanmälan inkom 2026-01-11 22:20:46 och omfattar 1,5 ha.</w:t>
-      </w:r>
-    </w:p>
-    <w:p>
-      <w:r>
-        <w:t>Vi begär härmed att Skogsstyrelsen fattar beslut enligt miljöbalken som säkerställer att skogens höga naturvärden bevaras samt säkerställer att EU-lagstiftning efterlevs och att artskyddsbrott förhindras. Vi önskar även ta del av de ställningstaganden och beslut som myndigheterna meddelar till följd av aktuell avverkningsanmälan och föreningens inlaga (se 34 § förvaltningslagen).</w:t>
-      </w:r>
-    </w:p>
-    <w:p>
-      <w:r>
-        <w:t>Nedan beskrivs fynd av naturvårdsarter och fridlysta arter som gjorts i det avverkningsanmälda området. I BILAGA 1 finns artfakta om fridlysta och rödlistade arter.</w:t>
-      </w:r>
-    </w:p>
-    <w:p>
-      <w:pPr>
-        <w:pStyle w:val="Heading1"/>
-      </w:pPr>
-      <w:r>
-        <w:t>Naturvårdsarter</w:t>
-      </w:r>
-    </w:p>
-    <w:p>
-      <w:r>
-        <w:t>I avverkningsanmälan har följande 16 naturvårdsarter hittats: citronporing (CR), rostskinn (VU), ulltickeporing (VU), brunpudrad nållav (NT), gammelgransskål (NT), gränsticka (NT), kortskaftad ärgspik (NT), kötticka (NT), skrovellav (NT), tretåig hackspett (NT, §4), ullticka (NT), bronshjon (S), bårdlav (S), gulnål (S), stuplav (S) och vedticka (S). Av dessa är 11 rödlistade. För rödlistade arter har rödlistekategorin angivits inom parentes. Arter som är signalarter enligt Skogsstyrelsen har markerats med (S). För fridlysta arter anges även paragrafen i Artskyddsförordningen som arten är fridlyst enligt.</w:t>
-      </w:r>
-    </w:p>
-    <w:p>
-      <w:r>
-        <w:t>De påträffade naturvårdsarterna är ett tydligt kvitto på att detta rör sig om en skog med höga naturvärden. I Figur 1 visas en karta över det avverkningsanmälda området, där samtliga fyndplatser för naturvårdsarter som finns registrerade på Artportalen har markerats.</w:t>
+        <w:t>Detta dokument behandlar höga naturvärden i avverkningsanmälan A 1480-2026 i Malung-Sälens kommun som inkom 2026-01-11 och omfattar 1,5 ha.</w:t>
+      </w:r>
+      <w:r>
+        <w:t xml:space="preserve"> I Figur 1 visas fyndplatser för naturvårdsarter i området, som finns registrerade på Artportalen.</w:t>
       </w:r>
     </w:p>
     <w:p>
@@ -50,7 +25,7 @@
       <w:r>
         <w:drawing>
           <wp:inline xmlns:a="http://schemas.openxmlformats.org/drawingml/2006/main" xmlns:pic="http://schemas.openxmlformats.org/drawingml/2006/picture">
-            <wp:extent cx="5486400" cy="3028447"/>
+            <wp:extent cx="5486400" cy="4119513"/>
             <wp:docPr id="1" name="Picture 1"/>
             <wp:cNvGraphicFramePr>
               <a:graphicFrameLocks noChangeAspect="1"/>
@@ -71,7 +46,7 @@
                   <pic:spPr>
                     <a:xfrm>
                       <a:off x="0" y="0"/>
-                      <a:ext cx="5486400" cy="3028447"/>
+                      <a:ext cx="5486400" cy="4119513"/>
                     </a:xfrm>
                     <a:prstGeom prst="rect"/>
                   </pic:spPr>
@@ -85,9 +60,128 @@
     <w:p>
       <w:pPr>
         <w:pStyle w:val="Caption"/>
+        <w:spacing w:after="240"/>
       </w:pPr>
       <w:r>
-        <w:t>Figur 1. Fyndplatser för naturvårdsarter i det avverkningsanmälda området (röd linje). Markörer utan svart kant är placerade på fyndplatsen. Markörer med svart kant är placerade vid sidan av fyndplatsen och har ett svart streck som visar fyndplatsens exakta position. Kartans mittpunktskoordinat är N 6712235, E 425194 i SWEREF 99 TM.</w:t>
+        <w:t>Figur 1. Fyndplatser för naturvårdsarter i och inom 25 meter från avverkningsanmälan (röd linje). Inom parentes anges rödlistekategorier, S för signalarter, Tför typiska arter och fridlysningsparagrafer i artskyddsförordningen.Markörer utan svart kant är placerade på fyndplatsen. Markörer med svart kant är placerade vid sidan av fyndplatsen och har ett svart streck som visar fyndplatsens exakta position. Kartans mittpunktskoordinat är N 6712235, E 425194 i SWEREF 99 TM.</w:t>
+      </w:r>
+    </w:p>
+    <w:p>
+      <w:r>
+        <w:t>Vi begär härmed att Skogsstyrelsen fattar beslut enligt miljöbalken som säkerställer att skogens höga naturvärden bevaras samt att EU-lagstiftning efterlevs och att artskyddsbrott förhindras.</w:t>
+      </w:r>
+    </w:p>
+    <w:p>
+      <w:r>
+        <w:t>Vi begär vidare att Skogsstyrelsen säkerställer att inga skador eller försämringar av naturtypens bevarandestatus i området tillåts ske. Se Rådets direktiv 92/43/EEG samt ickeförsämringskravet i EU:s naturrestaureringsförordning (EU 2024/1991).</w:t>
+      </w:r>
+    </w:p>
+    <w:p>
+      <w:r>
+        <w:t>Vi önskar även ta del av de ställningstaganden och beslut som myndigheten meddelar till följd av aktuell avverkningsanmälan och föreningens inlaga (se 34 § förvaltningslagen).</w:t>
+      </w:r>
+    </w:p>
+    <w:p>
+      <w:r>
+        <w:t>Nedan beskrivs fynd av naturvårdsarter och fridlysta arter som gjorts i det avverkningsanmälda området. I BILAGA 1 finns artfakta om fridlysta och rödlistade arter.</w:t>
+      </w:r>
+    </w:p>
+    <w:p>
+      <w:pPr>
+        <w:pStyle w:val="Heading1"/>
+      </w:pPr>
+      <w:r>
+        <w:t>Naturvårdsarter</w:t>
+      </w:r>
+    </w:p>
+    <w:p>
+      <w:r>
+        <w:t>I och inom 25 meter från avverkningsanmälan har följande 19 naturvårdsarter hittats: citronporing (VU), gränsticka (VU, T), rostskinn (VU), ulltickeporing (VU), brunpudrad nållav (NT, T), duvhök (NT, §4), gammelgransskål (NT, T), kortskaftad ärgspik (NT), kötticka (NT), rynkskinn (NT, T), skrovellav (NT, T), tretåig hackspett (NT, T, §4), ullticka (NT, T), bronshjon (S, T), bårdlav (S, T), gulnål (S, T), stuplav (S, T), vedticka (S, T) och orre (§4). Av dessa är 13 rödlistade. För rödlistade arter har rödlistekategorin angivits inom parentes. Arter som är signalarter enligt Skogsstyrelsen har markerats med (S). Typiska arter inom Natura 2000 som är kopplade till skogsekosystem har markerats med (T). För fridlysta arter anges även paragrafen i Artskyddsförordningen som arten är fridlyst enligt.</w:t>
+      </w:r>
+    </w:p>
+    <w:p>
+      <w:r>
+        <w:t>De påträffade naturvårdsarterna är ett tydligt kvitto på att det rör sig om en skog med höga naturvärden.</w:t>
+      </w:r>
+    </w:p>
+    <w:p>
+      <w:pPr>
+        <w:pStyle w:val="Heading2"/>
+      </w:pPr>
+      <w:r>
+        <w:t>Fridlysta arter</w:t>
+      </w:r>
+    </w:p>
+    <w:p>
+      <w:r>
+        <w:t>Följande fridlysta arter har sina livsmiljöer och växtplatser i den avverkningsanmälda skogen: duvhök (NT, §4), tretåig hackspett (NT, T, §4) och orre (§4).</w:t>
+      </w:r>
+    </w:p>
+    <w:p>
+      <w:r>
+        <w:t xml:space="preserve">Observera att medlemsländerna är skyldiga att agera i enlighet med EU:s fågeldirektiv där det uttryckligen står att direktivet gäller för fåglar samt för deras ägg, bon och </w:t>
+      </w:r>
+      <w:r>
+        <w:rPr>
+          <w:b/>
+        </w:rPr>
+        <w:t xml:space="preserve">livsmiljöer </w:t>
+      </w:r>
+      <w:r>
+        <w:t>(artikel 1). Vidare att de åtgärder som vidtas inte får leda till en försämring av den nuvarande situationen beträffande bevarandet av de fågelarter som avses i artikel 1 (artikel 13). Fågeldirektivet är styrande för tillsynsansvariga myndigheters ärendehantering, ställningstaganden och beslutsfattande.</w:t>
+      </w:r>
+    </w:p>
+    <w:p>
+      <w:r>
+        <w:rPr>
+          <w:b/>
+        </w:rPr>
+        <w:t>Duvhök (NT, §4)</w:t>
+      </w:r>
+      <w:r>
+        <w:t>, som är rödlistad som nära hotad, har minskat med 15 (0–30) % under de senaste 18 åren och minskningstakten för den svenska populationen bedöms vara nära gränsvärdet för sårbar (VU). Arten är starkt bunden till skogsmark och jagar helst inne i äldre skog. Den missgynnas av stora hyggen och täta planteringar. De gamla fåglarna är i huvudsak stationära i sina revir och boet läggs inne i tät, oftast äldre skog. Kantzoner mot öppen mark undviks och duvhöken, som är beroende av insynsskyddade boplatser, är därför känsligare för slutavverkning än flera andra rovfåglar. Friställande av boträd eller avverkning så att boplatsen blir exponerad mot öppen mark, medför att platsen överges. Eftersom duvhöken helst häckar i gammal skog, är dess häckningsplatser i princip alltid mer eller mindre hotade av skogsbruk och avverkningar (SLU Artdatabanken, 2026; Skogsstyrelsen 2016).</w:t>
+      </w:r>
+    </w:p>
+    <w:p>
+      <w:r>
+        <w:rPr>
+          <w:b/>
+        </w:rPr>
+        <w:t>Tretåig hackspett (NT, §4)</w:t>
+      </w:r>
+      <w:r>
+        <w:t xml:space="preserve"> är rödlistad som nära hotad och ingår i bilaga 1 i EU:s fågeldirektiv. Tretåig hackspett är för sin överlevnad beroende av kontinuerlig tillförsel av äldre döende och död ved, som sker genom naturliga självgallringsprocesser i äldre grannaturskogar och barrblandade naturskogar. Om en skog genom skogsbruk gallras eller glesas ur så upphör och uteblir i stort sett den naturliga självgallringsprocessen för mycket lång tid framöver vilket omöjliggör upprätthållandet av den kontinuerliga ekologiska funktionen i ett område. Det finns studier som visar att naturskogens självgallringsprocess som den tretåiga hackspetten är beroende av, inte kan ersättas med efterlämnad hänsyn i skogsbruket (Imbeau &amp; Desrochers, 2002). Storleken på häckningsreviret varierar med skogstypen, förekomsten av död ved och graden av fragmentering, men är i allmänhet i storleksordningen 25–100 hektar. Vintertid krävs ofta betydligt större områden och det finns studier som antyder att arten behöver minst 100 hektar äldre skog. I områden med låg bonitet kan det behövas över 200 hektar lämpligt habitat för att ett par ska kunna reproducera sig. Områden med dokumenterad permanent förekomst i naturskogsmiljöer har vanligen så stora naturvärden att skogsbruk är olämpligt. Tretåig hackspett är typisk art för </w:t>
+      </w:r>
+      <w:r>
+        <w:rPr>
+          <w:i/>
+        </w:rPr>
+        <w:t xml:space="preserve">9010 Taiga, 9740 Skogsbevuxen myr, 9030 Landhöjningsskog </w:t>
+      </w:r>
+      <w:r>
+        <w:t xml:space="preserve">och </w:t>
+      </w:r>
+      <w:r>
+        <w:rPr>
+          <w:i/>
+        </w:rPr>
+        <w:t>9040 Fjällbjörkskog</w:t>
+      </w:r>
+      <w:r>
+        <w:t xml:space="preserve"> (Skogsstyrelsen, 2016; SLU Artdatabanken, 2024).</w:t>
+      </w:r>
+    </w:p>
+    <w:p>
+      <w:r>
+        <w:t>I BILAGA 1 finns mer detaljerad information om ekologi samt krav på livsmiljö hos fridlysta arter.</w:t>
+      </w:r>
+    </w:p>
+    <w:p>
+      <w:pPr>
+        <w:pStyle w:val="Heading2"/>
+      </w:pPr>
+      <w:r>
+        <w:t>Övriga naturvårdsarter</w:t>
       </w:r>
     </w:p>
     <w:p>
@@ -297,6 +391,35 @@
       </w:r>
       <w:r>
         <w:t>är en mycket sällsynt vednedbrytare i liggande, murkna stammar av gran och tall i frisk till fuktig barrskog. Artens missgynnas av avverkning och minskad tillgång på döda träd. Arten bör eftersökas i lämpliga naturskogar i Norrland så att dess status bättre kan beläggas. I väntan på detta bör alla kända växtplatser hållas under uppsikt och skydd övervägas vid påkallat behov (SLU Artdatabanken, 2024).</w:t>
+      </w:r>
+    </w:p>
+    <w:p>
+      <w:r>
+        <w:rPr>
+          <w:b/>
+        </w:rPr>
+        <w:t>Rynkskinn (NT)</w:t>
+      </w:r>
+      <w:r>
+        <w:t xml:space="preserve"> är en vednedbrytare som växer på grova granlågor och ingår i en karaktäristisk association av vedsvampar knutna till urskogsartade barrskogar. Den har klassificerats som en “urskogsindikator” och är placerad i toppen av Skogsstyrelsens värdepyramid för bedömning av skog med höga naturvärden. Allt tyder på att rynkskinn är mycket känslig för skogliga ingrepp och lokalerna, som oftast har höga biologiska kvaliteter, bör lämnas till fri utveckling. Rynkskinn är typisk art för </w:t>
+      </w:r>
+      <w:r>
+        <w:rPr>
+          <w:i/>
+        </w:rPr>
+        <w:t xml:space="preserve">9010 Taiga, 9050 Näringsrik granskog </w:t>
+      </w:r>
+      <w:r>
+        <w:t>och</w:t>
+      </w:r>
+      <w:r>
+        <w:rPr>
+          <w:i/>
+        </w:rPr>
+        <w:t xml:space="preserve"> 9030 Landhöjningsskog</w:t>
+      </w:r>
+      <w:r>
+        <w:t xml:space="preserve"> (Nitare &amp; Skogsstyrelsen, 2019; SLU Artdatabanken, 2026).</w:t>
       </w:r>
     </w:p>
     <w:p>
@@ -507,60 +630,71 @@
         <w:pStyle w:val="Heading1"/>
       </w:pPr>
       <w:r>
-        <w:t>Fridlysta arter</w:t>
+        <w:t>Typiska arter och EU:s art- och habitatdirektiv</w:t>
       </w:r>
     </w:p>
     <w:p>
       <w:r>
-        <w:t>Följande fridlysta arter har sina livsmiljöer och växtplatser i den avverkningsanmälda skogen: tretåig hackspett (NT, §4).</w:t>
+        <w:t>Typiska arter används för att lokalisera områden med gynnsam bevarandestatus för de naturtyper som är listade i EU:s art- och habitatdirektiv. Ett exempel är Västlig taiga (EU-kod 9010) som saknar gynnsam bevarandestatus och minskar starkt som naturtyp i Sverige. Naturvårdsverket skriver i sin vägledning för Västlig taiga att dylika miljöer förutsätter normalt att skogarna skyddas långsiktigt, eftersom skogsbruk inte är förenligt med bevarande av naturtypen i gynnsamt tillstånd (Naturvårdsverket, 2011).</w:t>
       </w:r>
     </w:p>
     <w:p>
       <w:r>
-        <w:t xml:space="preserve">Observera att medlemsländerna är skyldiga att agera i enlighet med EU:s fågeldirektiv där det uttryckligen står att direktivet gäller för fåglar samt för deras ägg, bon och </w:t>
+        <w:t>Följande typiska arter har sina livsmiljöer och växtplatser i den avverkningsanmälda skogen: gränsticka (VU, T), brunpudrad nållav (NT, T), gammelgransskål (NT, T), rynkskinn (NT, T), skrovellav (NT, T), tretåig hackspett (NT, T, §4), ullticka (NT, T), bronshjon (S, T), bårdlav (S, T), gulnål (S, T), stuplav (S, T) och vedticka (S, T).</w:t>
+      </w:r>
+    </w:p>
+    <w:p>
+      <w:r>
+        <w:t>Enligt Sveriges Artikel 17 rapportering 2013 och 2019 till EU, har naturtypen Västlig taiga (9010) dålig bevarandestatus med negativ trend inom Sveriges boreala region. Skogsbruksåtgärder som avverkning, röjning och gallring pekas ut som några av de främst bidragande orsakerna till naturtypens dåliga status och negativa trend (SLU Artdatabanken, 2019). I EU:s uppföljning av tillståndet för naturtyperna i Skandinavien 2013 – 2018 framgår det att i den boreala regionen är tillståndet så dåligt för Västlig taiga (9010) att habitatet löper allvarlig risk att försvinna regionalt (EEA, 2022). Det allvarliga läget för den biologiska mångfalden i skogen framhålls även i Skogsstyren rapport 2026/07:</w:t>
+      </w:r>
+    </w:p>
+    <w:p>
+      <w:r>
+        <w:rPr>
+          <w:i/>
+        </w:rPr>
+        <w:t>"All avverkning av kända skogliga värdekärnor och sannolika kontinuitetsskogar behöver upphöra för att fylla bristen om 1,56 miljoner hektar bevarad livsmiljötyp. På grund av begränsade kvarvarande arealer av värdekärnor, naturskogar och kontinuitetsskogar leder fortsatt förlust av dessa till en påtaglig risk för långsiktigt negativa effekter för biologisk mångfald i skogslandskapet. Att de återstående arealerna bevaras och ges ett långsiktigt skydd bedöms därför vara av avgörande betydelse."</w:t>
+      </w:r>
+      <w:r>
+        <w:t xml:space="preserve"> (Skogsstyrelsen, 2026).</w:t>
+      </w:r>
+    </w:p>
+    <w:p>
+      <w:r>
+        <w:t>Trots detta har statusen för Västlig taiga ändrats till otillräcklig i stället för dålig i den senaste Artikel 17 rapporteringen 2025. Av Naturvårdsverkets rapport framgår det dock att de ändrade statusbedömningarna jämfört med rapporteringen 2019 inte beror på faktiska miljöförändringar. Ändringarna är av teknisk karaktär och främst en följd av resultaten från genomförda regeringsuppdrag och beslut inför rapporteringen 2025. Det är alltså politisk styrning i stället för faktiska förhållanden i naturen som ändrat på naturtypernas status i rapporteringen, vilket rimmar dåligt med såväl art- och habitatdirektivets syften och mål som med naturrestaureringsförordningen. I praktiken har dock Sveriges nya sätt att rapportera bevarandestatus till EU inte någon betydelse eftersom Naturvårdsverkets rapportering 2025 visar att Västlig taiga</w:t>
       </w:r>
       <w:r>
         <w:rPr>
           <w:b/>
         </w:rPr>
-        <w:t xml:space="preserve">livsmiljöer </w:t>
-      </w:r>
-      <w:r>
-        <w:t>(artikel 1). Vidare att de åtgärder som vidtas inte får leda till en försämring av den nuvarande situationen beträffande bevarandet av de fågelarter som avses i artikel 1 (artikel 13). Fågeldirektivet är styrande för tillsynsansvariga myndigheters ärendehantering, ställningstaganden och beslutsfattande.</w:t>
+        <w:t xml:space="preserve"> </w:t>
+      </w:r>
+      <w:r>
+        <w:t>inte har gynnsam bevarandestatus.</w:t>
       </w:r>
     </w:p>
     <w:p>
+      <w:r>
+        <w:t>Åtgärder som vidtas i enlighet med art- och habitatdirektivet ska enligt Artikel 2 syfta till att bibehålla eller återställa en gynnsam bevarandestatus hos livsmiljöer samt arter och vilda djur och växter av gemenskapsintresse. Enligt prejudikat från EU-domstolen ska en skogsbruksverksamhet utföras på ett sådant sätt som utgör ett förebyggande och hållbart skogsbruk för att betraktas som förenlig med bevarandekraven i direktivet (se EU-domstolens dom i de förenade målen C 473-19 och C 474-19).</w:t>
+      </w:r>
+    </w:p>
+    <w:p>
+      <w:r>
+        <w:t xml:space="preserve">Av artikel 1.e samma direktiv framgår att en livsmiljös bevarandestatus anses " gynnsam" när — dess naturliga utbredningsområde och de ytor den täcker inom detta område är stabila eller ökande, och — den särskilda struktur och de särskilda funktioner som är nödvändiga för att den skall kunna bibehållas på lång sikt finns, och sannolikt kommer att finnas under en överskådlig framtid, och — bevarandestatusen hos dess </w:t>
+      </w:r>
       <w:r>
         <w:rPr>
           <w:b/>
         </w:rPr>
-        <w:t>Tretåig hackspett (NT, §4)</w:t>
-      </w:r>
-      <w:r>
-        <w:t xml:space="preserve"> är rödlistad som nära hotad och ingår i bilaga 1 i EU:s fågeldirektiv. Tretåig hackspett är för sin överlevnad beroende av kontinuerlig tillförsel av äldre döende och död ved, som sker genom naturliga självgallringsprocesser i äldre grannaturskogar och barrblandade naturskogar. Om en skog genom skogsbruk gallras eller glesas ur så upphör och uteblir i stort sett den naturliga självgallringsprocessen för mycket lång tid framöver vilket omöjliggör upprätthållandet av den kontinuerliga ekologiska funktionen i ett område. Det finns studier som visar att naturskogens självgallringsprocess som den tretåiga hackspetten är beroende av, inte kan ersättas med efterlämnad hänsyn i skogsbruket (Imbeau &amp; Desrochers, 2002). Storleken på häckningsreviret varierar med skogstypen, förekomsten av död ved och graden av fragmentering, men är i allmänhet i storleksordningen 25–100 hektar. Vintertid krävs ofta betydligt större områden och det finns studier som antyder att arten behöver minst 100 hektar äldre skog. I områden med låg bonitet kan det behövas över 200 hektar lämpligt habitat för att ett par ska kunna reproducera sig. Områden med dokumenterad permanent förekomst i naturskogsmiljöer har vanligen så stora naturvärden att skogsbruk är olämpligt. Tretåig hackspett är typisk art för </w:t>
-      </w:r>
-      <w:r>
-        <w:rPr>
-          <w:i/>
-        </w:rPr>
-        <w:t xml:space="preserve">9010 Taiga, 9740 Skogsbevuxen myr, 9030 Landhöjningsskog </w:t>
-      </w:r>
-      <w:r>
-        <w:t xml:space="preserve">och </w:t>
-      </w:r>
-      <w:r>
-        <w:rPr>
-          <w:i/>
-        </w:rPr>
-        <w:t>9040 Fjällbjörkskog</w:t>
-      </w:r>
-      <w:r>
-        <w:t xml:space="preserve"> (Skogsstyrelsen, 2016; SLU Artdatabanken, 2024).</w:t>
+        <w:t>typiska arter</w:t>
+      </w:r>
+      <w:r>
+        <w:t xml:space="preserve"> är gynnsam enligt definitionen i artikel 1.i.</w:t>
       </w:r>
     </w:p>
     <w:p>
       <w:r>
-        <w:t>I BILAGA 1 finns mer detaljerad information om ekologi samt krav på livsmiljö hos fridlysta arter.</w:t>
+        <w:t>EU-direktiv är bindande för EU:s medlemsländer varvid det ankommer på Skogsstyrelsen som nationell tillsynsmyndighet att beakta syftet med EU:s art- och habitatdirektiv vid prövningen av en skogsbruksverksamhet, se Rådets direktiv 92/43/EEG. Se ytterligare information om EU:s livsmiljödirektiv i bilaga 2.</w:t>
       </w:r>
     </w:p>
     <w:p>
@@ -583,69 +717,27 @@
         <w:pStyle w:val="Heading1"/>
       </w:pPr>
       <w:r>
-        <w:t>Tretåig hackspett – ekologi samt krav på livsmiljön</w:t>
+        <w:t>Duvhök – ekologi samt krav på livsmiljön</w:t>
       </w:r>
     </w:p>
     <w:p>
       <w:r>
-        <w:t xml:space="preserve">Tretåig hackspett (NT) är fridlyst enligt §4 Artskyddsförordningen och finns med som prioriterad art i Skogsstyrelsen vägledning för skogsbruket (bilaga 4 till SVL). I vägledningen står bland annat att: </w:t>
-      </w:r>
-      <w:r>
-        <w:rPr>
-          <w:i/>
-        </w:rPr>
-        <w:t xml:space="preserve">“Tretåig hackspett har stora arealkrav och höga krav på sin livsmiljö. Omdaningen av naturskogar till kulturskogar medför en förlust av viktiga miljöer, något som förstärks av ökad fragmentering till följd av avverkningar.” </w:t>
-      </w:r>
-      <w:r>
-        <w:t xml:space="preserve">Vidare att: </w:t>
-      </w:r>
-      <w:r>
-        <w:rPr>
-          <w:i/>
-        </w:rPr>
-        <w:t>“Områden med dokumenterad permanent förekomst i naturskogsmiljöer har vanligen så stora naturvärden att skogsbruk är olämpligt”</w:t>
-      </w:r>
-      <w:r>
-        <w:t xml:space="preserve"> (SLU Artdatabanken, 2024; Skogsstyrelsen, 2016)</w:t>
-      </w:r>
-      <w:r>
-        <w:rPr>
-          <w:i/>
-        </w:rPr>
-        <w:t>.</w:t>
+        <w:t>Duvhök (NT, §4) är rödlistad som nära hotad och fridlyst enligt 4§ artskyddsförordningen. Arten har minskat med 15 (0–30) % under de senaste 18 åren och minskningstakten för den svenska populationen bedöms vara nära gränsvärdet för sårbar (VU). Bedömningen baseras på direkt observation, ett för arten lämpligt abundansindex och minskad geografisk utbredning och/eller försämrad habitatkvalitet (allt yngre och tätare skogar vilket försvårar för boplacering samt missgynnar jaktmöjligheterna) (SLU Artdatabanken, 2026).</w:t>
       </w:r>
     </w:p>
     <w:p>
       <w:r>
-        <w:t>Tretåig hackspett är beroende av större sammanhängande naturskogar med kontinuerlig tillgång och nybildning av död ved och fragmentering av livsmiljöerna utgör ett stort hot mot arten (se exempelvis Stachura-Skierczynska et al., 2009; Wesolowski et al., 2005; Butler et al., 2004; Pakkala et al., 2002; Amcoff et al., 1996; Virkkala, 1991). Det finns studier som visar att naturskogens självgallringsprocess som den tretåiga hackspetten är beroende av, inte kan ersättas med efterlämnad hänsyn i skogsbruket (Imbeau &amp; Desrochers, 2002).</w:t>
+        <w:t>Duvhöken är starkt bunden till skogsmark, såväl för häckning som födosök. Den påträffas oftast i större skogsområden med äldre skog, men kan ibland även häcka i dungar i områden dominerade av öppen mark. De gamla fåglarna är i huvudsak stationära i sina revir. Duvhöken jagar helst inne i äldre skog och missgynnas av stora hyggen och täta planteringar (Skogsstyrelsen, 2016).</w:t>
       </w:r>
     </w:p>
     <w:p>
       <w:r>
-        <w:t>Permanenta revir av tretåig hackspett karaktäriseras ofta av artens typiska ringformigt ordnade hackmärken på framför allt gamla granar. För att säkerställa att inte revir av tretåig hackspett drabbas av avverkningsplanerna bör en inventering göras i området både under häckningstid och under vintern, då arten utnyttjar betydligt större områden än under sommarens häckningsrevir. Storleken på häckningsreviret varierar med skogstypen, förekomsten av död ved och graden av fragmentering, men är i allmänhet i storleksordningen 25–100 hektar (SLU Artdatabanken, 2024; Skogsstyrelsen, 2016).</w:t>
+        <w:t>Boet läggs inne i tät, oftast äldre skog. Kantzoner mot öppen mark undviks och duvhöken är därför känsligare för slutavverkning än flera andra rovfåglar. Boträdet måste vara grovgrenigt och är oftast en äldre gran eller tall, i sydligaste Sverige är bok vanligt. Duvhöken är beroende av insynsskyddade boplatser. Friställande av boträd eller avverkning så att boplatsen är exponerad mot öppen mark, medför att platsen överges. Samma bo kan användas flera år i rad, men likt andra rovfåglar har den normalt ett eller flera alternativa bon (Skogsstyrelsen, 2016). Eftersom duvhöken helst häckar i gammal skog, är dess häckningsplatser i princip alltid mer eller mindre hotade av skogsbruk och avverkningar (SLU Artdatabanken, 2026).</w:t>
       </w:r>
     </w:p>
     <w:p>
       <w:r>
-        <w:t xml:space="preserve">Förutom fridlysning enligt §4 Artskyddsförordningen är tretåig hackspett även förtecknad i EU:s fågeldirektiv bilaga 1. Den är typisk art för </w:t>
-      </w:r>
-      <w:r>
-        <w:rPr>
-          <w:i/>
-        </w:rPr>
-        <w:t xml:space="preserve">9010 Taiga, 9740 Skogsbevuxen myr, 9030 Landhöjningsskog </w:t>
-      </w:r>
-      <w:r>
-        <w:t xml:space="preserve">och </w:t>
-      </w:r>
-      <w:r>
-        <w:rPr>
-          <w:i/>
-        </w:rPr>
-        <w:t>9040 Fjällbjörkskog</w:t>
-      </w:r>
-      <w:r>
-        <w:t xml:space="preserve"> samt ingår i Natura 2000 och är förtecknad i Bernkonventionen bilaga II (strikt skyddade djurarter) (SLU Artdatabanken, 2024; Skogsstyrelsen, 2016).</w:t>
+        <w:t>Den viktigaste begränsande faktorn för duvhökspopulationen i stort är födan och ett allvarligare problem är därför den av skogsbruket orsakade storskaliga omvandlingen och utarmningen av skogslandskapet, som kan påverka såväl duvhökens möjlighet att jaga som förekomsten av viktiga byten. Duvhökens jaktteknik gör den beroende av landskapets utformning och sammansättning och dess preferens för gammal skog tyder på att den är anpassad till att jaga i skog som är “lagom” tät. I öppnare biotoper, till exempel hyggen, kommer dess jaktteknik inte till sin rätt och i tätare biotoper, t.ex. ungskogar, har den relativt stora duvhöken svårt att manövrera (SLU Artdatabanken, 2026).</w:t>
       </w:r>
     </w:p>
     <w:p>
@@ -653,79 +745,26 @@
         <w:pStyle w:val="Heading2"/>
       </w:pPr>
       <w:r>
-        <w:t>Referenser – tretåig hackspett</w:t>
+        <w:t>Referenser – duvhök</w:t>
       </w:r>
     </w:p>
     <w:p>
       <w:r>
-        <w:t xml:space="preserve">Amcoff, M. &amp; Eriksson, P. 1996. </w:t>
+        <w:t xml:space="preserve">Skogsstyrelsen, 2016. </w:t>
       </w:r>
       <w:r>
         <w:rPr>
           <w:i/>
         </w:rPr>
-        <w:t xml:space="preserve">Förekomst av tretåig hackspett Picoides tridactylus på bestånds- och landskapsnivå. </w:t>
-      </w:r>
-      <w:r>
-        <w:t>Ornis Svecica 6: 107–119.</w:t>
+        <w:t xml:space="preserve">Duvhök – Vägledning för hänsyn till fåglar. </w:t>
+      </w:r>
+      <w:r>
+        <w:t>https://www.skogsstyrelsen.se/globalassets/lag-och-tillsyn/artskydd/vagledningar-for-hansyn-till-faglar/duvhok-vagledning-hansyn2.pdf</w:t>
       </w:r>
     </w:p>
     <w:p>
       <w:r>
-        <w:t xml:space="preserve">Butler, R., Angelstam, P., Ekelund, P. &amp; Schlaeffer, R. 2004. </w:t>
-      </w:r>
-      <w:r>
-        <w:rPr>
-          <w:i/>
-        </w:rPr>
-        <w:t xml:space="preserve">Dead wood threshold values for the three-toed woodpecker presence in boreal and sub-Alpine forest. </w:t>
-      </w:r>
-      <w:r>
-        <w:t>Biological conservation 119(3): 305–318.</w:t>
-      </w:r>
-    </w:p>
-    <w:p>
-      <w:r>
-        <w:t xml:space="preserve">Imbeau, L. &amp; Desrochers, A. 2002. </w:t>
-      </w:r>
-      <w:r>
-        <w:rPr>
-          <w:i/>
-        </w:rPr>
-        <w:t xml:space="preserve">Foraging Ecology and Use of Drumming Trees by Three-Toed Woodpeckers. </w:t>
-      </w:r>
-      <w:r>
-        <w:t>The Journal of Wildlife Management. Vol. 66, No. 1 (Jan., 2002), pp. 222–231.</w:t>
-      </w:r>
-    </w:p>
-    <w:p>
-      <w:r>
-        <w:t xml:space="preserve">Pakkala, T., Hanski, I. &amp; Tomppo, E. 2002. </w:t>
-      </w:r>
-      <w:r>
-        <w:rPr>
-          <w:i/>
-        </w:rPr>
-        <w:t xml:space="preserve">Spatial ecology of the three-toed woodpecker in managed forest landscapes. </w:t>
-      </w:r>
-      <w:r>
-        <w:t>Silva Fennica 36(1): 279–288.</w:t>
-      </w:r>
-    </w:p>
-    <w:p>
-      <w:r>
-        <w:t xml:space="preserve">Skogsstyrelsen, 2016. </w:t>
-      </w:r>
-      <w:r>
-        <w:rPr>
-          <w:i/>
-        </w:rPr>
-        <w:t>Vägledning för hänsyn till fåglar – Tretåig hackspett.</w:t>
-      </w:r>
-    </w:p>
-    <w:p>
-      <w:r>
-        <w:t xml:space="preserve">SLU Artdatabanken, 2024. </w:t>
+        <w:t xml:space="preserve">SLU Artdatabanken, 2026. </w:t>
       </w:r>
       <w:r>
         <w:rPr>
@@ -734,49 +773,7 @@
         <w:t xml:space="preserve">Artfaktablad. Naturvård – artfakta. </w:t>
       </w:r>
       <w:r>
-        <w:t>SLU Artdatabanken, Uppsala.</w:t>
-      </w:r>
-    </w:p>
-    <w:p>
-      <w:r>
-        <w:t xml:space="preserve">Stachura-Skierczynska, K., Tumiel, T. &amp; Skierczynski, M. 2009. </w:t>
-      </w:r>
-      <w:r>
-        <w:rPr>
-          <w:i/>
-        </w:rPr>
-        <w:t xml:space="preserve">Habitat prediction model for three-toed woodpecker and its implications for the conservation of biologically valuable forests. </w:t>
-      </w:r>
-      <w:r>
-        <w:t>Forest Ecology and Management 258(5): 697–703.</w:t>
-      </w:r>
-    </w:p>
-    <w:p>
-      <w:r>
-        <w:t xml:space="preserve">Virkkala, R. 1991. </w:t>
-      </w:r>
-      <w:r>
-        <w:rPr>
-          <w:i/>
-        </w:rPr>
-        <w:t xml:space="preserve">Population trends of forest birds in a Finnish Lapland landscape of large habitat blocks – Consequences of stochastic environmental variation or regional habitat alteration. </w:t>
-      </w:r>
-      <w:r>
-        <w:t>Biological conservation 56(2): 223–240.</w:t>
-      </w:r>
-    </w:p>
-    <w:p>
-      <w:r>
-        <w:t xml:space="preserve">Wesolowski, T., Czeszczewik, D. &amp; Rowinski, P. 2005. </w:t>
-      </w:r>
-      <w:r>
-        <w:rPr>
-          <w:i/>
-        </w:rPr>
-        <w:t xml:space="preserve">Effects of forest management on Three-toed Woodpecker Picoides tridactylus distribution in the Bialowieza Forest (NE Poland): conservation implications. </w:t>
-      </w:r>
-      <w:r>
-        <w:t>Acta Ornithologica 40(1): 53–60.</w:t>
+        <w:t>SLU Artdatabanken, Uppsala</w:t>
       </w:r>
     </w:p>
     <w:p>
@@ -784,53 +781,69 @@
         <w:pStyle w:val="Heading1"/>
       </w:pPr>
       <w:r>
-        <w:t>Ulltickeporing – ekologi samt krav på livsmiljön</w:t>
+        <w:t>Tretåig hackspett – ekologi samt krav på livsmiljön</w:t>
       </w:r>
     </w:p>
     <w:p>
       <w:r>
-        <w:t xml:space="preserve">Ulltickeporing </w:t>
+        <w:t xml:space="preserve">Tretåig hackspett (NT) är fridlyst enligt §4 Artskyddsförordningen och finns med som prioriterad art i Skogsstyrelsen vägledning för skogsbruket (bilaga 4 till SVL). I vägledningen står bland annat att: </w:t>
       </w:r>
       <w:r>
         <w:rPr>
           <w:i/>
         </w:rPr>
-        <w:t>Skeletocutis brevispora</w:t>
-      </w:r>
-      <w:r>
-        <w:t xml:space="preserve"> (VU), rödlistad som sårbar, växer på ullticka (NT) i naturskogsartade granskogar. Avverkning av naturskogslika miljöer och av grova granar där ulltickeporing förekommer är ett direkt hot mot artens fortlevnad Alla skogliga åtgärder som innebär att lågor och döda eller skadade träd tas bort missgynnar arten. På sikt är minskad tillgång till lämpligt substrat och krympande areal av naturskog ett hot, framförallt råder brist på grov ved som lågor i sena nedbrytningsstadier. Ytterligare fragmentering av skogslandskapet minskar artens möjligheter till spridning. Gamla granskogar som hyser arten undantas helt från skogsbruk (SLU Artdatabanken, 2026).</w:t>
-      </w:r>
-    </w:p>
-    <w:p>
-      <w:r>
-        <w:t xml:space="preserve">Ulltickeporingen har nyligen delats upp i de tre olika arterna ulltickeporing </w:t>
+        <w:t xml:space="preserve">“Tretåig hackspett har stora arealkrav och höga krav på sin livsmiljö. Omdaningen av naturskogar till kulturskogar medför en förlust av viktiga miljöer, något som förstärks av ökad fragmentering till följd av avverkningar.” </w:t>
+      </w:r>
+      <w:r>
+        <w:t xml:space="preserve">Vidare att: </w:t>
       </w:r>
       <w:r>
         <w:rPr>
           <w:i/>
         </w:rPr>
-        <w:t xml:space="preserve">Skeletocutis brevispora </w:t>
-      </w:r>
-      <w:r>
-        <w:t>(VU)</w:t>
+        <w:t>“Områden med dokumenterad permanent förekomst i naturskogsmiljöer har vanligen så stora naturvärden att skogsbruk är olämpligt”</w:t>
+      </w:r>
+      <w:r>
+        <w:t xml:space="preserve"> (SLU Artdatabanken, 2024; Skogsstyrelsen, 2016)</w:t>
       </w:r>
       <w:r>
         <w:rPr>
           <w:i/>
         </w:rPr>
-        <w:t>, Skeletocutis delicata</w:t>
-      </w:r>
-      <w:r>
-        <w:t xml:space="preserve"> (VU)</w:t>
+        <w:t>.</w:t>
+      </w:r>
+    </w:p>
+    <w:p>
+      <w:r>
+        <w:t>Tretåig hackspett är beroende av större sammanhängande naturskogar med kontinuerlig tillgång och nybildning av död ved och fragmentering av livsmiljöerna utgör ett stort hot mot arten (se exempelvis Stachura-Skierczynska et al., 2009; Wesolowski et al., 2005; Butler et al., 2004; Pakkala et al., 2002; Amcoff et al., 1996; Virkkala, 1991). Det finns studier som visar att naturskogens självgallringsprocess som den tretåiga hackspetten är beroende av, inte kan ersättas med efterlämnad hänsyn i skogsbruket (Imbeau &amp; Desrochers, 2002).</w:t>
+      </w:r>
+    </w:p>
+    <w:p>
+      <w:r>
+        <w:t>Permanenta revir av tretåig hackspett karaktäriseras ofta av artens typiska ringformigt ordnade hackmärken på framför allt gamla granar. För att säkerställa att inte revir av tretåig hackspett drabbas av avverkningsplanerna bör en inventering göras i området både under häckningstid och under vintern, då arten utnyttjar betydligt större områden än under sommarens häckningsrevir. Storleken på häckningsreviret varierar med skogstypen, förekomsten av död ved och graden av fragmentering, men är i allmänhet i storleksordningen 25–100 hektar (SLU Artdatabanken, 2024; Skogsstyrelsen, 2016).</w:t>
+      </w:r>
+    </w:p>
+    <w:p>
+      <w:r>
+        <w:t xml:space="preserve">Förutom fridlysning enligt §4 Artskyddsförordningen är tretåig hackspett även förtecknad i EU:s fågeldirektiv bilaga 1. Den är typisk art för </w:t>
       </w:r>
       <w:r>
         <w:rPr>
           <w:i/>
         </w:rPr>
-        <w:t xml:space="preserve"> och Skeletocutis exilis</w:t>
-      </w:r>
-      <w:r>
-        <w:t xml:space="preserve"> (NT) (SLU Artdatabanken, 2026; Miettinen &amp; Niemelä, 2018).</w:t>
+        <w:t xml:space="preserve">9010 Taiga, 9740 Skogsbevuxen myr, 9030 Landhöjningsskog </w:t>
+      </w:r>
+      <w:r>
+        <w:t xml:space="preserve">och </w:t>
+      </w:r>
+      <w:r>
+        <w:rPr>
+          <w:i/>
+        </w:rPr>
+        <w:t>9040 Fjällbjörkskog</w:t>
+      </w:r>
+      <w:r>
+        <w:t xml:space="preserve"> samt ingår i Natura 2000 och är förtecknad i Bernkonventionen bilaga II (strikt skyddade djurarter) (SLU Artdatabanken, 2024; Skogsstyrelsen, 2016).</w:t>
       </w:r>
     </w:p>
     <w:p>
@@ -838,6 +851,191 @@
         <w:pStyle w:val="Heading2"/>
       </w:pPr>
       <w:r>
+        <w:t>Referenser – tretåig hackspett</w:t>
+      </w:r>
+    </w:p>
+    <w:p>
+      <w:r>
+        <w:t xml:space="preserve">Amcoff, M. &amp; Eriksson, P. 1996. </w:t>
+      </w:r>
+      <w:r>
+        <w:rPr>
+          <w:i/>
+        </w:rPr>
+        <w:t xml:space="preserve">Förekomst av tretåig hackspett Picoides tridactylus på bestånds- och landskapsnivå. </w:t>
+      </w:r>
+      <w:r>
+        <w:t>Ornis Svecica 6: 107–119.</w:t>
+      </w:r>
+    </w:p>
+    <w:p>
+      <w:r>
+        <w:t xml:space="preserve">Butler, R., Angelstam, P., Ekelund, P. &amp; Schlaeffer, R. 2004. </w:t>
+      </w:r>
+      <w:r>
+        <w:rPr>
+          <w:i/>
+        </w:rPr>
+        <w:t xml:space="preserve">Dead wood threshold values for the three-toed woodpecker presence in boreal and sub-Alpine forest. </w:t>
+      </w:r>
+      <w:r>
+        <w:t>Biological conservation 119(3): 305–318.</w:t>
+      </w:r>
+    </w:p>
+    <w:p>
+      <w:r>
+        <w:t xml:space="preserve">Imbeau, L. &amp; Desrochers, A. 2002. </w:t>
+      </w:r>
+      <w:r>
+        <w:rPr>
+          <w:i/>
+        </w:rPr>
+        <w:t xml:space="preserve">Foraging Ecology and Use of Drumming Trees by Three-Toed Woodpeckers. </w:t>
+      </w:r>
+      <w:r>
+        <w:t>The Journal of Wildlife Management. Vol. 66, No. 1 (Jan., 2002), pp. 222–231.</w:t>
+      </w:r>
+    </w:p>
+    <w:p>
+      <w:r>
+        <w:t xml:space="preserve">Pakkala, T., Hanski, I. &amp; Tomppo, E. 2002. </w:t>
+      </w:r>
+      <w:r>
+        <w:rPr>
+          <w:i/>
+        </w:rPr>
+        <w:t xml:space="preserve">Spatial ecology of the three-toed woodpecker in managed forest landscapes. </w:t>
+      </w:r>
+      <w:r>
+        <w:t>Silva Fennica 36(1): 279–288.</w:t>
+      </w:r>
+    </w:p>
+    <w:p>
+      <w:r>
+        <w:t xml:space="preserve">Skogsstyrelsen, 2016. </w:t>
+      </w:r>
+      <w:r>
+        <w:rPr>
+          <w:i/>
+        </w:rPr>
+        <w:t>Vägledning för hänsyn till fåglar – Tretåig hackspett.</w:t>
+      </w:r>
+    </w:p>
+    <w:p>
+      <w:r>
+        <w:t xml:space="preserve">SLU Artdatabanken, 2024. </w:t>
+      </w:r>
+      <w:r>
+        <w:rPr>
+          <w:i/>
+        </w:rPr>
+        <w:t xml:space="preserve">Artfaktablad. Naturvård – artfakta. </w:t>
+      </w:r>
+      <w:r>
+        <w:t>SLU Artdatabanken, Uppsala.</w:t>
+      </w:r>
+    </w:p>
+    <w:p>
+      <w:r>
+        <w:t xml:space="preserve">Stachura-Skierczynska, K., Tumiel, T. &amp; Skierczynski, M. 2009. </w:t>
+      </w:r>
+      <w:r>
+        <w:rPr>
+          <w:i/>
+        </w:rPr>
+        <w:t xml:space="preserve">Habitat prediction model for three-toed woodpecker and its implications for the conservation of biologically valuable forests. </w:t>
+      </w:r>
+      <w:r>
+        <w:t>Forest Ecology and Management 258(5): 697–703.</w:t>
+      </w:r>
+    </w:p>
+    <w:p>
+      <w:r>
+        <w:t xml:space="preserve">Virkkala, R. 1991. </w:t>
+      </w:r>
+      <w:r>
+        <w:rPr>
+          <w:i/>
+        </w:rPr>
+        <w:t xml:space="preserve">Population trends of forest birds in a Finnish Lapland landscape of large habitat blocks – Consequences of stochastic environmental variation or regional habitat alteration. </w:t>
+      </w:r>
+      <w:r>
+        <w:t>Biological conservation 56(2): 223–240.</w:t>
+      </w:r>
+    </w:p>
+    <w:p>
+      <w:r>
+        <w:t xml:space="preserve">Wesolowski, T., Czeszczewik, D. &amp; Rowinski, P. 2005. </w:t>
+      </w:r>
+      <w:r>
+        <w:rPr>
+          <w:i/>
+        </w:rPr>
+        <w:t xml:space="preserve">Effects of forest management on Three-toed Woodpecker Picoides tridactylus distribution in the Bialowieza Forest (NE Poland): conservation implications. </w:t>
+      </w:r>
+      <w:r>
+        <w:t>Acta Ornithologica 40(1): 53–60.</w:t>
+      </w:r>
+    </w:p>
+    <w:p>
+      <w:pPr>
+        <w:pStyle w:val="Heading1"/>
+      </w:pPr>
+      <w:r>
+        <w:t>Ulltickeporing – ekologi samt krav på livsmiljön</w:t>
+      </w:r>
+    </w:p>
+    <w:p>
+      <w:r>
+        <w:t xml:space="preserve">Ulltickeporing </w:t>
+      </w:r>
+      <w:r>
+        <w:rPr>
+          <w:i/>
+        </w:rPr>
+        <w:t>Skeletocutis brevispora</w:t>
+      </w:r>
+      <w:r>
+        <w:t xml:space="preserve"> (VU), rödlistad som sårbar, växer på ullticka (NT) i naturskogsartade granskogar. Avverkning av naturskogslika miljöer och av grova granar där ulltickeporing förekommer är ett direkt hot mot artens fortlevnad Alla skogliga åtgärder som innebär att lågor och döda eller skadade träd tas bort missgynnar arten. På sikt är minskad tillgång till lämpligt substrat och krympande areal av naturskog ett hot, framförallt råder brist på grov ved som lågor i sena nedbrytningsstadier. Ytterligare fragmentering av skogslandskapet minskar artens möjligheter till spridning. Gamla granskogar som hyser arten undantas helt från skogsbruk (SLU Artdatabanken, 2026).</w:t>
+      </w:r>
+    </w:p>
+    <w:p>
+      <w:r>
+        <w:t xml:space="preserve">Ulltickeporingen har nyligen delats upp i de tre olika arterna ulltickeporing </w:t>
+      </w:r>
+      <w:r>
+        <w:rPr>
+          <w:i/>
+        </w:rPr>
+        <w:t xml:space="preserve">Skeletocutis brevispora </w:t>
+      </w:r>
+      <w:r>
+        <w:t>(VU)</w:t>
+      </w:r>
+      <w:r>
+        <w:rPr>
+          <w:i/>
+        </w:rPr>
+        <w:t>, Skeletocutis delicata</w:t>
+      </w:r>
+      <w:r>
+        <w:t xml:space="preserve"> (VU)</w:t>
+      </w:r>
+      <w:r>
+        <w:rPr>
+          <w:i/>
+        </w:rPr>
+        <w:t xml:space="preserve"> och Skeletocutis exilis</w:t>
+      </w:r>
+      <w:r>
+        <w:t xml:space="preserve"> (NT) (SLU Artdatabanken, 2026; Miettinen &amp; Niemelä, 2018).</w:t>
+      </w:r>
+    </w:p>
+    <w:p>
+      <w:pPr>
+        <w:pStyle w:val="Heading2"/>
+      </w:pPr>
+      <w:r>
         <w:t>Referenser – ulltickeporing</w:t>
       </w:r>
     </w:p>
@@ -867,6 +1065,254 @@
       </w:r>
       <w:r>
         <w:t>SLU Artdatabanken, Uppsala.</w:t>
+      </w:r>
+    </w:p>
+    <w:p>
+      <w:r>
+        <w:br w:type="page"/>
+      </w:r>
+    </w:p>
+    <w:p>
+      <w:pPr>
+        <w:pStyle w:val="Title"/>
+      </w:pPr>
+      <w:r>
+        <w:t>BILAGA 2 – EU:s art- och habitatdirektiv, fågeldirektiv och naturrestaureringsförordning</w:t>
+      </w:r>
+    </w:p>
+    <w:p>
+      <w:pPr>
+        <w:pStyle w:val="Heading2"/>
+      </w:pPr>
+      <w:r>
+        <w:t>Förenlighet med EU-direktiv</w:t>
+      </w:r>
+    </w:p>
+    <w:p>
+      <w:r>
+        <w:t>EU-direktiv är bindande för EU:s medlemsländer varvid det ankommer på Skogsstyrelsen som nationell tillsynsmyndighet att beakta syftet med EU:s art- och habitatdirektiv respektive fågeldirektiv vid prövningen av en skogsbruksverksamhet, se Rådets direktiv 92/43/EEG samt 2009/147/EG. Nationella regler som omfattas av ett EU-direktiv ska enligt fast rättspraxis tolkas i enlighet med direktivet, vilket medför en skyldighet för myndigheten att tolka bestämmelser i nationell rätt i ljuset av direktivets ordalydelse, sammanhang och de mål som eftersträvas med direktivet (se EU-domstolens dom i mål C 477/19).</w:t>
+      </w:r>
+    </w:p>
+    <w:p>
+      <w:r>
+        <w:t>EU:s medlemsstater åläggs i Artikel 3 i fågeldirektivet generella skyldigheter avseende skydd, bevarande och återställande av tillräckligt stora och varierande livsmiljöer för de fågelarter som omfattas av direktivet. Medlemsstaterna ska vidta de åtgärder som är nödvändiga för att bibehålla populationen av fågelarterna på en nivå som svarar särskilt mot ekologiska, vetenskapliga och kulturella behov, eller återupprätta populationen av dessa arter till en sådan nivå (se Europaparlamentets och rådets direktiv 2009/147/EG).</w:t>
+      </w:r>
+    </w:p>
+    <w:p>
+      <w:r>
+        <w:t>Åtgärder som vidtas i enlighet med art- och habitatdirektivet (92/43/EEG) ska enligt Artikel 2 syfta till att bibehålla eller återställa en gynnsam bevarandestatus hos livsmiljöer samt arter och vilda djur och växter av gemenskapsintresse. Enligt prejudikat från EU-domstolen ska en skogsbruksverksamhet utföras på ett sådant sätt som utgör ett förebyggande och hållbart skogsbruk för att betraktas som förenlig med bevarandekraven i direktivet (se EU-domstolens dom i de förenade målen C 473-19 och C 474-19).</w:t>
+      </w:r>
+    </w:p>
+    <w:p>
+      <w:r>
+        <w:t xml:space="preserve">Av artikel 1.e samma direktiv framgår att en livsmiljös bevarandestatus anses " gynnsam" när — dess naturliga utbredningsområde och de ytor den täcker inom detta område är stabila eller ökande, och — den särskilda struktur och de särskilda funktioner som är nödvändiga för att den skall kunna bibehållas på lång sikt finns, och sannolikt kommer att finnas under en överskådlig framtid, och — bevarandestatusen hos dess </w:t>
+      </w:r>
+      <w:r>
+        <w:rPr>
+          <w:b/>
+        </w:rPr>
+        <w:t>typiska arter</w:t>
+      </w:r>
+      <w:r>
+        <w:t xml:space="preserve"> är gynnsam enligt definitionen i artikel 1.i. Typiska arter används för att lokalisera områden med gynnsam bevarandestatus för de naturtyper som ingår i EU:s art- och habitatdirektiv.</w:t>
+      </w:r>
+    </w:p>
+    <w:p>
+      <w:r>
+        <w:t>Västlig taiga (EU-kod 9010) saknar gynnsam bevarandestatus och minskar starkt som naturtyp i Sverige. Naturvårdsverket skriver i sin vägledning för västlig taiga att dylika miljöer förutsätter normalt att skogarna skyddas långsiktigt, eftersom skogsbruk inte är förenligt med bevarande av naturtypen i gynnsamt tillstånd (Naturvårdsverket, 2011). Enligt Sveriges Artikel 17 rapportering 2013 och 2019 till EU, har naturtypen Västlig taiga (9010) dålig bevarandestatus med negativ trend inom Sveriges boreala region. Skogsbruksåtgärder som avverkning, röjning och gallring pekas ut som några av de främst bidragande orsakerna till naturtypens dåliga status och negativa trend (SLU Artdatabanken, 2019). I EU:s uppföljning av tillståndet för naturtyperna i Skandinavien 2013 – 2018 framgår det att i den boreala regionen är tillståndet så dåligt för Västlig taiga (9010) att habitatet löper allvarlig risk att försvinna regionalt (EEA, 2022). Det allvarliga läget för den biologiska mångfalden i skogen framhålls även i Skogsstyren rapport 2026/07:</w:t>
+      </w:r>
+    </w:p>
+    <w:p>
+      <w:r>
+        <w:rPr>
+          <w:i/>
+        </w:rPr>
+        <w:t>"All avverkning av kända skogliga värdekärnor och sannolika kontinuitetsskogar behöver upphöra för att fylla bristen om 1,56 miljoner hektar bevarad livsmiljötyp. På grund av begränsade kvarvarande arealer av värdekärnor, naturskogar och kontinuitetsskogar leder fortsatt förlust av dessa till en påtaglig risk för långsiktigt negativa effekter för biologisk mångfald i skogslandskapet. Att de återstående arealerna bevaras och ges ett långsiktigt skydd bedöms därför vara av avgörande betydelse."</w:t>
+      </w:r>
+      <w:r>
+        <w:t xml:space="preserve"> (Skogsstyrelsen, 2026).</w:t>
+      </w:r>
+    </w:p>
+    <w:p>
+      <w:pPr>
+        <w:pStyle w:val="Caption"/>
+      </w:pPr>
+      <w:r>
+        <w:drawing>
+          <wp:inline xmlns:a="http://schemas.openxmlformats.org/drawingml/2006/main" xmlns:pic="http://schemas.openxmlformats.org/drawingml/2006/picture">
+            <wp:extent cx="5486400" cy="2905862"/>
+            <wp:docPr id="2" name="Picture 2"/>
+            <wp:cNvGraphicFramePr>
+              <a:graphicFrameLocks noChangeAspect="1"/>
+            </wp:cNvGraphicFramePr>
+            <a:graphic>
+              <a:graphicData uri="http://schemas.openxmlformats.org/drawingml/2006/picture">
+                <pic:pic>
+                  <pic:nvPicPr>
+                    <pic:cNvPr id="0" name="uppföljning av västlig taiga.jpeg"/>
+                    <pic:cNvPicPr/>
+                  </pic:nvPicPr>
+                  <pic:blipFill>
+                    <a:blip r:embed="rId17"/>
+                    <a:stretch>
+                      <a:fillRect/>
+                    </a:stretch>
+                  </pic:blipFill>
+                  <pic:spPr>
+                    <a:xfrm>
+                      <a:off x="0" y="0"/>
+                      <a:ext cx="5486400" cy="2905862"/>
+                    </a:xfrm>
+                    <a:prstGeom prst="rect"/>
+                  </pic:spPr>
+                </pic:pic>
+              </a:graphicData>
+            </a:graphic>
+          </wp:inline>
+        </w:drawing>
+      </w:r>
+    </w:p>
+    <w:p>
+      <w:pPr>
+        <w:pStyle w:val="Caption"/>
+      </w:pPr>
+      <w:r>
+        <w:t>EU:s uppföljning av tillståndet för naturtypen Västlig taiga 9010 i Skandinavien 2013 - 2018. Av kartan framgår det att i den boreala regionen är tillståndet så dåligt (röd färg) att habitatet löper allvarlig risk att försvinna regionalt. Källa: European Environment Agency. https:// eunis.eea.europoa.eu/habitats/10176.</w:t>
+      </w:r>
+    </w:p>
+    <w:p>
+      <w:r>
+        <w:t>Trots det allvarliga läget har statusen för Västlig taiga ändrats till otillräcklig i stället för dålig i den senaste Artikel 17 rapporteringen 2025. Av Naturvårdsverkets rapport framgår det dock att de ändrade statusbedömningarna jämfört med rapporteringen 2019 inte beror på faktiska miljöförändringar. Ändringarna är av teknisk karaktär och främst en följd av resultaten från genomförda regeringsuppdrag och beslut inför rapporteringen 2025. Det är alltså politisk styrning i stället för faktiska förhållanden i naturen som ändrat på naturtypernas status i rapporteringen, vilket rimmar dåligt med såväl art- och habitatdirektivets syften och mål som med naturrestaureringsförordningen. I praktiken har dock Sveriges nya sätt att rapportera bevarandestatus till EU inte någon betydelse eftersom Naturvårdsverkets rapportering 2025 visar att Västlig taiga inte har gynnsam bevarandestatus.</w:t>
+      </w:r>
+    </w:p>
+    <w:p>
+      <w:pPr>
+        <w:pStyle w:val="Heading2"/>
+      </w:pPr>
+      <w:r>
+        <w:t>EU:s naturrestaureringsförordning</w:t>
+      </w:r>
+    </w:p>
+    <w:p>
+      <w:r>
+        <w:t>Enligt EU:s naturrestaureringsförordning (EU 2024/1991) ska minst 20 % av landområden och minst 20 % av havsarealen vara restaurerad senast 2030, samt alla ekosystem som är i behov av restaurering senast 2050. Det framgår också av förordningen att det är viktigt att livsmiljötyperna inte försämras innan eller efter att restaureringar genomförts, se exempelvis punkt 37 förordningen.</w:t>
+      </w:r>
+    </w:p>
+    <w:p>
+      <w:r>
+        <w:t>”</w:t>
+      </w:r>
+      <w:r>
+        <w:rPr>
+          <w:i/>
+        </w:rPr>
+        <w:t>Det är viktigt att medlemsstaterna vidtar åtgärder som syftar till att säkerställa att tillståndet för områden som täcks av livsmiljötyper som omfattas av denna förordning och som omfattas av restaureringsåtgärder uppvisar en kontinuerlig förbättring till dess att de uppnår ett gott tillstånd, och att medlemsstaterna vidtar åtgärder som syftar till att säkerställa att dessa livsmiljötyper, när de har uppnått ett gott tillstånd, inte försämras avsevärt, så att det långsiktiga bibehållandet eller uppnåendet av gott tillstånd inte äventyras. (..) Det är också viktigt att medlemsstaterna anstränger sig för att förhindra avsevärd försämring av områden som täcks av sådana livsmiljötyper som antingen redan är i gott skick eller som inte är i gott skick men ännu inte omfattas av restaureringsåtgärder.”</w:t>
+      </w:r>
+    </w:p>
+    <w:p>
+      <w:r>
+        <w:rPr>
+          <w:b/>
+          <w:i/>
+        </w:rPr>
+        <w:t>Artikel 4(12):</w:t>
+      </w:r>
+    </w:p>
+    <w:p>
+      <w:r>
+        <w:rPr>
+          <w:i/>
+        </w:rPr>
+        <w:t>Utan att det påverkar tillämpningen av direktiv 92/43/EEG ska medlemsstaterna, senast den dag då deras nationella restaureringsplaner offentliggörs i enlighet med artikel 17.6 i denna förordning, eftersträva att genomföra de åtgärder som krävs för att förhindra avsevärd försämring av områden där de livsmiljötyper som förtecknas i bilaga I till denna förordning förekommer och som är i gott tillstånd eller som krävs för att uppnå de restaureringsmål som anges i punkt 17 i den här artikeln.</w:t>
+      </w:r>
+    </w:p>
+    <w:p>
+      <w:r>
+        <w:rPr>
+          <w:b/>
+          <w:i/>
+        </w:rPr>
+        <w:t>Artikel 4 (17).   Medlemsstaterna ska säkerställa</w:t>
+      </w:r>
+    </w:p>
+    <w:p>
+      <w:r>
+        <w:rPr>
+          <w:i/>
+        </w:rPr>
+        <w:t>a) en ökning av arealen i gott tillstånd för de livsmiljötyper som förtecknas i bilaga I till dess att minst 90 % är i gott tillstånd och till dess att den gynnsamma referensarealen för varje livsmiljötyp i varje biogeografisk region inom den berörda medlemsstaten har uppnåtts.</w:t>
+      </w:r>
+    </w:p>
+    <w:p>
+      <w:r>
+        <w:t>Referenser</w:t>
+      </w:r>
+    </w:p>
+    <w:p>
+      <w:r>
+        <w:t xml:space="preserve">EEA European Environment Agency, 2022. </w:t>
+      </w:r>
+      <w:r>
+        <w:rPr>
+          <w:i/>
+        </w:rPr>
+        <w:t xml:space="preserve">Western taiga – Conservation status 2013-2018. </w:t>
+      </w:r>
+      <w:r>
+        <w:t>https:// eunis.eea.europoa.eu/habitats/10176.</w:t>
+      </w:r>
+    </w:p>
+    <w:p>
+      <w:r>
+        <w:t>EU-domstolens dom av den 2 juli 2020 i målet C 477/19 (Europeisk hamster) p. 23.</w:t>
+      </w:r>
+    </w:p>
+    <w:p>
+      <w:r>
+        <w:t>EU-domstolens dom av den 4 mars 2021 i de förenade målen C 473-19 och C 474-19 (Skydda skogen) p. 70 och 76.</w:t>
+      </w:r>
+    </w:p>
+    <w:p>
+      <w:r>
+        <w:t>Europaparlamentets och rådets direktiv 2009/147/EG av den 30 november 2009 om bevarande av vilda fåglar.</w:t>
+      </w:r>
+    </w:p>
+    <w:p>
+      <w:r>
+        <w:t>EUROPAPARLAMENTETS OCH RÅDETS FÖRORDNING (EU) 2024/1991 av den 24 juni 2024 om restaurering av natur och om ändring av förordning (EU) 2022/869.</w:t>
+      </w:r>
+    </w:p>
+    <w:p>
+      <w:r>
+        <w:t>Rådets direktiv 92/43/EEG av den 21 mj 1992 om bevarande av livsmiljöer samt vilda djur och växter.</w:t>
+      </w:r>
+    </w:p>
+    <w:p>
+      <w:r>
+        <w:t xml:space="preserve">Skogsstyrelsen, 2026. </w:t>
+      </w:r>
+      <w:r>
+        <w:rPr>
+          <w:i/>
+        </w:rPr>
+        <w:t>Biologisk mångfald i skogen.</w:t>
+      </w:r>
+      <w:r>
+        <w:t xml:space="preserve"> Rapport 2026/07.</w:t>
+      </w:r>
+    </w:p>
+    <w:p>
+      <w:r>
+        <w:t xml:space="preserve">SLU Artdatabanken, 2019. </w:t>
+      </w:r>
+      <w:r>
+        <w:rPr>
+          <w:i/>
+        </w:rPr>
+        <w:t>Sveriges arter och naturtyper i EU:s art- och habitatdirektiv.</w:t>
+      </w:r>
+      <w:r>
+        <w:t xml:space="preserve"> Resultat från rapportering 2019 till EU av bevarandestatus 2013-2018.</w:t>
       </w:r>
     </w:p>
     <w:sectPr>
@@ -887,7 +1333,7 @@
 </file>
 
 <file path=word/endnotes.xml><?xml version="1.0" encoding="utf-8"?>
-<w:endnotes xmlns:wpc="http://schemas.microsoft.com/office/word/2010/wordprocessingCanvas" xmlns:cx="http://schemas.microsoft.com/office/drawing/2014/chartex" xmlns:cx1="http://schemas.microsoft.com/office/drawing/2015/9/8/chartex" xmlns:cx2="http://schemas.microsoft.com/office/drawing/2015/10/21/chartex" xmlns:cx3="http://schemas.microsoft.com/office/drawing/2016/5/9/chartex" xmlns:cx4="http://schemas.microsoft.com/office/drawing/2016/5/10/chartex" xmlns:cx5="http://schemas.microsoft.com/office/drawing/2016/5/11/chartex" xmlns:cx6="http://schemas.microsoft.com/office/drawing/2016/5/12/chartex" xmlns:cx7="http://schemas.microsoft.com/office/drawing/2016/5/13/chartex" xmlns:cx8="http://schemas.microsoft.com/office/drawing/2016/5/14/chartex" xmlns:mc="http://schemas.openxmlformats.org/markup-compatibility/2006" xmlns:aink="http://schemas.microsoft.com/office/drawing/2016/ink" xmlns:am3d="http://schemas.microsoft.com/office/drawing/2017/model3d" xmlns:o="urn:schemas-microsoft-com:office:office" xmlns:oel="http://schemas.microsoft.com/office/2019/extlst" xmlns:r="http://schemas.openxmlformats.org/officeDocument/2006/relationships" xmlns:m="http://schemas.openxmlformats.org/officeDocument/2006/math" xmlns:v="urn:schemas-microsoft-com:vml" xmlns:wp14="http://schemas.microsoft.com/office/word/2010/wordprocessingDrawing" xmlns:wp="http://schemas.openxmlformats.org/drawingml/2006/wordprocessingDrawing" xmlns:w10="urn:schemas-microsoft-com:office:word" xmlns:w="http://schemas.openxmlformats.org/wordprocessingml/2006/main" xmlns:w14="http://schemas.microsoft.com/office/word/2010/wordml" xmlns:w15="http://schemas.microsoft.com/office/word/2012/wordml" xmlns:w16cex="http://schemas.microsoft.com/office/word/2018/wordml/cex" xmlns:w16cid="http://schemas.microsoft.com/office/word/2016/wordml/cid" xmlns:w16="http://schemas.microsoft.com/office/word/2018/wordml" xmlns:w16sdtdh="http://schemas.microsoft.com/office/word/2020/wordml/sdtdatahash" xmlns:w16se="http://schemas.microsoft.com/office/word/2015/wordml/symex" xmlns:wpg="http://schemas.microsoft.com/office/word/2010/wordprocessingGroup" xmlns:wpi="http://schemas.microsoft.com/office/word/2010/wordprocessingInk" xmlns:wne="http://schemas.microsoft.com/office/word/2006/wordml" xmlns:wps="http://schemas.microsoft.com/office/word/2010/wordprocessingShape" mc:Ignorable="w14 w15 w16se w16cid w16 w16cex w16sdtdh wp14">
+<w:endnotes xmlns:wpc="http://schemas.microsoft.com/office/word/2010/wordprocessingCanvas" xmlns:cx="http://schemas.microsoft.com/office/drawing/2014/chartex" xmlns:cx1="http://schemas.microsoft.com/office/drawing/2015/9/8/chartex" xmlns:cx2="http://schemas.microsoft.com/office/drawing/2015/10/21/chartex" xmlns:cx3="http://schemas.microsoft.com/office/drawing/2016/5/9/chartex" xmlns:cx4="http://schemas.microsoft.com/office/drawing/2016/5/10/chartex" xmlns:cx5="http://schemas.microsoft.com/office/drawing/2016/5/11/chartex" xmlns:cx6="http://schemas.microsoft.com/office/drawing/2016/5/12/chartex" xmlns:cx7="http://schemas.microsoft.com/office/drawing/2016/5/13/chartex" xmlns:cx8="http://schemas.microsoft.com/office/drawing/2016/5/14/chartex" xmlns:mc="http://schemas.openxmlformats.org/markup-compatibility/2006" xmlns:aink="http://schemas.microsoft.com/office/drawing/2016/ink" xmlns:am3d="http://schemas.microsoft.com/office/drawing/2017/model3d" xmlns:o="urn:schemas-microsoft-com:office:office" xmlns:oel="http://schemas.microsoft.com/office/2019/extlst" xmlns:r="http://schemas.openxmlformats.org/officeDocument/2006/relationships" xmlns:m="http://schemas.openxmlformats.org/officeDocument/2006/math" xmlns:v="urn:schemas-microsoft-com:vml" xmlns:wp14="http://schemas.microsoft.com/office/word/2010/wordprocessingDrawing" xmlns:wp="http://schemas.openxmlformats.org/drawingml/2006/wordprocessingDrawing" xmlns:w10="urn:schemas-microsoft-com:office:word" xmlns:w="http://schemas.openxmlformats.org/wordprocessingml/2006/main" xmlns:w14="http://schemas.microsoft.com/office/word/2010/wordml" xmlns:w15="http://schemas.microsoft.com/office/word/2012/wordml" xmlns:w16cex="http://schemas.microsoft.com/office/word/2018/wordml/cex" xmlns:w16cid="http://schemas.microsoft.com/office/word/2016/wordml/cid" xmlns:w16="http://schemas.microsoft.com/office/word/2018/wordml" xmlns:w16du="http://schemas.microsoft.com/office/word/2023/wordml/word16du" xmlns:w16sdtdh="http://schemas.microsoft.com/office/word/2020/wordml/sdtdatahash" xmlns:w16sdtfl="http://schemas.microsoft.com/office/word/2024/wordml/sdtformatlock" xmlns:w16se="http://schemas.microsoft.com/office/word/2015/wordml/symex" xmlns:wpg="http://schemas.microsoft.com/office/word/2010/wordprocessingGroup" xmlns:wpi="http://schemas.microsoft.com/office/word/2010/wordprocessingInk" xmlns:wne="http://schemas.microsoft.com/office/word/2006/wordml" xmlns:wps="http://schemas.microsoft.com/office/word/2010/wordprocessingShape" mc:Ignorable="w14 w15 w16se w16cid w16 w16cex w16sdtdh w16sdtfl w16du wp14">
   <w:endnote w:type="separator" w:id="-1">
     <w:p>
       <w:pPr>
@@ -912,7 +1358,7 @@
 </file>
 
 <file path=word/footer1.xml><?xml version="1.0" encoding="utf-8"?>
-<w:ftr xmlns:wpc="http://schemas.microsoft.com/office/word/2010/wordprocessingCanvas" xmlns:cx="http://schemas.microsoft.com/office/drawing/2014/chartex" xmlns:cx1="http://schemas.microsoft.com/office/drawing/2015/9/8/chartex" xmlns:cx2="http://schemas.microsoft.com/office/drawing/2015/10/21/chartex" xmlns:cx3="http://schemas.microsoft.com/office/drawing/2016/5/9/chartex" xmlns:cx4="http://schemas.microsoft.com/office/drawing/2016/5/10/chartex" xmlns:cx5="http://schemas.microsoft.com/office/drawing/2016/5/11/chartex" xmlns:cx6="http://schemas.microsoft.com/office/drawing/2016/5/12/chartex" xmlns:cx7="http://schemas.microsoft.com/office/drawing/2016/5/13/chartex" xmlns:cx8="http://schemas.microsoft.com/office/drawing/2016/5/14/chartex" xmlns:mc="http://schemas.openxmlformats.org/markup-compatibility/2006" xmlns:aink="http://schemas.microsoft.com/office/drawing/2016/ink" xmlns:am3d="http://schemas.microsoft.com/office/drawing/2017/model3d" xmlns:o="urn:schemas-microsoft-com:office:office" xmlns:oel="http://schemas.microsoft.com/office/2019/extlst" xmlns:r="http://schemas.openxmlformats.org/officeDocument/2006/relationships" xmlns:m="http://schemas.openxmlformats.org/officeDocument/2006/math" xmlns:v="urn:schemas-microsoft-com:vml" xmlns:wp14="http://schemas.microsoft.com/office/word/2010/wordprocessingDrawing" xmlns:wp="http://schemas.openxmlformats.org/drawingml/2006/wordprocessingDrawing" xmlns:w10="urn:schemas-microsoft-com:office:word" xmlns:w="http://schemas.openxmlformats.org/wordprocessingml/2006/main" xmlns:w14="http://schemas.microsoft.com/office/word/2010/wordml" xmlns:w15="http://schemas.microsoft.com/office/word/2012/wordml" xmlns:w16cex="http://schemas.microsoft.com/office/word/2018/wordml/cex" xmlns:w16cid="http://schemas.microsoft.com/office/word/2016/wordml/cid" xmlns:w16="http://schemas.microsoft.com/office/word/2018/wordml" xmlns:w16sdtdh="http://schemas.microsoft.com/office/word/2020/wordml/sdtdatahash" xmlns:w16se="http://schemas.microsoft.com/office/word/2015/wordml/symex" xmlns:wpg="http://schemas.microsoft.com/office/word/2010/wordprocessingGroup" xmlns:wpi="http://schemas.microsoft.com/office/word/2010/wordprocessingInk" xmlns:wne="http://schemas.microsoft.com/office/word/2006/wordml" xmlns:wps="http://schemas.microsoft.com/office/word/2010/wordprocessingShape" mc:Ignorable="w14 w15 w16se w16cid w16 w16cex w16sdtdh wp14">
+<w:ftr xmlns:wpc="http://schemas.microsoft.com/office/word/2010/wordprocessingCanvas" xmlns:cx="http://schemas.microsoft.com/office/drawing/2014/chartex" xmlns:cx1="http://schemas.microsoft.com/office/drawing/2015/9/8/chartex" xmlns:cx2="http://schemas.microsoft.com/office/drawing/2015/10/21/chartex" xmlns:cx3="http://schemas.microsoft.com/office/drawing/2016/5/9/chartex" xmlns:cx4="http://schemas.microsoft.com/office/drawing/2016/5/10/chartex" xmlns:cx5="http://schemas.microsoft.com/office/drawing/2016/5/11/chartex" xmlns:cx6="http://schemas.microsoft.com/office/drawing/2016/5/12/chartex" xmlns:cx7="http://schemas.microsoft.com/office/drawing/2016/5/13/chartex" xmlns:cx8="http://schemas.microsoft.com/office/drawing/2016/5/14/chartex" xmlns:mc="http://schemas.openxmlformats.org/markup-compatibility/2006" xmlns:aink="http://schemas.microsoft.com/office/drawing/2016/ink" xmlns:am3d="http://schemas.microsoft.com/office/drawing/2017/model3d" xmlns:o="urn:schemas-microsoft-com:office:office" xmlns:oel="http://schemas.microsoft.com/office/2019/extlst" xmlns:r="http://schemas.openxmlformats.org/officeDocument/2006/relationships" xmlns:m="http://schemas.openxmlformats.org/officeDocument/2006/math" xmlns:v="urn:schemas-microsoft-com:vml" xmlns:wp14="http://schemas.microsoft.com/office/word/2010/wordprocessingDrawing" xmlns:wp="http://schemas.openxmlformats.org/drawingml/2006/wordprocessingDrawing" xmlns:w10="urn:schemas-microsoft-com:office:word" xmlns:w="http://schemas.openxmlformats.org/wordprocessingml/2006/main" xmlns:w14="http://schemas.microsoft.com/office/word/2010/wordml" xmlns:w15="http://schemas.microsoft.com/office/word/2012/wordml" xmlns:w16cex="http://schemas.microsoft.com/office/word/2018/wordml/cex" xmlns:w16cid="http://schemas.microsoft.com/office/word/2016/wordml/cid" xmlns:w16="http://schemas.microsoft.com/office/word/2018/wordml" xmlns:w16du="http://schemas.microsoft.com/office/word/2023/wordml/word16du" xmlns:w16sdtdh="http://schemas.microsoft.com/office/word/2020/wordml/sdtdatahash" xmlns:w16sdtfl="http://schemas.microsoft.com/office/word/2024/wordml/sdtformatlock" xmlns:w16se="http://schemas.microsoft.com/office/word/2015/wordml/symex" xmlns:wpg="http://schemas.microsoft.com/office/word/2010/wordprocessingGroup" xmlns:wpi="http://schemas.microsoft.com/office/word/2010/wordprocessingInk" xmlns:wne="http://schemas.microsoft.com/office/word/2006/wordml" xmlns:wps="http://schemas.microsoft.com/office/word/2010/wordprocessingShape" mc:Ignorable="w14 w15 w16se w16cid w16 w16cex w16sdtdh w16sdtfl w16du wp14">
   <w:p>
     <w:pPr>
       <w:pStyle w:val="Footer"/>
@@ -922,7 +1368,7 @@
 </file>
 
 <file path=word/footer2.xml><?xml version="1.0" encoding="utf-8"?>
-<w:ftr xmlns:wpc="http://schemas.microsoft.com/office/word/2010/wordprocessingCanvas" xmlns:cx="http://schemas.microsoft.com/office/drawing/2014/chartex" xmlns:cx1="http://schemas.microsoft.com/office/drawing/2015/9/8/chartex" xmlns:cx2="http://schemas.microsoft.com/office/drawing/2015/10/21/chartex" xmlns:cx3="http://schemas.microsoft.com/office/drawing/2016/5/9/chartex" xmlns:cx4="http://schemas.microsoft.com/office/drawing/2016/5/10/chartex" xmlns:cx5="http://schemas.microsoft.com/office/drawing/2016/5/11/chartex" xmlns:cx6="http://schemas.microsoft.com/office/drawing/2016/5/12/chartex" xmlns:cx7="http://schemas.microsoft.com/office/drawing/2016/5/13/chartex" xmlns:cx8="http://schemas.microsoft.com/office/drawing/2016/5/14/chartex" xmlns:mc="http://schemas.openxmlformats.org/markup-compatibility/2006" xmlns:aink="http://schemas.microsoft.com/office/drawing/2016/ink" xmlns:am3d="http://schemas.microsoft.com/office/drawing/2017/model3d" xmlns:o="urn:schemas-microsoft-com:office:office" xmlns:oel="http://schemas.microsoft.com/office/2019/extlst" xmlns:r="http://schemas.openxmlformats.org/officeDocument/2006/relationships" xmlns:m="http://schemas.openxmlformats.org/officeDocument/2006/math" xmlns:v="urn:schemas-microsoft-com:vml" xmlns:wp14="http://schemas.microsoft.com/office/word/2010/wordprocessingDrawing" xmlns:wp="http://schemas.openxmlformats.org/drawingml/2006/wordprocessingDrawing" xmlns:w10="urn:schemas-microsoft-com:office:word" xmlns:w="http://schemas.openxmlformats.org/wordprocessingml/2006/main" xmlns:w14="http://schemas.microsoft.com/office/word/2010/wordml" xmlns:w15="http://schemas.microsoft.com/office/word/2012/wordml" xmlns:w16cex="http://schemas.microsoft.com/office/word/2018/wordml/cex" xmlns:w16cid="http://schemas.microsoft.com/office/word/2016/wordml/cid" xmlns:w16="http://schemas.microsoft.com/office/word/2018/wordml" xmlns:w16sdtdh="http://schemas.microsoft.com/office/word/2020/wordml/sdtdatahash" xmlns:w16se="http://schemas.microsoft.com/office/word/2015/wordml/symex" xmlns:wpg="http://schemas.microsoft.com/office/word/2010/wordprocessingGroup" xmlns:wpi="http://schemas.microsoft.com/office/word/2010/wordprocessingInk" xmlns:wne="http://schemas.microsoft.com/office/word/2006/wordml" xmlns:wps="http://schemas.microsoft.com/office/word/2010/wordprocessingShape" mc:Ignorable="w14 w15 w16se w16cid w16 w16cex w16sdtdh wp14">
+<w:ftr xmlns:wpc="http://schemas.microsoft.com/office/word/2010/wordprocessingCanvas" xmlns:cx="http://schemas.microsoft.com/office/drawing/2014/chartex" xmlns:cx1="http://schemas.microsoft.com/office/drawing/2015/9/8/chartex" xmlns:cx2="http://schemas.microsoft.com/office/drawing/2015/10/21/chartex" xmlns:cx3="http://schemas.microsoft.com/office/drawing/2016/5/9/chartex" xmlns:cx4="http://schemas.microsoft.com/office/drawing/2016/5/10/chartex" xmlns:cx5="http://schemas.microsoft.com/office/drawing/2016/5/11/chartex" xmlns:cx6="http://schemas.microsoft.com/office/drawing/2016/5/12/chartex" xmlns:cx7="http://schemas.microsoft.com/office/drawing/2016/5/13/chartex" xmlns:cx8="http://schemas.microsoft.com/office/drawing/2016/5/14/chartex" xmlns:mc="http://schemas.openxmlformats.org/markup-compatibility/2006" xmlns:aink="http://schemas.microsoft.com/office/drawing/2016/ink" xmlns:am3d="http://schemas.microsoft.com/office/drawing/2017/model3d" xmlns:o="urn:schemas-microsoft-com:office:office" xmlns:oel="http://schemas.microsoft.com/office/2019/extlst" xmlns:r="http://schemas.openxmlformats.org/officeDocument/2006/relationships" xmlns:m="http://schemas.openxmlformats.org/officeDocument/2006/math" xmlns:v="urn:schemas-microsoft-com:vml" xmlns:wp14="http://schemas.microsoft.com/office/word/2010/wordprocessingDrawing" xmlns:wp="http://schemas.openxmlformats.org/drawingml/2006/wordprocessingDrawing" xmlns:w10="urn:schemas-microsoft-com:office:word" xmlns:w="http://schemas.openxmlformats.org/wordprocessingml/2006/main" xmlns:w14="http://schemas.microsoft.com/office/word/2010/wordml" xmlns:w15="http://schemas.microsoft.com/office/word/2012/wordml" xmlns:w16cex="http://schemas.microsoft.com/office/word/2018/wordml/cex" xmlns:w16cid="http://schemas.microsoft.com/office/word/2016/wordml/cid" xmlns:w16="http://schemas.microsoft.com/office/word/2018/wordml" xmlns:w16du="http://schemas.microsoft.com/office/word/2023/wordml/word16du" xmlns:w16sdtdh="http://schemas.microsoft.com/office/word/2020/wordml/sdtdatahash" xmlns:w16sdtfl="http://schemas.microsoft.com/office/word/2024/wordml/sdtformatlock" xmlns:w16se="http://schemas.microsoft.com/office/word/2015/wordml/symex" xmlns:wpg="http://schemas.microsoft.com/office/word/2010/wordprocessingGroup" xmlns:wpi="http://schemas.microsoft.com/office/word/2010/wordprocessingInk" xmlns:wne="http://schemas.microsoft.com/office/word/2006/wordml" xmlns:wps="http://schemas.microsoft.com/office/word/2010/wordprocessingShape" mc:Ignorable="w14 w15 w16se w16cid w16 w16cex w16sdtdh w16sdtfl w16du wp14">
   <w:p>
     <w:pPr>
       <w:pStyle w:val="Footer"/>
@@ -932,7 +1378,7 @@
 </file>
 
 <file path=word/footer3.xml><?xml version="1.0" encoding="utf-8"?>
-<w:ftr xmlns:wpc="http://schemas.microsoft.com/office/word/2010/wordprocessingCanvas" xmlns:cx="http://schemas.microsoft.com/office/drawing/2014/chartex" xmlns:cx1="http://schemas.microsoft.com/office/drawing/2015/9/8/chartex" xmlns:cx2="http://schemas.microsoft.com/office/drawing/2015/10/21/chartex" xmlns:cx3="http://schemas.microsoft.com/office/drawing/2016/5/9/chartex" xmlns:cx4="http://schemas.microsoft.com/office/drawing/2016/5/10/chartex" xmlns:cx5="http://schemas.microsoft.com/office/drawing/2016/5/11/chartex" xmlns:cx6="http://schemas.microsoft.com/office/drawing/2016/5/12/chartex" xmlns:cx7="http://schemas.microsoft.com/office/drawing/2016/5/13/chartex" xmlns:cx8="http://schemas.microsoft.com/office/drawing/2016/5/14/chartex" xmlns:mc="http://schemas.openxmlformats.org/markup-compatibility/2006" xmlns:aink="http://schemas.microsoft.com/office/drawing/2016/ink" xmlns:am3d="http://schemas.microsoft.com/office/drawing/2017/model3d" xmlns:o="urn:schemas-microsoft-com:office:office" xmlns:oel="http://schemas.microsoft.com/office/2019/extlst" xmlns:r="http://schemas.openxmlformats.org/officeDocument/2006/relationships" xmlns:m="http://schemas.openxmlformats.org/officeDocument/2006/math" xmlns:v="urn:schemas-microsoft-com:vml" xmlns:wp14="http://schemas.microsoft.com/office/word/2010/wordprocessingDrawing" xmlns:wp="http://schemas.openxmlformats.org/drawingml/2006/wordprocessingDrawing" xmlns:w10="urn:schemas-microsoft-com:office:word" xmlns:w="http://schemas.openxmlformats.org/wordprocessingml/2006/main" xmlns:w14="http://schemas.microsoft.com/office/word/2010/wordml" xmlns:w15="http://schemas.microsoft.com/office/word/2012/wordml" xmlns:w16cex="http://schemas.microsoft.com/office/word/2018/wordml/cex" xmlns:w16cid="http://schemas.microsoft.com/office/word/2016/wordml/cid" xmlns:w16="http://schemas.microsoft.com/office/word/2018/wordml" xmlns:w16sdtdh="http://schemas.microsoft.com/office/word/2020/wordml/sdtdatahash" xmlns:w16se="http://schemas.microsoft.com/office/word/2015/wordml/symex" xmlns:wpg="http://schemas.microsoft.com/office/word/2010/wordprocessingGroup" xmlns:wpi="http://schemas.microsoft.com/office/word/2010/wordprocessingInk" xmlns:wne="http://schemas.microsoft.com/office/word/2006/wordml" xmlns:wps="http://schemas.microsoft.com/office/word/2010/wordprocessingShape" mc:Ignorable="w14 w15 w16se w16cid w16 w16cex w16sdtdh wp14">
+<w:ftr xmlns:wpc="http://schemas.microsoft.com/office/word/2010/wordprocessingCanvas" xmlns:cx="http://schemas.microsoft.com/office/drawing/2014/chartex" xmlns:cx1="http://schemas.microsoft.com/office/drawing/2015/9/8/chartex" xmlns:cx2="http://schemas.microsoft.com/office/drawing/2015/10/21/chartex" xmlns:cx3="http://schemas.microsoft.com/office/drawing/2016/5/9/chartex" xmlns:cx4="http://schemas.microsoft.com/office/drawing/2016/5/10/chartex" xmlns:cx5="http://schemas.microsoft.com/office/drawing/2016/5/11/chartex" xmlns:cx6="http://schemas.microsoft.com/office/drawing/2016/5/12/chartex" xmlns:cx7="http://schemas.microsoft.com/office/drawing/2016/5/13/chartex" xmlns:cx8="http://schemas.microsoft.com/office/drawing/2016/5/14/chartex" xmlns:mc="http://schemas.openxmlformats.org/markup-compatibility/2006" xmlns:aink="http://schemas.microsoft.com/office/drawing/2016/ink" xmlns:am3d="http://schemas.microsoft.com/office/drawing/2017/model3d" xmlns:o="urn:schemas-microsoft-com:office:office" xmlns:oel="http://schemas.microsoft.com/office/2019/extlst" xmlns:r="http://schemas.openxmlformats.org/officeDocument/2006/relationships" xmlns:m="http://schemas.openxmlformats.org/officeDocument/2006/math" xmlns:v="urn:schemas-microsoft-com:vml" xmlns:wp14="http://schemas.microsoft.com/office/word/2010/wordprocessingDrawing" xmlns:wp="http://schemas.openxmlformats.org/drawingml/2006/wordprocessingDrawing" xmlns:w10="urn:schemas-microsoft-com:office:word" xmlns:w="http://schemas.openxmlformats.org/wordprocessingml/2006/main" xmlns:w14="http://schemas.microsoft.com/office/word/2010/wordml" xmlns:w15="http://schemas.microsoft.com/office/word/2012/wordml" xmlns:w16cex="http://schemas.microsoft.com/office/word/2018/wordml/cex" xmlns:w16cid="http://schemas.microsoft.com/office/word/2016/wordml/cid" xmlns:w16="http://schemas.microsoft.com/office/word/2018/wordml" xmlns:w16du="http://schemas.microsoft.com/office/word/2023/wordml/word16du" xmlns:w16sdtdh="http://schemas.microsoft.com/office/word/2020/wordml/sdtdatahash" xmlns:w16sdtfl="http://schemas.microsoft.com/office/word/2024/wordml/sdtformatlock" xmlns:w16se="http://schemas.microsoft.com/office/word/2015/wordml/symex" xmlns:wpg="http://schemas.microsoft.com/office/word/2010/wordprocessingGroup" xmlns:wpi="http://schemas.microsoft.com/office/word/2010/wordprocessingInk" xmlns:wne="http://schemas.microsoft.com/office/word/2006/wordml" xmlns:wps="http://schemas.microsoft.com/office/word/2010/wordprocessingShape" mc:Ignorable="w14 w15 w16se w16cid w16 w16cex w16sdtdh w16sdtfl w16du wp14">
   <w:p>
     <w:pPr>
       <w:pStyle w:val="Footer"/>
@@ -942,7 +1388,7 @@
 </file>
 
 <file path=word/footnotes.xml><?xml version="1.0" encoding="utf-8"?>
-<w:footnotes xmlns:wpc="http://schemas.microsoft.com/office/word/2010/wordprocessingCanvas" xmlns:cx="http://schemas.microsoft.com/office/drawing/2014/chartex" xmlns:cx1="http://schemas.microsoft.com/office/drawing/2015/9/8/chartex" xmlns:cx2="http://schemas.microsoft.com/office/drawing/2015/10/21/chartex" xmlns:cx3="http://schemas.microsoft.com/office/drawing/2016/5/9/chartex" xmlns:cx4="http://schemas.microsoft.com/office/drawing/2016/5/10/chartex" xmlns:cx5="http://schemas.microsoft.com/office/drawing/2016/5/11/chartex" xmlns:cx6="http://schemas.microsoft.com/office/drawing/2016/5/12/chartex" xmlns:cx7="http://schemas.microsoft.com/office/drawing/2016/5/13/chartex" xmlns:cx8="http://schemas.microsoft.com/office/drawing/2016/5/14/chartex" xmlns:mc="http://schemas.openxmlformats.org/markup-compatibility/2006" xmlns:aink="http://schemas.microsoft.com/office/drawing/2016/ink" xmlns:am3d="http://schemas.microsoft.com/office/drawing/2017/model3d" xmlns:o="urn:schemas-microsoft-com:office:office" xmlns:oel="http://schemas.microsoft.com/office/2019/extlst" xmlns:r="http://schemas.openxmlformats.org/officeDocument/2006/relationships" xmlns:m="http://schemas.openxmlformats.org/officeDocument/2006/math" xmlns:v="urn:schemas-microsoft-com:vml" xmlns:wp14="http://schemas.microsoft.com/office/word/2010/wordprocessingDrawing" xmlns:wp="http://schemas.openxmlformats.org/drawingml/2006/wordprocessingDrawing" xmlns:w10="urn:schemas-microsoft-com:office:word" xmlns:w="http://schemas.openxmlformats.org/wordprocessingml/2006/main" xmlns:w14="http://schemas.microsoft.com/office/word/2010/wordml" xmlns:w15="http://schemas.microsoft.com/office/word/2012/wordml" xmlns:w16cex="http://schemas.microsoft.com/office/word/2018/wordml/cex" xmlns:w16cid="http://schemas.microsoft.com/office/word/2016/wordml/cid" xmlns:w16="http://schemas.microsoft.com/office/word/2018/wordml" xmlns:w16sdtdh="http://schemas.microsoft.com/office/word/2020/wordml/sdtdatahash" xmlns:w16se="http://schemas.microsoft.com/office/word/2015/wordml/symex" xmlns:wpg="http://schemas.microsoft.com/office/word/2010/wordprocessingGroup" xmlns:wpi="http://schemas.microsoft.com/office/word/2010/wordprocessingInk" xmlns:wne="http://schemas.microsoft.com/office/word/2006/wordml" xmlns:wps="http://schemas.microsoft.com/office/word/2010/wordprocessingShape" mc:Ignorable="w14 w15 w16se w16cid w16 w16cex w16sdtdh wp14">
+<w:footnotes xmlns:wpc="http://schemas.microsoft.com/office/word/2010/wordprocessingCanvas" xmlns:cx="http://schemas.microsoft.com/office/drawing/2014/chartex" xmlns:cx1="http://schemas.microsoft.com/office/drawing/2015/9/8/chartex" xmlns:cx2="http://schemas.microsoft.com/office/drawing/2015/10/21/chartex" xmlns:cx3="http://schemas.microsoft.com/office/drawing/2016/5/9/chartex" xmlns:cx4="http://schemas.microsoft.com/office/drawing/2016/5/10/chartex" xmlns:cx5="http://schemas.microsoft.com/office/drawing/2016/5/11/chartex" xmlns:cx6="http://schemas.microsoft.com/office/drawing/2016/5/12/chartex" xmlns:cx7="http://schemas.microsoft.com/office/drawing/2016/5/13/chartex" xmlns:cx8="http://schemas.microsoft.com/office/drawing/2016/5/14/chartex" xmlns:mc="http://schemas.openxmlformats.org/markup-compatibility/2006" xmlns:aink="http://schemas.microsoft.com/office/drawing/2016/ink" xmlns:am3d="http://schemas.microsoft.com/office/drawing/2017/model3d" xmlns:o="urn:schemas-microsoft-com:office:office" xmlns:oel="http://schemas.microsoft.com/office/2019/extlst" xmlns:r="http://schemas.openxmlformats.org/officeDocument/2006/relationships" xmlns:m="http://schemas.openxmlformats.org/officeDocument/2006/math" xmlns:v="urn:schemas-microsoft-com:vml" xmlns:wp14="http://schemas.microsoft.com/office/word/2010/wordprocessingDrawing" xmlns:wp="http://schemas.openxmlformats.org/drawingml/2006/wordprocessingDrawing" xmlns:w10="urn:schemas-microsoft-com:office:word" xmlns:w="http://schemas.openxmlformats.org/wordprocessingml/2006/main" xmlns:w14="http://schemas.microsoft.com/office/word/2010/wordml" xmlns:w15="http://schemas.microsoft.com/office/word/2012/wordml" xmlns:w16cex="http://schemas.microsoft.com/office/word/2018/wordml/cex" xmlns:w16cid="http://schemas.microsoft.com/office/word/2016/wordml/cid" xmlns:w16="http://schemas.microsoft.com/office/word/2018/wordml" xmlns:w16du="http://schemas.microsoft.com/office/word/2023/wordml/word16du" xmlns:w16sdtdh="http://schemas.microsoft.com/office/word/2020/wordml/sdtdatahash" xmlns:w16sdtfl="http://schemas.microsoft.com/office/word/2024/wordml/sdtformatlock" xmlns:w16se="http://schemas.microsoft.com/office/word/2015/wordml/symex" xmlns:wpg="http://schemas.microsoft.com/office/word/2010/wordprocessingGroup" xmlns:wpi="http://schemas.microsoft.com/office/word/2010/wordprocessingInk" xmlns:wne="http://schemas.microsoft.com/office/word/2006/wordml" xmlns:wps="http://schemas.microsoft.com/office/word/2010/wordprocessingShape" mc:Ignorable="w14 w15 w16se w16cid w16 w16cex w16sdtdh w16sdtfl w16du wp14">
   <w:footnote w:type="separator" w:id="-1">
     <w:p>
       <w:pPr>
@@ -967,7 +1413,7 @@
 </file>
 
 <file path=word/header1.xml><?xml version="1.0" encoding="utf-8"?>
-<w:hdr xmlns:wpc="http://schemas.microsoft.com/office/word/2010/wordprocessingCanvas" xmlns:cx="http://schemas.microsoft.com/office/drawing/2014/chartex" xmlns:cx1="http://schemas.microsoft.com/office/drawing/2015/9/8/chartex" xmlns:cx2="http://schemas.microsoft.com/office/drawing/2015/10/21/chartex" xmlns:cx3="http://schemas.microsoft.com/office/drawing/2016/5/9/chartex" xmlns:cx4="http://schemas.microsoft.com/office/drawing/2016/5/10/chartex" xmlns:cx5="http://schemas.microsoft.com/office/drawing/2016/5/11/chartex" xmlns:cx6="http://schemas.microsoft.com/office/drawing/2016/5/12/chartex" xmlns:cx7="http://schemas.microsoft.com/office/drawing/2016/5/13/chartex" xmlns:cx8="http://schemas.microsoft.com/office/drawing/2016/5/14/chartex" xmlns:mc="http://schemas.openxmlformats.org/markup-compatibility/2006" xmlns:aink="http://schemas.microsoft.com/office/drawing/2016/ink" xmlns:am3d="http://schemas.microsoft.com/office/drawing/2017/model3d" xmlns:o="urn:schemas-microsoft-com:office:office" xmlns:oel="http://schemas.microsoft.com/office/2019/extlst" xmlns:r="http://schemas.openxmlformats.org/officeDocument/2006/relationships" xmlns:m="http://schemas.openxmlformats.org/officeDocument/2006/math" xmlns:v="urn:schemas-microsoft-com:vml" xmlns:wp14="http://schemas.microsoft.com/office/word/2010/wordprocessingDrawing" xmlns:wp="http://schemas.openxmlformats.org/drawingml/2006/wordprocessingDrawing" xmlns:w10="urn:schemas-microsoft-com:office:word" xmlns:w="http://schemas.openxmlformats.org/wordprocessingml/2006/main" xmlns:w14="http://schemas.microsoft.com/office/word/2010/wordml" xmlns:w15="http://schemas.microsoft.com/office/word/2012/wordml" xmlns:w16cex="http://schemas.microsoft.com/office/word/2018/wordml/cex" xmlns:w16cid="http://schemas.microsoft.com/office/word/2016/wordml/cid" xmlns:w16="http://schemas.microsoft.com/office/word/2018/wordml" xmlns:w16sdtdh="http://schemas.microsoft.com/office/word/2020/wordml/sdtdatahash" xmlns:w16se="http://schemas.microsoft.com/office/word/2015/wordml/symex" xmlns:wpg="http://schemas.microsoft.com/office/word/2010/wordprocessingGroup" xmlns:wpi="http://schemas.microsoft.com/office/word/2010/wordprocessingInk" xmlns:wne="http://schemas.microsoft.com/office/word/2006/wordml" xmlns:wps="http://schemas.microsoft.com/office/word/2010/wordprocessingShape" mc:Ignorable="w14 w15 w16se w16cid w16 w16cex w16sdtdh wp14">
+<w:hdr xmlns:wpc="http://schemas.microsoft.com/office/word/2010/wordprocessingCanvas" xmlns:cx="http://schemas.microsoft.com/office/drawing/2014/chartex" xmlns:cx1="http://schemas.microsoft.com/office/drawing/2015/9/8/chartex" xmlns:cx2="http://schemas.microsoft.com/office/drawing/2015/10/21/chartex" xmlns:cx3="http://schemas.microsoft.com/office/drawing/2016/5/9/chartex" xmlns:cx4="http://schemas.microsoft.com/office/drawing/2016/5/10/chartex" xmlns:cx5="http://schemas.microsoft.com/office/drawing/2016/5/11/chartex" xmlns:cx6="http://schemas.microsoft.com/office/drawing/2016/5/12/chartex" xmlns:cx7="http://schemas.microsoft.com/office/drawing/2016/5/13/chartex" xmlns:cx8="http://schemas.microsoft.com/office/drawing/2016/5/14/chartex" xmlns:mc="http://schemas.openxmlformats.org/markup-compatibility/2006" xmlns:aink="http://schemas.microsoft.com/office/drawing/2016/ink" xmlns:am3d="http://schemas.microsoft.com/office/drawing/2017/model3d" xmlns:o="urn:schemas-microsoft-com:office:office" xmlns:oel="http://schemas.microsoft.com/office/2019/extlst" xmlns:r="http://schemas.openxmlformats.org/officeDocument/2006/relationships" xmlns:m="http://schemas.openxmlformats.org/officeDocument/2006/math" xmlns:v="urn:schemas-microsoft-com:vml" xmlns:wp14="http://schemas.microsoft.com/office/word/2010/wordprocessingDrawing" xmlns:wp="http://schemas.openxmlformats.org/drawingml/2006/wordprocessingDrawing" xmlns:w10="urn:schemas-microsoft-com:office:word" xmlns:w="http://schemas.openxmlformats.org/wordprocessingml/2006/main" xmlns:w14="http://schemas.microsoft.com/office/word/2010/wordml" xmlns:w15="http://schemas.microsoft.com/office/word/2012/wordml" xmlns:w16cex="http://schemas.microsoft.com/office/word/2018/wordml/cex" xmlns:w16cid="http://schemas.microsoft.com/office/word/2016/wordml/cid" xmlns:w16="http://schemas.microsoft.com/office/word/2018/wordml" xmlns:w16du="http://schemas.microsoft.com/office/word/2023/wordml/word16du" xmlns:w16sdtdh="http://schemas.microsoft.com/office/word/2020/wordml/sdtdatahash" xmlns:w16sdtfl="http://schemas.microsoft.com/office/word/2024/wordml/sdtformatlock" xmlns:w16se="http://schemas.microsoft.com/office/word/2015/wordml/symex" xmlns:wpg="http://schemas.microsoft.com/office/word/2010/wordprocessingGroup" xmlns:wpi="http://schemas.microsoft.com/office/word/2010/wordprocessingInk" xmlns:wne="http://schemas.microsoft.com/office/word/2006/wordml" xmlns:wps="http://schemas.microsoft.com/office/word/2010/wordprocessingShape" mc:Ignorable="w14 w15 w16se w16cid w16 w16cex w16sdtdh w16sdtfl w16du wp14">
   <w:p>
     <w:pPr>
       <w:pStyle w:val="Header"/>
@@ -977,7 +1423,7 @@
 </file>
 
 <file path=word/header2.xml><?xml version="1.0" encoding="utf-8"?>
-<w:hdr xmlns:wpc="http://schemas.microsoft.com/office/word/2010/wordprocessingCanvas" xmlns:cx="http://schemas.microsoft.com/office/drawing/2014/chartex" xmlns:cx1="http://schemas.microsoft.com/office/drawing/2015/9/8/chartex" xmlns:cx2="http://schemas.microsoft.com/office/drawing/2015/10/21/chartex" xmlns:cx3="http://schemas.microsoft.com/office/drawing/2016/5/9/chartex" xmlns:cx4="http://schemas.microsoft.com/office/drawing/2016/5/10/chartex" xmlns:cx5="http://schemas.microsoft.com/office/drawing/2016/5/11/chartex" xmlns:cx6="http://schemas.microsoft.com/office/drawing/2016/5/12/chartex" xmlns:cx7="http://schemas.microsoft.com/office/drawing/2016/5/13/chartex" xmlns:cx8="http://schemas.microsoft.com/office/drawing/2016/5/14/chartex" xmlns:mc="http://schemas.openxmlformats.org/markup-compatibility/2006" xmlns:aink="http://schemas.microsoft.com/office/drawing/2016/ink" xmlns:am3d="http://schemas.microsoft.com/office/drawing/2017/model3d" xmlns:o="urn:schemas-microsoft-com:office:office" xmlns:oel="http://schemas.microsoft.com/office/2019/extlst" xmlns:r="http://schemas.openxmlformats.org/officeDocument/2006/relationships" xmlns:m="http://schemas.openxmlformats.org/officeDocument/2006/math" xmlns:v="urn:schemas-microsoft-com:vml" xmlns:wp14="http://schemas.microsoft.com/office/word/2010/wordprocessingDrawing" xmlns:wp="http://schemas.openxmlformats.org/drawingml/2006/wordprocessingDrawing" xmlns:w10="urn:schemas-microsoft-com:office:word" xmlns:w="http://schemas.openxmlformats.org/wordprocessingml/2006/main" xmlns:w14="http://schemas.microsoft.com/office/word/2010/wordml" xmlns:w15="http://schemas.microsoft.com/office/word/2012/wordml" xmlns:w16cex="http://schemas.microsoft.com/office/word/2018/wordml/cex" xmlns:w16cid="http://schemas.microsoft.com/office/word/2016/wordml/cid" xmlns:w16="http://schemas.microsoft.com/office/word/2018/wordml" xmlns:w16sdtdh="http://schemas.microsoft.com/office/word/2020/wordml/sdtdatahash" xmlns:w16se="http://schemas.microsoft.com/office/word/2015/wordml/symex" xmlns:wpg="http://schemas.microsoft.com/office/word/2010/wordprocessingGroup" xmlns:wpi="http://schemas.microsoft.com/office/word/2010/wordprocessingInk" xmlns:wne="http://schemas.microsoft.com/office/word/2006/wordml" xmlns:wps="http://schemas.microsoft.com/office/word/2010/wordprocessingShape" mc:Ignorable="w14 w15 w16se w16cid w16 w16cex w16sdtdh wp14">
+<w:hdr xmlns:wpc="http://schemas.microsoft.com/office/word/2010/wordprocessingCanvas" xmlns:cx="http://schemas.microsoft.com/office/drawing/2014/chartex" xmlns:cx1="http://schemas.microsoft.com/office/drawing/2015/9/8/chartex" xmlns:cx2="http://schemas.microsoft.com/office/drawing/2015/10/21/chartex" xmlns:cx3="http://schemas.microsoft.com/office/drawing/2016/5/9/chartex" xmlns:cx4="http://schemas.microsoft.com/office/drawing/2016/5/10/chartex" xmlns:cx5="http://schemas.microsoft.com/office/drawing/2016/5/11/chartex" xmlns:cx6="http://schemas.microsoft.com/office/drawing/2016/5/12/chartex" xmlns:cx7="http://schemas.microsoft.com/office/drawing/2016/5/13/chartex" xmlns:cx8="http://schemas.microsoft.com/office/drawing/2016/5/14/chartex" xmlns:mc="http://schemas.openxmlformats.org/markup-compatibility/2006" xmlns:aink="http://schemas.microsoft.com/office/drawing/2016/ink" xmlns:am3d="http://schemas.microsoft.com/office/drawing/2017/model3d" xmlns:o="urn:schemas-microsoft-com:office:office" xmlns:oel="http://schemas.microsoft.com/office/2019/extlst" xmlns:r="http://schemas.openxmlformats.org/officeDocument/2006/relationships" xmlns:m="http://schemas.openxmlformats.org/officeDocument/2006/math" xmlns:v="urn:schemas-microsoft-com:vml" xmlns:wp14="http://schemas.microsoft.com/office/word/2010/wordprocessingDrawing" xmlns:wp="http://schemas.openxmlformats.org/drawingml/2006/wordprocessingDrawing" xmlns:w10="urn:schemas-microsoft-com:office:word" xmlns:w="http://schemas.openxmlformats.org/wordprocessingml/2006/main" xmlns:w14="http://schemas.microsoft.com/office/word/2010/wordml" xmlns:w15="http://schemas.microsoft.com/office/word/2012/wordml" xmlns:w16cex="http://schemas.microsoft.com/office/word/2018/wordml/cex" xmlns:w16cid="http://schemas.microsoft.com/office/word/2016/wordml/cid" xmlns:w16="http://schemas.microsoft.com/office/word/2018/wordml" xmlns:w16du="http://schemas.microsoft.com/office/word/2023/wordml/word16du" xmlns:w16sdtdh="http://schemas.microsoft.com/office/word/2020/wordml/sdtdatahash" xmlns:w16sdtfl="http://schemas.microsoft.com/office/word/2024/wordml/sdtformatlock" xmlns:w16se="http://schemas.microsoft.com/office/word/2015/wordml/symex" xmlns:wpg="http://schemas.microsoft.com/office/word/2010/wordprocessingGroup" xmlns:wpi="http://schemas.microsoft.com/office/word/2010/wordprocessingInk" xmlns:wne="http://schemas.microsoft.com/office/word/2006/wordml" xmlns:wps="http://schemas.microsoft.com/office/word/2010/wordprocessingShape" mc:Ignorable="w14 w15 w16se w16cid w16 w16cex w16sdtdh w16sdtfl w16du wp14">
   <w:p>
     <w:pPr>
       <w:pStyle w:val="Header"/>
@@ -988,7 +1434,7 @@
 </file>
 
 <file path=word/header3.xml><?xml version="1.0" encoding="utf-8"?>
-<w:hdr xmlns:wpc="http://schemas.microsoft.com/office/word/2010/wordprocessingCanvas" xmlns:cx="http://schemas.microsoft.com/office/drawing/2014/chartex" xmlns:cx1="http://schemas.microsoft.com/office/drawing/2015/9/8/chartex" xmlns:cx2="http://schemas.microsoft.com/office/drawing/2015/10/21/chartex" xmlns:cx3="http://schemas.microsoft.com/office/drawing/2016/5/9/chartex" xmlns:cx4="http://schemas.microsoft.com/office/drawing/2016/5/10/chartex" xmlns:cx5="http://schemas.microsoft.com/office/drawing/2016/5/11/chartex" xmlns:cx6="http://schemas.microsoft.com/office/drawing/2016/5/12/chartex" xmlns:cx7="http://schemas.microsoft.com/office/drawing/2016/5/13/chartex" xmlns:cx8="http://schemas.microsoft.com/office/drawing/2016/5/14/chartex" xmlns:mc="http://schemas.openxmlformats.org/markup-compatibility/2006" xmlns:aink="http://schemas.microsoft.com/office/drawing/2016/ink" xmlns:am3d="http://schemas.microsoft.com/office/drawing/2017/model3d" xmlns:o="urn:schemas-microsoft-com:office:office" xmlns:oel="http://schemas.microsoft.com/office/2019/extlst" xmlns:r="http://schemas.openxmlformats.org/officeDocument/2006/relationships" xmlns:m="http://schemas.openxmlformats.org/officeDocument/2006/math" xmlns:v="urn:schemas-microsoft-com:vml" xmlns:wp14="http://schemas.microsoft.com/office/word/2010/wordprocessingDrawing" xmlns:wp="http://schemas.openxmlformats.org/drawingml/2006/wordprocessingDrawing" xmlns:w10="urn:schemas-microsoft-com:office:word" xmlns:w="http://schemas.openxmlformats.org/wordprocessingml/2006/main" xmlns:w14="http://schemas.microsoft.com/office/word/2010/wordml" xmlns:w15="http://schemas.microsoft.com/office/word/2012/wordml" xmlns:w16cex="http://schemas.microsoft.com/office/word/2018/wordml/cex" xmlns:w16cid="http://schemas.microsoft.com/office/word/2016/wordml/cid" xmlns:w16="http://schemas.microsoft.com/office/word/2018/wordml" xmlns:w16sdtdh="http://schemas.microsoft.com/office/word/2020/wordml/sdtdatahash" xmlns:w16se="http://schemas.microsoft.com/office/word/2015/wordml/symex" xmlns:wpg="http://schemas.microsoft.com/office/word/2010/wordprocessingGroup" xmlns:wpi="http://schemas.microsoft.com/office/word/2010/wordprocessingInk" xmlns:wne="http://schemas.microsoft.com/office/word/2006/wordml" xmlns:wps="http://schemas.microsoft.com/office/word/2010/wordprocessingShape" mc:Ignorable="w14 w15 w16se w16cid w16 w16cex w16sdtdh wp14">
+<w:hdr xmlns:wpc="http://schemas.microsoft.com/office/word/2010/wordprocessingCanvas" xmlns:cx="http://schemas.microsoft.com/office/drawing/2014/chartex" xmlns:cx1="http://schemas.microsoft.com/office/drawing/2015/9/8/chartex" xmlns:cx2="http://schemas.microsoft.com/office/drawing/2015/10/21/chartex" xmlns:cx3="http://schemas.microsoft.com/office/drawing/2016/5/9/chartex" xmlns:cx4="http://schemas.microsoft.com/office/drawing/2016/5/10/chartex" xmlns:cx5="http://schemas.microsoft.com/office/drawing/2016/5/11/chartex" xmlns:cx6="http://schemas.microsoft.com/office/drawing/2016/5/12/chartex" xmlns:cx7="http://schemas.microsoft.com/office/drawing/2016/5/13/chartex" xmlns:cx8="http://schemas.microsoft.com/office/drawing/2016/5/14/chartex" xmlns:mc="http://schemas.openxmlformats.org/markup-compatibility/2006" xmlns:aink="http://schemas.microsoft.com/office/drawing/2016/ink" xmlns:am3d="http://schemas.microsoft.com/office/drawing/2017/model3d" xmlns:o="urn:schemas-microsoft-com:office:office" xmlns:oel="http://schemas.microsoft.com/office/2019/extlst" xmlns:r="http://schemas.openxmlformats.org/officeDocument/2006/relationships" xmlns:m="http://schemas.openxmlformats.org/officeDocument/2006/math" xmlns:v="urn:schemas-microsoft-com:vml" xmlns:wp14="http://schemas.microsoft.com/office/word/2010/wordprocessingDrawing" xmlns:wp="http://schemas.openxmlformats.org/drawingml/2006/wordprocessingDrawing" xmlns:w10="urn:schemas-microsoft-com:office:word" xmlns:w="http://schemas.openxmlformats.org/wordprocessingml/2006/main" xmlns:w14="http://schemas.microsoft.com/office/word/2010/wordml" xmlns:w15="http://schemas.microsoft.com/office/word/2012/wordml" xmlns:w16cex="http://schemas.microsoft.com/office/word/2018/wordml/cex" xmlns:w16cid="http://schemas.microsoft.com/office/word/2016/wordml/cid" xmlns:w16="http://schemas.microsoft.com/office/word/2018/wordml" xmlns:w16du="http://schemas.microsoft.com/office/word/2023/wordml/word16du" xmlns:w16sdtdh="http://schemas.microsoft.com/office/word/2020/wordml/sdtdatahash" xmlns:w16sdtfl="http://schemas.microsoft.com/office/word/2024/wordml/sdtformatlock" xmlns:w16se="http://schemas.microsoft.com/office/word/2015/wordml/symex" xmlns:wpg="http://schemas.microsoft.com/office/word/2010/wordprocessingGroup" xmlns:wpi="http://schemas.microsoft.com/office/word/2010/wordprocessingInk" xmlns:wne="http://schemas.microsoft.com/office/word/2006/wordml" xmlns:wps="http://schemas.microsoft.com/office/word/2010/wordprocessingShape" mc:Ignorable="w14 w15 w16se w16cid w16 w16cex w16sdtdh w16sdtfl w16du wp14">
   <w:p>
     <w:pPr>
       <w:pStyle w:val="Header"/>
@@ -997,7 +1443,7 @@
     <w:r>
       <w:tab/>
       <w:tab/>
-      <w:t>2026-06-17</w:t>
+      <w:t>2026-06-18</w:t>
       <w:br/>
       <w:br/>
     </w:r>
@@ -1010,7 +1456,7 @@
 </file>
 
 <file path=word/numbering.xml><?xml version="1.0" encoding="utf-8"?>
-<w:numbering xmlns:wpc="http://schemas.microsoft.com/office/word/2010/wordprocessingCanvas" xmlns:cx="http://schemas.microsoft.com/office/drawing/2014/chartex" xmlns:cx1="http://schemas.microsoft.com/office/drawing/2015/9/8/chartex" xmlns:cx2="http://schemas.microsoft.com/office/drawing/2015/10/21/chartex" xmlns:cx3="http://schemas.microsoft.com/office/drawing/2016/5/9/chartex" xmlns:cx4="http://schemas.microsoft.com/office/drawing/2016/5/10/chartex" xmlns:cx5="http://schemas.microsoft.com/office/drawing/2016/5/11/chartex" xmlns:cx6="http://schemas.microsoft.com/office/drawing/2016/5/12/chartex" xmlns:cx7="http://schemas.microsoft.com/office/drawing/2016/5/13/chartex" xmlns:cx8="http://schemas.microsoft.com/office/drawing/2016/5/14/chartex" xmlns:mc="http://schemas.openxmlformats.org/markup-compatibility/2006" xmlns:aink="http://schemas.microsoft.com/office/drawing/2016/ink" xmlns:am3d="http://schemas.microsoft.com/office/drawing/2017/model3d" xmlns:o="urn:schemas-microsoft-com:office:office" xmlns:oel="http://schemas.microsoft.com/office/2019/extlst" xmlns:r="http://schemas.openxmlformats.org/officeDocument/2006/relationships" xmlns:m="http://schemas.openxmlformats.org/officeDocument/2006/math" xmlns:v="urn:schemas-microsoft-com:vml" xmlns:wp14="http://schemas.microsoft.com/office/word/2010/wordprocessingDrawing" xmlns:wp="http://schemas.openxmlformats.org/drawingml/2006/wordprocessingDrawing" xmlns:w10="urn:schemas-microsoft-com:office:word" xmlns:w="http://schemas.openxmlformats.org/wordprocessingml/2006/main" xmlns:w14="http://schemas.microsoft.com/office/word/2010/wordml" xmlns:w15="http://schemas.microsoft.com/office/word/2012/wordml" xmlns:w16cex="http://schemas.microsoft.com/office/word/2018/wordml/cex" xmlns:w16cid="http://schemas.microsoft.com/office/word/2016/wordml/cid" xmlns:w16="http://schemas.microsoft.com/office/word/2018/wordml" xmlns:w16sdtdh="http://schemas.microsoft.com/office/word/2020/wordml/sdtdatahash" xmlns:w16se="http://schemas.microsoft.com/office/word/2015/wordml/symex" xmlns:wpg="http://schemas.microsoft.com/office/word/2010/wordprocessingGroup" xmlns:wpi="http://schemas.microsoft.com/office/word/2010/wordprocessingInk" xmlns:wne="http://schemas.microsoft.com/office/word/2006/wordml" xmlns:wps="http://schemas.microsoft.com/office/word/2010/wordprocessingShape" mc:Ignorable="w14 w15 w16se w16cid w16 w16cex w16sdtdh wp14">
+<w:numbering xmlns:wpc="http://schemas.microsoft.com/office/word/2010/wordprocessingCanvas" xmlns:cx="http://schemas.microsoft.com/office/drawing/2014/chartex" xmlns:cx1="http://schemas.microsoft.com/office/drawing/2015/9/8/chartex" xmlns:cx2="http://schemas.microsoft.com/office/drawing/2015/10/21/chartex" xmlns:cx3="http://schemas.microsoft.com/office/drawing/2016/5/9/chartex" xmlns:cx4="http://schemas.microsoft.com/office/drawing/2016/5/10/chartex" xmlns:cx5="http://schemas.microsoft.com/office/drawing/2016/5/11/chartex" xmlns:cx6="http://schemas.microsoft.com/office/drawing/2016/5/12/chartex" xmlns:cx7="http://schemas.microsoft.com/office/drawing/2016/5/13/chartex" xmlns:cx8="http://schemas.microsoft.com/office/drawing/2016/5/14/chartex" xmlns:mc="http://schemas.openxmlformats.org/markup-compatibility/2006" xmlns:aink="http://schemas.microsoft.com/office/drawing/2016/ink" xmlns:am3d="http://schemas.microsoft.com/office/drawing/2017/model3d" xmlns:o="urn:schemas-microsoft-com:office:office" xmlns:oel="http://schemas.microsoft.com/office/2019/extlst" xmlns:r="http://schemas.openxmlformats.org/officeDocument/2006/relationships" xmlns:m="http://schemas.openxmlformats.org/officeDocument/2006/math" xmlns:v="urn:schemas-microsoft-com:vml" xmlns:wp14="http://schemas.microsoft.com/office/word/2010/wordprocessingDrawing" xmlns:wp="http://schemas.openxmlformats.org/drawingml/2006/wordprocessingDrawing" xmlns:w10="urn:schemas-microsoft-com:office:word" xmlns:w="http://schemas.openxmlformats.org/wordprocessingml/2006/main" xmlns:w14="http://schemas.microsoft.com/office/word/2010/wordml" xmlns:w15="http://schemas.microsoft.com/office/word/2012/wordml" xmlns:w16cex="http://schemas.microsoft.com/office/word/2018/wordml/cex" xmlns:w16cid="http://schemas.microsoft.com/office/word/2016/wordml/cid" xmlns:w16="http://schemas.microsoft.com/office/word/2018/wordml" xmlns:w16du="http://schemas.microsoft.com/office/word/2023/wordml/word16du" xmlns:w16sdtdh="http://schemas.microsoft.com/office/word/2020/wordml/sdtdatahash" xmlns:w16sdtfl="http://schemas.microsoft.com/office/word/2024/wordml/sdtformatlock" xmlns:w16se="http://schemas.microsoft.com/office/word/2015/wordml/symex" xmlns:wpg="http://schemas.microsoft.com/office/word/2010/wordprocessingGroup" xmlns:wpi="http://schemas.microsoft.com/office/word/2010/wordprocessingInk" xmlns:wne="http://schemas.microsoft.com/office/word/2006/wordml" xmlns:wps="http://schemas.microsoft.com/office/word/2010/wordprocessingShape" mc:Ignorable="w14 w15 w16se w16cid w16 w16cex w16sdtdh w16sdtfl w16du wp14">
   <w:abstractNum w:abstractNumId="0" w15:restartNumberingAfterBreak="0">
     <w:nsid w:val="FFFFFF7C"/>
     <w:multiLevelType w:val="singleLevel"/>
@@ -1213,7 +1659,7 @@
 </file>
 
 <file path=word/styles.xml><?xml version="1.0" encoding="utf-8"?>
-<w:styles xmlns:mc="http://schemas.openxmlformats.org/markup-compatibility/2006" xmlns:r="http://schemas.openxmlformats.org/officeDocument/2006/relationships" xmlns:w="http://schemas.openxmlformats.org/wordprocessingml/2006/main" xmlns:w14="http://schemas.microsoft.com/office/word/2010/wordml" xmlns:w15="http://schemas.microsoft.com/office/word/2012/wordml" xmlns:w16cex="http://schemas.microsoft.com/office/word/2018/wordml/cex" xmlns:w16cid="http://schemas.microsoft.com/office/word/2016/wordml/cid" xmlns:w16="http://schemas.microsoft.com/office/word/2018/wordml" xmlns:w16sdtdh="http://schemas.microsoft.com/office/word/2020/wordml/sdtdatahash" xmlns:w16se="http://schemas.microsoft.com/office/word/2015/wordml/symex" mc:Ignorable="w14 w15 w16se w16cid w16 w16cex w16sdtdh">
+<w:styles xmlns:mc="http://schemas.openxmlformats.org/markup-compatibility/2006" xmlns:r="http://schemas.openxmlformats.org/officeDocument/2006/relationships" xmlns:w="http://schemas.openxmlformats.org/wordprocessingml/2006/main" xmlns:w14="http://schemas.microsoft.com/office/word/2010/wordml" xmlns:w15="http://schemas.microsoft.com/office/word/2012/wordml" xmlns:w16cex="http://schemas.microsoft.com/office/word/2018/wordml/cex" xmlns:w16cid="http://schemas.microsoft.com/office/word/2016/wordml/cid" xmlns:w16="http://schemas.microsoft.com/office/word/2018/wordml" xmlns:w16du="http://schemas.microsoft.com/office/word/2023/wordml/word16du" xmlns:w16sdtdh="http://schemas.microsoft.com/office/word/2020/wordml/sdtdatahash" xmlns:w16sdtfl="http://schemas.microsoft.com/office/word/2024/wordml/sdtformatlock" xmlns:w16se="http://schemas.microsoft.com/office/word/2015/wordml/symex" mc:Ignorable="w14 w15 w16se w16cid w16 w16cex w16sdtdh w16sdtfl w16du">
   <w:docDefaults>
     <w:rPrDefault>
       <w:rPr>
@@ -1971,7 +2417,7 @@
     <w:link w:val="TitleChar"/>
     <w:uiPriority w:val="10"/>
     <w:qFormat/>
-    <w:rsid w:val="007106C8"/>
+    <w:rsid w:val="00E854FA"/>
     <w:pPr>
       <w:spacing w:after="300" w:line="240" w:lineRule="auto"/>
       <w:contextualSpacing/>
@@ -1981,7 +2427,7 @@
       <w:rFonts w:eastAsiaTheme="majorEastAsia" w:cstheme="majorBidi"/>
       <w:spacing w:val="5"/>
       <w:kern w:val="28"/>
-      <w:sz w:val="52"/>
+      <w:sz w:val="40"/>
       <w:szCs w:val="52"/>
       <w:lang w:val="sv-SE" w:eastAsia="en-US" w:bidi="ar-SA"/>
     </w:rPr>
@@ -1991,12 +2437,12 @@
     <w:basedOn w:val="DefaultParagraphFont"/>
     <w:link w:val="Title"/>
     <w:uiPriority w:val="10"/>
-    <w:rsid w:val="007106C8"/>
+    <w:rsid w:val="00E854FA"/>
     <w:rPr>
       <w:rFonts w:ascii="Times New Roman" w:eastAsiaTheme="majorEastAsia" w:hAnsi="Times New Roman" w:cstheme="majorBidi"/>
       <w:spacing w:val="5"/>
       <w:kern w:val="28"/>
-      <w:sz w:val="52"/>
+      <w:sz w:val="40"/>
       <w:szCs w:val="52"/>
       <w:lang w:val="sv-SE" w:eastAsia="en-US" w:bidi="ar-SA"/>
     </w:rPr>

--- a/tillsyn/A 1480-2026 tillsynsbegäran.docx
+++ b/tillsyn/A 1480-2026 tillsynsbegäran.docx
@@ -1443,7 +1443,7 @@
     <w:r>
       <w:tab/>
       <w:tab/>
-      <w:t>2026-06-18</w:t>
+      <w:t>2026-06-19</w:t>
       <w:br/>
       <w:br/>
     </w:r>

--- a/tillsyn/A 1480-2026 tillsynsbegäran.docx
+++ b/tillsyn/A 1480-2026 tillsynsbegäran.docx
@@ -1443,7 +1443,7 @@
     <w:r>
       <w:tab/>
       <w:tab/>
-      <w:t>2026-06-19</w:t>
+      <w:t>2026-06-20</w:t>
       <w:br/>
       <w:br/>
     </w:r>

--- a/tillsyn/A 1480-2026 tillsynsbegäran.docx
+++ b/tillsyn/A 1480-2026 tillsynsbegäran.docx
@@ -12,10 +12,7 @@
     </w:p>
     <w:p>
       <w:r>
-        <w:t>Detta dokument behandlar höga naturvärden i avverkningsanmälan A 1480-2026 i Malung-Sälens kommun som inkom 2026-01-11 och omfattar 1,5 ha.</w:t>
-      </w:r>
-      <w:r>
-        <w:t xml:space="preserve"> I Figur 1 visas fyndplatser för naturvårdsarter i området, som finns registrerade på Artportalen.</w:t>
+        <w:t>Denna tillsynsbegäran behandlar höga naturvärden i avverkningsanmälan A 1480-2026 i Malung-Sälens kommun som inkom 2026-01-11 och omfattar 1,5 ha.</w:t>
       </w:r>
     </w:p>
     <w:p>
@@ -25,7 +22,7 @@
       <w:r>
         <w:drawing>
           <wp:inline xmlns:a="http://schemas.openxmlformats.org/drawingml/2006/main" xmlns:pic="http://schemas.openxmlformats.org/drawingml/2006/picture">
-            <wp:extent cx="5486400" cy="4119513"/>
+            <wp:extent cx="5486400" cy="4228864"/>
             <wp:docPr id="1" name="Picture 1"/>
             <wp:cNvGraphicFramePr>
               <a:graphicFrameLocks noChangeAspect="1"/>
@@ -46,7 +43,7 @@
                   <pic:spPr>
                     <a:xfrm>
                       <a:off x="0" y="0"/>
-                      <a:ext cx="5486400" cy="4119513"/>
+                      <a:ext cx="5486400" cy="4228864"/>
                     </a:xfrm>
                     <a:prstGeom prst="rect"/>
                   </pic:spPr>
@@ -63,27 +60,12 @@
         <w:spacing w:after="240"/>
       </w:pPr>
       <w:r>
-        <w:t>Figur 1. Fyndplatser för naturvårdsarter i och inom 25 meter från avverkningsanmälan (röd linje). Inom parentes anges rödlistekategorier, S för signalarter, Tför typiska arter och fridlysningsparagrafer i artskyddsförordningen.Markörer utan svart kant är placerade på fyndplatsen. Markörer med svart kant är placerade vid sidan av fyndplatsen och har ett svart streck som visar fyndplatsens exakta position. Kartans mittpunktskoordinat är N 6712235, E 425194 i SWEREF 99 TM.</w:t>
+        <w:t>Figur 1. Fyndplatser för naturvårdsarter i och inom 25 meter från avverkningsanmälan. Markörer utan svart kant är placerade på fyndplatsen. Markörer med svart kant är placerade vid sidan av fyndplatsen har ett svart streck som visar fyndplatsens exakta position. Kartans mittpunktskoordinat är N 6712235, E 425194 i SWEREF 99 TM.</w:t>
       </w:r>
     </w:p>
     <w:p>
       <w:r>
-        <w:t>Vi begär härmed att Skogsstyrelsen fattar beslut enligt miljöbalken som säkerställer att skogens höga naturvärden bevaras samt att EU-lagstiftning efterlevs och att artskyddsbrott förhindras.</w:t>
-      </w:r>
-    </w:p>
-    <w:p>
-      <w:r>
-        <w:t>Vi begär vidare att Skogsstyrelsen säkerställer att inga skador eller försämringar av naturtypens bevarandestatus i området tillåts ske. Se Rådets direktiv 92/43/EEG samt ickeförsämringskravet i EU:s naturrestaureringsförordning (EU 2024/1991).</w:t>
-      </w:r>
-    </w:p>
-    <w:p>
-      <w:r>
-        <w:t>Vi önskar även ta del av de ställningstaganden och beslut som myndigheten meddelar till följd av aktuell avverkningsanmälan och föreningens inlaga (se 34 § förvaltningslagen).</w:t>
-      </w:r>
-    </w:p>
-    <w:p>
-      <w:r>
-        <w:t>Nedan beskrivs fynd av naturvårdsarter och fridlysta arter som gjorts i det avverkningsanmälda området. I BILAGA 1 finns artfakta om fridlysta och rödlistade arter.</w:t>
+        <w:t>I och inom 25 meter från avverkningsanmälan finns fynd av 20 naturvårdsarter, varav 14 är rödlistade, 3 är fridlysta, 13 är typiska (T) och 5 är signalarter (S): citronporing (VU), garnlav (VU, T), gränsticka (VU, T), rostskinn (VU), ulltickeporing (VU), brunpudrad nållav (NT, T), duvhök (NT, §4), gammelgransskål (NT, T), kortskaftad ärgspik (NT), kötticka (NT), rynkskinn (NT, T), skrovellav (NT, T), tretåig hackspett (NT, T, §4), ullticka (NT, T), bronshjon (S, T), bårdlav (S, T), gulnål (S, T), stuplav (S, T), vedticka (S, T) och orre (§4). Se Figur 1.</w:t>
       </w:r>
     </w:p>
     <w:p>
@@ -91,17 +73,708 @@
         <w:pStyle w:val="Heading1"/>
       </w:pPr>
       <w:r>
-        <w:t>Naturvårdsarter</w:t>
+        <w:t>Tillsynsbegäran</w:t>
       </w:r>
     </w:p>
     <w:p>
       <w:r>
-        <w:t>I och inom 25 meter från avverkningsanmälan har följande 19 naturvårdsarter hittats: citronporing (VU), gränsticka (VU, T), rostskinn (VU), ulltickeporing (VU), brunpudrad nållav (NT, T), duvhök (NT, §4), gammelgransskål (NT, T), kortskaftad ärgspik (NT), kötticka (NT), rynkskinn (NT, T), skrovellav (NT, T), tretåig hackspett (NT, T, §4), ullticka (NT, T), bronshjon (S, T), bårdlav (S, T), gulnål (S, T), stuplav (S, T), vedticka (S, T) och orre (§4). Av dessa är 13 rödlistade. För rödlistade arter har rödlistekategorin angivits inom parentes. Arter som är signalarter enligt Skogsstyrelsen har markerats med (S). Typiska arter inom Natura 2000 som är kopplade till skogsekosystem har markerats med (T). För fridlysta arter anges även paragrafen i Artskyddsförordningen som arten är fridlyst enligt.</w:t>
+        <w:t>Vi begär härmed att Skogsstyrelsen fattar beslut enligt miljöbalken som säkerställer att skogens höga naturvärden bevaras samt att EU-lagstiftning efterlevs och att artskyddsbrott förhindras.</w:t>
       </w:r>
     </w:p>
     <w:p>
       <w:r>
-        <w:t>De påträffade naturvårdsarterna är ett tydligt kvitto på att det rör sig om en skog med höga naturvärden.</w:t>
+        <w:t>Vi begär vidare att Skogsstyrelsen säkerställer att inga skador eller försämringar av naturtypens bevarandestatus i området tillåts ske. Se Rådets direktiv 92/43/EEG samt ickeförsämringskravet i EU:s naturrestaureringsförordning (EU 2024/1991).</w:t>
+      </w:r>
+    </w:p>
+    <w:p>
+      <w:r>
+        <w:t>Vi önskar även ta del av de ställningstaganden och beslut som myndigheten meddelar till följd av aktuell avverkningsanmälan och föreningens inlaga (se 34 § förvaltningslagen).</w:t>
+      </w:r>
+    </w:p>
+    <w:p>
+      <w:pPr>
+        <w:pStyle w:val="Heading1"/>
+      </w:pPr>
+      <w:r>
+        <w:t>Naturvårdsarter och fridlysta arter</w:t>
+      </w:r>
+    </w:p>
+    <w:p>
+      <w:r>
+        <w:t>Nedan följer beskrivningar av de naturvårdsarter och fridlysta arter som har sina livsmiljöer och växtplatser i den avverkningsanmälda skogen. Se även ytterligare artfakta i BILAGA 1. De påträffade naturvårdsarterna är ett tydligt kvitto på att det rör sig om en skog med höga naturvärden.</w:t>
+      </w:r>
+    </w:p>
+    <w:p>
+      <w:r>
+        <w:rPr>
+          <w:b/>
+        </w:rPr>
+        <w:t>Citronporing (VU)</w:t>
+      </w:r>
+      <w:r>
+        <w:t xml:space="preserve"> växer på granlågor i naturskogsartade granskogar. Den påträffas ofta på eller nära fruktkroppar av klibbticka. Citronporing är globalt rödlistad som starkt hotad (EN) vilket innebär att Sverige har ett internationellt ansvar för arten. Alla skogsskötselåtgärder på eller i direkt anslutning till växtplatserna utgör ett hot och områden som hyser arten måste undantas helt från skogsbruk. Lokaler där citronporing påträffas bör ges ett juridiskt skydd (SLU Artdatabanken, 2026; IUCN, 2019).</w:t>
+      </w:r>
+    </w:p>
+    <w:p>
+      <w:r>
+        <w:rPr>
+          <w:b/>
+        </w:rPr>
+        <w:t>Garnlav (VU)</w:t>
+      </w:r>
+      <w:r>
+        <w:t xml:space="preserve"> är en utpräglad barrskogsart som ibland kan drapera träden i norrländska grannaturskogar med hög luftfuktighet. Den förekommer även i talldominerade bestånd där den, förutom i trädens grenverk, påträffas hängande över ojämnheter i tallbarken. Arten har minskat starkt i södra och mellersta Sverige och den minskar även i sitt nordliga utbredningsområde. Minskningstakten uppgår till 30 (20–50) % inom 50 år och överstiger gränsvärdet för Sårbar (VU). Orsaken till tillbakagången beror främst på slutavverkningar av naturskogsartade skogar. Bestånd med riklig förekomst bör regelmässigt sparas, vilket även gynnar flera andra sällsynta och rödlistade arter. Garnlav är värdväxt för den mycket sällsynta och akut hotade fjärilen barrskogslavfly (CR) som hör hemma i boreala barrskogar med riklig förekomst av värdväxten. Tidigare kunde arten konstateras årligen på flera platser vid Dala-Floda i Dalarna innan lokalerna kalavverkades. Senaste fyndet i landet av barrskogslavfly är från år 2000 då den påträffades vid Högberget i Sollefteå kommun. Garnlav är typisk art för </w:t>
+      </w:r>
+      <w:r>
+        <w:rPr>
+          <w:i/>
+        </w:rPr>
+        <w:t xml:space="preserve">9010 Taiga </w:t>
+      </w:r>
+      <w:r>
+        <w:t>och</w:t>
+      </w:r>
+      <w:r>
+        <w:rPr>
+          <w:i/>
+        </w:rPr>
+        <w:t xml:space="preserve"> 9070 Trädklädd betesmark</w:t>
+      </w:r>
+      <w:r>
+        <w:t xml:space="preserve"> (SLU Artdatabanken, 2026).</w:t>
+      </w:r>
+    </w:p>
+    <w:p>
+      <w:r>
+        <w:rPr>
+          <w:b/>
+        </w:rPr>
+        <w:t>Gränsticka (VU)</w:t>
+      </w:r>
+      <w:r>
+        <w:t xml:space="preserve"> är en mycket bra signalart inom hela sitt utbredningsområde. Den är huvudsakligen knuten till restbestånd av barrnaturskog och förekommer med ett tydligt optimum i orörda eller måttligt påverkade gamla granskogar där det föreligger långvarig kontinuitet av grov död ved. Den totala populationen bedöms ha minskat och fortsätter att minska i takt med att grankontinuitetsskogar (äldre tidigare icke kalavverkade skogar) minskar i areal. Minskningstakten överstiger gränsvärdet för sårbar (VU). Lokaler som hyser arten bör undantas från skogsbruk, speciellt i mellersta och södra Sverige. Gränsticka är typisk art för </w:t>
+      </w:r>
+      <w:r>
+        <w:rPr>
+          <w:i/>
+        </w:rPr>
+        <w:t>9010 Taiga</w:t>
+      </w:r>
+      <w:r>
+        <w:t xml:space="preserve"> (SLU Artdatabanken, 2026; Nitare &amp; Skogsstyrelsen, 2019).</w:t>
+      </w:r>
+    </w:p>
+    <w:p>
+      <w:r>
+        <w:rPr>
+          <w:b/>
+        </w:rPr>
+        <w:t xml:space="preserve">Rostskinn (VU) </w:t>
+      </w:r>
+      <w:r>
+        <w:t>är en mycket sällsynt vednedbrytare i liggande, murkna stammar av gran och tall i frisk till fuktig barrskog. Artens missgynnas av avverkning och minskad tillgång på döda träd. Arten bör eftersökas i lämpliga naturskogar i Norrland så att dess status bättre kan beläggas. I väntan på detta bör alla kända växtplatser hållas under uppsikt och skydd övervägas vid påkallat behov (SLU Artdatabanken, 2024).</w:t>
+      </w:r>
+    </w:p>
+    <w:p>
+      <w:r>
+        <w:rPr>
+          <w:b/>
+        </w:rPr>
+        <w:t xml:space="preserve">Ulltickeporing </w:t>
+      </w:r>
+      <w:r>
+        <w:rPr>
+          <w:b/>
+          <w:i/>
+        </w:rPr>
+        <w:t>Skeletocutis brevispora</w:t>
+      </w:r>
+      <w:r>
+        <w:rPr>
+          <w:b/>
+        </w:rPr>
+        <w:t xml:space="preserve"> (VU)</w:t>
+      </w:r>
+      <w:r>
+        <w:t>, rödlistad som sårbar, växer på ullticka (NT) i naturskogsartade granskogar. Avverkning av naturskogslika miljöer och av grova granar där ulltickeporing förekommer är ett direkt hot mot artens fortlevnad. Alla skogliga åtgärder som innebär att lågor och döda eller skadade träd tas bort missgynnar arten. På sikt är minskad tillgång till lämpligt substrat och krympande areal av naturskog ett hot, framförallt råder brist på grov ved som lågor i sena nedbrytningsstadier. Ytterligare fragmentering av skogslandskapet minskar artens möjligheter till spridning. Gamla granskogar som hyser arten undantas helt från skogsbruk (SLU Artdatabanken, 2024).</w:t>
+      </w:r>
+    </w:p>
+    <w:p>
+      <w:r>
+        <w:rPr>
+          <w:b/>
+        </w:rPr>
+        <w:t>Brunpudrad nållav (NT)</w:t>
+      </w:r>
+      <w:r>
+        <w:t xml:space="preserve"> är beroende av hög, jämn luftfuktighet och kan påträffas i fuktiga skogar av naturskogskaraktär, ofta i sumpgranskog eller andra sumpskogar. Arten är placerad högst upp i Skogsstyrelsens värdepyramid för bedömning av skog med höga naturvärden och förekomster bör undantas från skogsbruksåtgärder. Brunpudrad nållav är typisk art för </w:t>
+      </w:r>
+      <w:r>
+        <w:rPr>
+          <w:i/>
+        </w:rPr>
+        <w:t>9010 Taiga</w:t>
+      </w:r>
+      <w:r>
+        <w:t xml:space="preserve"> (SLU Artdatabanken, 2024; Nitare &amp; Skogsstyrelsen, 2019).</w:t>
+      </w:r>
+    </w:p>
+    <w:p>
+      <w:r>
+        <w:rPr>
+          <w:b/>
+        </w:rPr>
+        <w:t>Duvhök (NT, §4)</w:t>
+      </w:r>
+      <w:r>
+        <w:t>, som är rödlistad som nära hotad, har minskat med 15 (0–30) % under de senaste 18 åren och minskningstakten för den svenska populationen bedöms vara nära gränsvärdet för sårbar (VU). Arten är starkt bunden till skogsmark och jagar helst inne i äldre skog. Den missgynnas av stora hyggen och täta planteringar. De gamla fåglarna är i huvudsak stationära i sina revir och boet läggs inne i tät, oftast äldre skog. Kantzoner mot öppen mark undviks och duvhöken, som är beroende av insynsskyddade boplatser, är därför känsligare för slutavverkning än flera andra rovfåglar. Friställande av boträd eller avverkning så att boplatsen blir exponerad mot öppen mark, medför att platsen överges. Eftersom duvhöken helst häckar i gammal skog, är dess häckningsplatser i princip alltid mer eller mindre hotade av skogsbruk och avverkningar (SLU Artdatabanken, 2026; Skogsstyrelsen 2016).</w:t>
+      </w:r>
+    </w:p>
+    <w:p>
+      <w:r>
+        <w:rPr>
+          <w:b/>
+        </w:rPr>
+        <w:t>Gammelgransskål (NT)</w:t>
+      </w:r>
+      <w:r>
+        <w:t xml:space="preserve"> är en liten skålsvamp som växer på gamla granar med skrovlig bark. Typiska växtplatser är gransumpskog i myrkanter, bäckdråg, bäckraviner och skuggiga bergssluttningar, men också skog på torrare mark kan hysa arten om beståndet har stark naturskogskaraktär. Bestånd med arten bör behandlas som nyckelbiotoper och sparas vid en slutavverkning. Även gallring bör undvikas. Gammelgransskål är typisk art för </w:t>
+      </w:r>
+      <w:r>
+        <w:rPr>
+          <w:i/>
+        </w:rPr>
+        <w:t>9010 Taiga</w:t>
+      </w:r>
+      <w:r>
+        <w:t xml:space="preserve"> (SLU Artdatabanken, 2024; Nitare &amp; Skogsstyrelsen, 2019).</w:t>
+      </w:r>
+    </w:p>
+    <w:p>
+      <w:r>
+        <w:rPr>
+          <w:b/>
+        </w:rPr>
+        <w:t>Kortskaftad ärgspik (NT)</w:t>
+      </w:r>
+      <w:r>
+        <w:t xml:space="preserve"> förekommer i barrträdsdominerade skogar och växer nästan uteslutande på tallved. Den föredrar gamla högstubbar i fuktig och halvöppen miljö, t.ex. i myrkanter, sumpskog och brandpräglad skog. Arten indikerar kontinuerlig tillgång till gamla högstubbar i kombination med hög och jämn luftfuktighet. Skogsbruk på lokaler med kortskaftad ärgspik utgör ett hot. På lång sikt bildas färre lämpliga substrat än vad som försvinner. Avverkning av barrträdsdominerade bestånd av naturskogskaraktär utgör ett långsiktigt hot. Naturskogsartade bestånd med riklig förekomst av gamla och grova tallhögstubbar bör undantas från skogsbruk (SLU Artdatabanken, 2024).</w:t>
+      </w:r>
+    </w:p>
+    <w:p>
+      <w:r>
+        <w:rPr>
+          <w:b/>
+        </w:rPr>
+        <w:t>Kötticka (NT)</w:t>
+      </w:r>
+      <w:r>
+        <w:t xml:space="preserve"> är granens kötticka och har klassificerats som ”gammelskogsindikator”, då den förekommer med ett tydligt optimum i äldre barrskogar, främst fuktiga granskogar. Den har högst signalvärde söder om den naturliga norrlandsgränsen </w:t>
+      </w:r>
+      <w:r>
+        <w:rPr>
+          <w:i/>
+        </w:rPr>
+        <w:t>limes norrlandicus</w:t>
+      </w:r>
+      <w:r>
+        <w:t>, men signalerar vanligtvis höga naturvärden även i Norrland. Arten är knuten till miljöer med konstant luftfuktighet och känslig för uttorkning som en avverkning kan medföra. Den totala populationen bedöms därför ha minskat under de senaste 30 åren och fortsätter att minska i takt med att grankontinuitetsskogar (skogar som inte kalavverkats) minskar i areal, samtidigt som att lämpliga miljöer inte återskapas i samma takt (SLU Artdatabanken, 2024; Nitare &amp; Skogsstyrelsen, 2019).</w:t>
+      </w:r>
+    </w:p>
+    <w:p>
+      <w:r>
+        <w:rPr>
+          <w:b/>
+        </w:rPr>
+        <w:t>Rynkskinn (NT)</w:t>
+      </w:r>
+      <w:r>
+        <w:t xml:space="preserve"> är en vednedbrytare som växer på grova granlågor och ingår i en karaktäristisk association av vedsvampar knutna till urskogsartade barrskogar. Den har klassificerats som en “urskogsindikator” och är placerad i toppen av Skogsstyrelsens värdepyramid för bedömning av skog med höga naturvärden. Allt tyder på att rynkskinn är mycket känslig för skogliga ingrepp och lokalerna, som oftast har höga biologiska kvaliteter, bör lämnas till fri utveckling. Rynkskinn är typisk art för </w:t>
+      </w:r>
+      <w:r>
+        <w:rPr>
+          <w:i/>
+        </w:rPr>
+        <w:t xml:space="preserve">9010 Taiga, 9050 Näringsrik granskog </w:t>
+      </w:r>
+      <w:r>
+        <w:t>och</w:t>
+      </w:r>
+      <w:r>
+        <w:rPr>
+          <w:i/>
+        </w:rPr>
+        <w:t xml:space="preserve"> 9030 Landhöjningsskog</w:t>
+      </w:r>
+      <w:r>
+        <w:t xml:space="preserve"> (Nitare &amp; Skogsstyrelsen, 2019; SLU Artdatabanken, 2026).</w:t>
+      </w:r>
+    </w:p>
+    <w:p>
+      <w:r>
+        <w:rPr>
+          <w:b/>
+        </w:rPr>
+        <w:t>Skrovellav (NT)</w:t>
+      </w:r>
+      <w:r>
+        <w:t xml:space="preserve"> växer på gamla lövträd och på klippor i gamla skogar med hög och jämn luftfuktighet. Slutavverkning av kontinuitetsskog utgör det största hotet och lavens fortsatta förekomst bör säkerställas genom att lokaler med äldre skog skyddas. I områden med mycket hög luftfuktighet kan man på bålen av skrovellav finna de sällsynta parasitsvamparna skrovellavsknapp (EN), </w:t>
+      </w:r>
+      <w:r>
+        <w:rPr>
+          <w:i/>
+        </w:rPr>
+        <w:t>Catillaria lobariicola</w:t>
+      </w:r>
+      <w:r>
+        <w:t xml:space="preserve"> (VU) och </w:t>
+      </w:r>
+      <w:r>
+        <w:rPr>
+          <w:i/>
+        </w:rPr>
+        <w:t>Merismatium lobariae</w:t>
+      </w:r>
+      <w:r>
+        <w:t xml:space="preserve"> (DD). Skrovellav är typisk art för </w:t>
+      </w:r>
+      <w:r>
+        <w:rPr>
+          <w:i/>
+        </w:rPr>
+        <w:t xml:space="preserve">9010 Taiga, 9020 Nordlig ädellövskog, 9040 Fjällbjörkskog, 9070 Trädklädd betesmark, 9160 Näringsrik ekskog, 9180 Ädellövskog i branter, 9190 Näringsfattig ekskog, 8210 Kalkbranter </w:t>
+      </w:r>
+      <w:r>
+        <w:t xml:space="preserve">och </w:t>
+      </w:r>
+      <w:r>
+        <w:rPr>
+          <w:i/>
+        </w:rPr>
+        <w:t>6530 Lövängar</w:t>
+      </w:r>
+      <w:r>
+        <w:t xml:space="preserve"> (SLU Artdatabanken, 2026; Nitare &amp; Skogsstyrelsen, 2019).</w:t>
+      </w:r>
+    </w:p>
+    <w:p>
+      <w:r>
+        <w:rPr>
+          <w:b/>
+        </w:rPr>
+        <w:t>Tretåig hackspett (NT, §4)</w:t>
+      </w:r>
+      <w:r>
+        <w:t xml:space="preserve"> är rödlistad som nära hotad och ingår i bilaga 1 i EU:s fågeldirektiv. Tretåig hackspett är för sin överlevnad beroende av kontinuerlig tillförsel av äldre döende och död ved, som sker genom naturliga självgallringsprocesser i äldre grannaturskogar och barrblandade naturskogar. Om en skog genom skogsbruk gallras eller glesas ur så upphör och uteblir i stort sett den naturliga självgallringsprocessen för mycket lång tid framöver vilket omöjliggör upprätthållandet av den kontinuerliga ekologiska funktionen i ett område. Det finns studier som visar att naturskogens självgallringsprocess som den tretåiga hackspetten är beroende av, inte kan ersättas med efterlämnad hänsyn i skogsbruket (Imbeau &amp; Desrochers, 2002). Storleken på häckningsreviret varierar med skogstypen, förekomsten av död ved och graden av fragmentering, men är i allmänhet i storleksordningen 25–100 hektar. Vintertid krävs ofta betydligt större områden och det finns studier som antyder att arten behöver minst 100 hektar äldre skog. I områden med låg bonitet kan det behövas över 200 hektar lämpligt habitat för att ett par ska kunna reproducera sig. Områden med dokumenterad permanent förekomst i naturskogsmiljöer har vanligen så stora naturvärden att skogsbruk är olämpligt. Tretåig hackspett är typisk art för </w:t>
+      </w:r>
+      <w:r>
+        <w:rPr>
+          <w:i/>
+        </w:rPr>
+        <w:t xml:space="preserve">9010 Taiga, 9740 Skogsbevuxen myr, 9030 Landhöjningsskog </w:t>
+      </w:r>
+      <w:r>
+        <w:t xml:space="preserve">och </w:t>
+      </w:r>
+      <w:r>
+        <w:rPr>
+          <w:i/>
+        </w:rPr>
+        <w:t>9040 Fjällbjörkskog</w:t>
+      </w:r>
+      <w:r>
+        <w:t xml:space="preserve"> (Skogsstyrelsen, 2016; SLU Artdatabanken, 2024).</w:t>
+      </w:r>
+    </w:p>
+    <w:p>
+      <w:r>
+        <w:rPr>
+          <w:b/>
+        </w:rPr>
+        <w:t>Ullticka (NT)</w:t>
+      </w:r>
+      <w:r>
+        <w:t xml:space="preserve"> är knuten till restbestånd av barrnaturskog och förekommer med ett tydligt optimum i orörda eller måttligt påverkade gamla granskogar där det föreligger viss kontinuitet av grov död ved. Ullticka är en bra signalart inom hela sitt utbredningsområde och i södra Sverige är den sällsynt och en god signalart för skyddsvärda granskogsmiljöer. Den hotas av avverkning och fragmentering av naturskog och äldre granskog med lång trädkontinuitet. På ullticka kan ibland ulltickeporing (VU) påträffas - det är en sällsynt ticka som nyligen delats upp i de tre olika arterna ulltickeporing </w:t>
+      </w:r>
+      <w:r>
+        <w:rPr>
+          <w:i/>
+        </w:rPr>
+        <w:t xml:space="preserve">Skeletocutis brevispora </w:t>
+      </w:r>
+      <w:r>
+        <w:t>(VU)</w:t>
+      </w:r>
+      <w:r>
+        <w:rPr>
+          <w:i/>
+        </w:rPr>
+        <w:t>, Skeletocutis delicata</w:t>
+      </w:r>
+      <w:r>
+        <w:t xml:space="preserve"> (VU)</w:t>
+      </w:r>
+      <w:r>
+        <w:rPr>
+          <w:i/>
+        </w:rPr>
+        <w:t xml:space="preserve"> och Skeletocutis exilis</w:t>
+      </w:r>
+      <w:r>
+        <w:t xml:space="preserve"> (NT). Ullticka är typisk art för </w:t>
+      </w:r>
+      <w:r>
+        <w:rPr>
+          <w:i/>
+        </w:rPr>
+        <w:t xml:space="preserve">9010 Taiga, 9050 Näringsrik granskog </w:t>
+      </w:r>
+      <w:r>
+        <w:t xml:space="preserve">och </w:t>
+      </w:r>
+      <w:r>
+        <w:rPr>
+          <w:i/>
+        </w:rPr>
+        <w:t>9030 Landhöjningsskog</w:t>
+      </w:r>
+      <w:r>
+        <w:t xml:space="preserve"> (SLU Artdatabanken, 2026; Nitare &amp; Skogsstyrelsen, 2019; Miettinen &amp; Niemelä, 2018).</w:t>
+      </w:r>
+    </w:p>
+    <w:p>
+      <w:r>
+        <w:rPr>
+          <w:b/>
+        </w:rPr>
+        <w:t>Bronshjon</w:t>
+      </w:r>
+      <w:r>
+        <w:t xml:space="preserve"> är en skalbagge vars larvutveckling sker under grov bark på stammar av döda eller döende barrträd, främst gran, i mindre omfattning tall. Arten är knuten till äldre, naturskogslik granskog med inslag av torkande träd. Bronshjon är typisk art för </w:t>
+      </w:r>
+      <w:r>
+        <w:rPr>
+          <w:i/>
+        </w:rPr>
+        <w:t>9010 Taiga</w:t>
+      </w:r>
+      <w:r>
+        <w:t xml:space="preserve"> (SLU Artdatabanken, 2025).</w:t>
+      </w:r>
+    </w:p>
+    <w:p>
+      <w:r>
+        <w:rPr>
+          <w:b/>
+        </w:rPr>
+        <w:t>Bårdlav</w:t>
+      </w:r>
+      <w:r>
+        <w:t xml:space="preserve"> signalerar miljöer med höga naturvärden och på lokalerna finns vanligtvis många andra ovanliga och rödlistade arter. Den visar även på platser med hög och jämn luftfuktighet. På bårdlav och andra njurlavar (Nephroma) kan de sällsynta parasiterna </w:t>
+      </w:r>
+      <w:r>
+        <w:rPr>
+          <w:i/>
+        </w:rPr>
+        <w:t xml:space="preserve">Protounguicularia nephromatis </w:t>
+      </w:r>
+      <w:r>
+        <w:t xml:space="preserve">(VU) och </w:t>
+      </w:r>
+      <w:r>
+        <w:rPr>
+          <w:i/>
+        </w:rPr>
+        <w:t xml:space="preserve">Tremella nephromatis </w:t>
+      </w:r>
+      <w:r>
+        <w:t xml:space="preserve">(DD) påträffas. Bårdlav är typisk art för </w:t>
+      </w:r>
+      <w:r>
+        <w:rPr>
+          <w:i/>
+        </w:rPr>
+        <w:t xml:space="preserve">9010 Taiga, 9020 Nordlig ädellövskog, 9070 Trädklädd betesmark, 9110 Näringsfattig bokskog, 9160 Näringsrik ekskog, 9180 Ädellövskog i branter </w:t>
+      </w:r>
+      <w:r>
+        <w:t>och</w:t>
+      </w:r>
+      <w:r>
+        <w:rPr>
+          <w:i/>
+        </w:rPr>
+        <w:t xml:space="preserve"> 9190 Näringsfattig ekskog</w:t>
+      </w:r>
+      <w:r>
+        <w:t xml:space="preserve"> (SLU Artdatabanken, 2026; Nitare &amp; Skogsstyrelsen, 2019).</w:t>
+      </w:r>
+    </w:p>
+    <w:p>
+      <w:r>
+        <w:rPr>
+          <w:b/>
+        </w:rPr>
+        <w:t>Gulnål</w:t>
+      </w:r>
+      <w:r>
+        <w:t xml:space="preserve"> växer mest på murknande lövträdsved och barrträdsved och förekommer i skuggiga miljöer med hög luftfuktighet. I södra Sverige är den en relativt bra signal på biotoper med höga naturvärden och följs ofta av sällsynta arter. Gulnål är typisk art för </w:t>
+      </w:r>
+      <w:r>
+        <w:rPr>
+          <w:i/>
+        </w:rPr>
+        <w:t>9110 Näringsfattig bokskog</w:t>
+      </w:r>
+      <w:r>
+        <w:t xml:space="preserve"> och</w:t>
+      </w:r>
+      <w:r>
+        <w:rPr>
+          <w:i/>
+        </w:rPr>
+        <w:t xml:space="preserve"> 9130 Näringsrik bokskog </w:t>
+      </w:r>
+      <w:r>
+        <w:t>(Nitare &amp; Skogsstyrelsen, 2019; SLU Artdatabanken, 2025).</w:t>
+      </w:r>
+    </w:p>
+    <w:p>
+      <w:r>
+        <w:rPr>
+          <w:b/>
+        </w:rPr>
+        <w:t>Stuplav</w:t>
+      </w:r>
+      <w:r>
+        <w:t xml:space="preserve"> är en mycket bra signalart i hela sitt utbredningsområde och förekommer nästan enbart i skogsmiljöer med höga naturvärden. Den indikerar långvarig förekomst av gamla lövträd och miljöer med konstant hög luftfuktighet. I skogar med suboceaniskt klimat finns det en mycket sällsynt parasit, njurlavsknapp </w:t>
+      </w:r>
+      <w:r>
+        <w:rPr>
+          <w:i/>
+        </w:rPr>
+        <w:t>Pletocarpon nephromeum</w:t>
+      </w:r>
+      <w:r>
+        <w:t xml:space="preserve"> (EN), som växer på stuplav. Ytterligare tre sällsynta lavparasiter, </w:t>
+      </w:r>
+      <w:r>
+        <w:rPr>
+          <w:i/>
+        </w:rPr>
+        <w:t>Protounguicularia nephromatis</w:t>
+      </w:r>
+      <w:r>
+        <w:t xml:space="preserve"> (VU), </w:t>
+      </w:r>
+      <w:r>
+        <w:rPr>
+          <w:i/>
+        </w:rPr>
+        <w:t>Refractohilum galligenum</w:t>
+      </w:r>
+      <w:r>
+        <w:t xml:space="preserve"> (NT) och </w:t>
+      </w:r>
+      <w:r>
+        <w:rPr>
+          <w:i/>
+        </w:rPr>
+        <w:t>Roselliniella nephromatis</w:t>
+      </w:r>
+      <w:r>
+        <w:t xml:space="preserve"> (DD), kan också påträffas på stuplav. Stuplav är typisk art för </w:t>
+      </w:r>
+      <w:r>
+        <w:rPr>
+          <w:i/>
+        </w:rPr>
+        <w:t>9010 Taiga</w:t>
+      </w:r>
+      <w:r>
+        <w:t xml:space="preserve"> (SLU Artdatabanken, 2026; Nitare &amp; Skogsstyrelsen, 2019).</w:t>
+      </w:r>
+    </w:p>
+    <w:p>
+      <w:r>
+        <w:rPr>
+          <w:b/>
+        </w:rPr>
+        <w:t xml:space="preserve">Vedticka </w:t>
+      </w:r>
+      <w:r>
+        <w:t xml:space="preserve">är en bra signalart söder om den naturliga norrlandsgränsen. Den är huvudsakligen knuten till äldre barrskogar där det föreligger långvarig kontinuitet av död barrved. Vedticka är typisk art för </w:t>
+      </w:r>
+      <w:r>
+        <w:rPr>
+          <w:i/>
+        </w:rPr>
+        <w:t xml:space="preserve">9010 Taiga </w:t>
+      </w:r>
+      <w:r>
+        <w:t>(Nitare &amp; Skogsstyrelsen, 2019; SLU Artdatabanken, 2025).</w:t>
+      </w:r>
+    </w:p>
+    <w:p>
+      <w:pPr>
+        <w:pStyle w:val="Heading1"/>
+      </w:pPr>
+      <w:r>
+        <w:t>EU:s fågeldirektiv</w:t>
+      </w:r>
+    </w:p>
+    <w:p>
+      <w:r>
+        <w:t xml:space="preserve">Europeiska unionens medlemsländer är skyldiga att agera i enlighet med EU:s fågeldirektiv där det uttryckligen står att direktivet gäller för fåglar samt för deras ägg, bon och </w:t>
+      </w:r>
+      <w:r>
+        <w:rPr>
+          <w:b/>
+        </w:rPr>
+        <w:t xml:space="preserve">livsmiljöer </w:t>
+      </w:r>
+      <w:r>
+        <w:t>(artikel 1). Vidare att de åtgärder som vidtas inte får leda till en försämring av den nuvarande situationen beträffande bevarandet av de fågelarter som avses i artikel 1 (artikel 13). Fågeldirektivet är styrande för tillsynsansvariga myndigheters ärendehantering, ställningstaganden och beslutsfattande.</w:t>
+      </w:r>
+    </w:p>
+    <w:p>
+      <w:pPr>
+        <w:pStyle w:val="Heading1"/>
+      </w:pPr>
+      <w:r>
+        <w:t>Typiska arter och EU:s art- och habitatdirektiv</w:t>
+      </w:r>
+    </w:p>
+    <w:p>
+      <w:r>
+        <w:t>Typiska arter används för att lokalisera områden med gynnsam bevarandestatus för de naturtyper som är listade i EU:s art- och habitatdirektiv. Ett exempel är Västlig taiga (EU-kod 9010) som saknar gynnsam bevarandestatus och minskar starkt som naturtyp i Sverige. Naturvårdsverket skriver i sin vägledning för Västlig taiga att dylika miljöer förutsätter normalt att skogarna skyddas långsiktigt, eftersom skogsbruk inte är förenligt med bevarande av naturtypen i gynnsamt tillstånd (Naturvårdsverket, 2011).</w:t>
+      </w:r>
+    </w:p>
+    <w:p>
+      <w:r>
+        <w:t>Följande typiska arter har sina livsmiljöer och växtplatser i den avverkningsanmälda skogen: garnlav (VU, T), gränsticka (VU, T), brunpudrad nållav (NT, T), gammelgransskål (NT, T), rynkskinn (NT, T), skrovellav (NT, T), tretåig hackspett (NT, T, §4), ullticka (NT, T), bronshjon (S, T), bårdlav (S, T), gulnål (S, T), stuplav (S, T) och vedticka (S, T).</w:t>
+      </w:r>
+    </w:p>
+    <w:p>
+      <w:r>
+        <w:t>Enligt Sveriges Artikel 17 rapportering 2013 och 2019 till EU, har naturtypen Västlig taiga (9010) dålig bevarandestatus med negativ trend inom Sveriges boreala region. Skogsbruksåtgärder som avverkning, röjning och gallring pekas ut som några av de främst bidragande orsakerna till naturtypens dåliga status och negativa trend (SLU Artdatabanken, 2019). I EU:s uppföljning av tillståndet för naturtyperna i Skandinavien 2013 – 2018 framgår det att i den boreala regionen är tillståndet så dåligt för Västlig taiga (9010) att habitatet löper allvarlig risk att försvinna regionalt (EEA, 2022). Det allvarliga läget för den biologiska mångfalden i skogen framhålls även i Skogsstyren rapport 2026/07:</w:t>
+      </w:r>
+    </w:p>
+    <w:p>
+      <w:r>
+        <w:rPr>
+          <w:i/>
+        </w:rPr>
+        <w:t>"All avverkning av kända skogliga värdekärnor och sannolika kontinuitetsskogar behöver upphöra för att fylla bristen om 1,56 miljoner hektar bevarad livsmiljötyp. På grund av begränsade kvarvarande arealer av värdekärnor, naturskogar och kontinuitetsskogar leder fortsatt förlust av dessa till en påtaglig risk för långsiktigt negativa effekter för biologisk mångfald i skogslandskapet. Att de återstående arealerna bevaras och ges ett långsiktigt skydd bedöms därför vara av avgörande betydelse."</w:t>
+      </w:r>
+      <w:r>
+        <w:t xml:space="preserve"> (Skogsstyrelsen, 2026).</w:t>
+      </w:r>
+    </w:p>
+    <w:p>
+      <w:r>
+        <w:t>Trots detta har statusen för Västlig taiga ändrats till otillräcklig i stället för dålig i den senaste Artikel 17 rapporteringen 2025. Av Naturvårdsverkets rapport framgår det dock att de ändrade statusbedömningarna jämfört med rapporteringen 2019 inte beror på faktiska miljöförändringar. Ändringarna är av teknisk karaktär och främst en följd av resultaten från genomförda regeringsuppdrag och beslut inför rapporteringen 2025. Det är alltså politisk styrning i stället för faktiska förhållanden i naturen som ändrat på naturtypernas status i rapporteringen, vilket rimmar dåligt med såväl art- och habitatdirektivets syften och mål som med naturrestaureringsförordningen. I praktiken har dock Sveriges nya sätt att rapportera bevarandestatus till EU inte någon betydelse eftersom Naturvårdsverkets rapportering 2025 visar att Västlig taiga</w:t>
+      </w:r>
+      <w:r>
+        <w:rPr>
+          <w:b/>
+        </w:rPr>
+        <w:t xml:space="preserve"> </w:t>
+      </w:r>
+      <w:r>
+        <w:t>inte har gynnsam bevarandestatus.</w:t>
+      </w:r>
+    </w:p>
+    <w:p>
+      <w:r>
+        <w:t>Åtgärder som vidtas i enlighet med art- och habitatdirektivet ska enligt Artikel 2 syfta till att bibehålla eller återställa en gynnsam bevarandestatus hos livsmiljöer samt arter och vilda djur och växter av gemenskapsintresse. Enligt prejudikat från EU-domstolen ska en skogsbruksverksamhet utföras på ett sådant sätt som utgör ett förebyggande och hållbart skogsbruk för att betraktas som förenlig med bevarandekraven i direktivet (se EU-domstolens dom i de förenade målen C 473-19 och C 474-19).</w:t>
+      </w:r>
+    </w:p>
+    <w:p>
+      <w:r>
+        <w:t xml:space="preserve">Av artikel 1.e samma direktiv framgår att en livsmiljös bevarandestatus anses " gynnsam" när — dess naturliga utbredningsområde och de ytor den täcker inom detta område är stabila eller ökande, och — den särskilda struktur och de särskilda funktioner som är nödvändiga för att den skall kunna bibehållas på lång sikt finns, och sannolikt kommer att finnas under en överskådlig framtid, och — bevarandestatusen hos dess </w:t>
+      </w:r>
+      <w:r>
+        <w:rPr>
+          <w:b/>
+        </w:rPr>
+        <w:t>typiska arter</w:t>
+      </w:r>
+      <w:r>
+        <w:t xml:space="preserve"> är gynnsam enligt definitionen i artikel 1.i.</w:t>
+      </w:r>
+    </w:p>
+    <w:p>
+      <w:r>
+        <w:t>EU-direktiv är bindande för EU:s medlemsländer varvid det ankommer på Skogsstyrelsen som nationell tillsynsmyndighet att beakta syftet med EU:s art- och habitatdirektiv vid prövningen av en skogsbruksverksamhet, se Rådets direktiv 92/43/EEG. Se ytterligare information om EU:s livsmiljödirektiv i bilaga 2.</w:t>
+      </w:r>
+    </w:p>
+    <w:p>
+      <w:r>
+        <w:br w:type="page"/>
+      </w:r>
+    </w:p>
+    <w:p>
+      <w:pPr>
+        <w:pStyle w:val="Title"/>
+      </w:pPr>
+      <w:r>
+        <w:t>BILAGA 1 –</w:t>
+        <w:br/>
+        <w:t>Fridlysta och rödlistade arter</w:t>
+      </w:r>
+    </w:p>
+    <w:p>
+      <w:pPr>
+        <w:pStyle w:val="Heading1"/>
+      </w:pPr>
+      <w:r>
+        <w:t>Ulltickeporing – ekologi samt krav på livsmiljön</w:t>
+      </w:r>
+    </w:p>
+    <w:p>
+      <w:r>
+        <w:t xml:space="preserve">Ulltickeporing </w:t>
+      </w:r>
+      <w:r>
+        <w:rPr>
+          <w:i/>
+        </w:rPr>
+        <w:t>Skeletocutis brevispora</w:t>
+      </w:r>
+      <w:r>
+        <w:t xml:space="preserve"> (VU), rödlistad som sårbar, växer på ullticka (NT) i naturskogsartade granskogar. Avverkning av naturskogslika miljöer och av grova granar där ulltickeporing förekommer är ett direkt hot mot artens fortlevnad Alla skogliga åtgärder som innebär att lågor och döda eller skadade träd tas bort missgynnar arten. På sikt är minskad tillgång till lämpligt substrat och krympande areal av naturskog ett hot, framförallt råder brist på grov ved som lågor i sena nedbrytningsstadier. Ytterligare fragmentering av skogslandskapet minskar artens möjligheter till spridning. Gamla granskogar som hyser arten undantas helt från skogsbruk (SLU Artdatabanken, 2026).</w:t>
+      </w:r>
+    </w:p>
+    <w:p>
+      <w:r>
+        <w:t xml:space="preserve">Ulltickeporingen har nyligen delats upp i de tre olika arterna ulltickeporing </w:t>
+      </w:r>
+      <w:r>
+        <w:rPr>
+          <w:i/>
+        </w:rPr>
+        <w:t xml:space="preserve">Skeletocutis brevispora </w:t>
+      </w:r>
+      <w:r>
+        <w:t>(VU)</w:t>
+      </w:r>
+      <w:r>
+        <w:rPr>
+          <w:i/>
+        </w:rPr>
+        <w:t>, Skeletocutis delicata</w:t>
+      </w:r>
+      <w:r>
+        <w:t xml:space="preserve"> (VU)</w:t>
+      </w:r>
+      <w:r>
+        <w:rPr>
+          <w:i/>
+        </w:rPr>
+        <w:t xml:space="preserve"> och Skeletocutis exilis</w:t>
+      </w:r>
+      <w:r>
+        <w:t xml:space="preserve"> (NT) (SLU Artdatabanken, 2026; Miettinen &amp; Niemelä, 2018).</w:t>
       </w:r>
     </w:p>
     <w:p>
@@ -109,71 +782,63 @@
         <w:pStyle w:val="Heading2"/>
       </w:pPr>
       <w:r>
-        <w:t>Fridlysta arter</w:t>
+        <w:t>Referenser – ulltickeporing</w:t>
       </w:r>
     </w:p>
     <w:p>
       <w:r>
-        <w:t>Följande fridlysta arter har sina livsmiljöer och växtplatser i den avverkningsanmälda skogen: duvhök (NT, §4), tretåig hackspett (NT, T, §4) och orre (§4).</w:t>
-      </w:r>
-    </w:p>
-    <w:p>
-      <w:r>
-        <w:t xml:space="preserve">Observera att medlemsländerna är skyldiga att agera i enlighet med EU:s fågeldirektiv där det uttryckligen står att direktivet gäller för fåglar samt för deras ägg, bon och </w:t>
-      </w:r>
-      <w:r>
-        <w:rPr>
-          <w:b/>
-        </w:rPr>
-        <w:t xml:space="preserve">livsmiljöer </w:t>
-      </w:r>
-      <w:r>
-        <w:t>(artikel 1). Vidare att de åtgärder som vidtas inte får leda till en försämring av den nuvarande situationen beträffande bevarandet av de fågelarter som avses i artikel 1 (artikel 13). Fågeldirektivet är styrande för tillsynsansvariga myndigheters ärendehantering, ställningstaganden och beslutsfattande.</w:t>
-      </w:r>
-    </w:p>
-    <w:p>
-      <w:r>
-        <w:rPr>
-          <w:b/>
-        </w:rPr>
-        <w:t>Duvhök (NT, §4)</w:t>
-      </w:r>
-      <w:r>
-        <w:t>, som är rödlistad som nära hotad, har minskat med 15 (0–30) % under de senaste 18 åren och minskningstakten för den svenska populationen bedöms vara nära gränsvärdet för sårbar (VU). Arten är starkt bunden till skogsmark och jagar helst inne i äldre skog. Den missgynnas av stora hyggen och täta planteringar. De gamla fåglarna är i huvudsak stationära i sina revir och boet läggs inne i tät, oftast äldre skog. Kantzoner mot öppen mark undviks och duvhöken, som är beroende av insynsskyddade boplatser, är därför känsligare för slutavverkning än flera andra rovfåglar. Friställande av boträd eller avverkning så att boplatsen blir exponerad mot öppen mark, medför att platsen överges. Eftersom duvhöken helst häckar i gammal skog, är dess häckningsplatser i princip alltid mer eller mindre hotade av skogsbruk och avverkningar (SLU Artdatabanken, 2026; Skogsstyrelsen 2016).</w:t>
-      </w:r>
-    </w:p>
-    <w:p>
-      <w:r>
-        <w:rPr>
-          <w:b/>
-        </w:rPr>
-        <w:t>Tretåig hackspett (NT, §4)</w:t>
-      </w:r>
-      <w:r>
-        <w:t xml:space="preserve"> är rödlistad som nära hotad och ingår i bilaga 1 i EU:s fågeldirektiv. Tretåig hackspett är för sin överlevnad beroende av kontinuerlig tillförsel av äldre döende och död ved, som sker genom naturliga självgallringsprocesser i äldre grannaturskogar och barrblandade naturskogar. Om en skog genom skogsbruk gallras eller glesas ur så upphör och uteblir i stort sett den naturliga självgallringsprocessen för mycket lång tid framöver vilket omöjliggör upprätthållandet av den kontinuerliga ekologiska funktionen i ett område. Det finns studier som visar att naturskogens självgallringsprocess som den tretåiga hackspetten är beroende av, inte kan ersättas med efterlämnad hänsyn i skogsbruket (Imbeau &amp; Desrochers, 2002). Storleken på häckningsreviret varierar med skogstypen, förekomsten av död ved och graden av fragmentering, men är i allmänhet i storleksordningen 25–100 hektar. Vintertid krävs ofta betydligt större områden och det finns studier som antyder att arten behöver minst 100 hektar äldre skog. I områden med låg bonitet kan det behövas över 200 hektar lämpligt habitat för att ett par ska kunna reproducera sig. Områden med dokumenterad permanent förekomst i naturskogsmiljöer har vanligen så stora naturvärden att skogsbruk är olämpligt. Tretåig hackspett är typisk art för </w:t>
+        <w:t xml:space="preserve">Miettinen, O. &amp; Niemelä, T., 2018. </w:t>
       </w:r>
       <w:r>
         <w:rPr>
           <w:i/>
         </w:rPr>
-        <w:t xml:space="preserve">9010 Taiga, 9740 Skogsbevuxen myr, 9030 Landhöjningsskog </w:t>
-      </w:r>
-      <w:r>
-        <w:t xml:space="preserve">och </w:t>
+        <w:t>Two new temperate polypore species of Skeletocutis (Polyporales, Basidiomycota)</w:t>
+      </w:r>
+      <w:r>
+        <w:t>. Ann. Bot. Fennici 55: 195–206.</w:t>
+      </w:r>
+    </w:p>
+    <w:p>
+      <w:r>
+        <w:t xml:space="preserve">SLU Artdatabanken, 2026. </w:t>
       </w:r>
       <w:r>
         <w:rPr>
           <w:i/>
         </w:rPr>
-        <w:t>9040 Fjällbjörkskog</w:t>
-      </w:r>
-      <w:r>
-        <w:t xml:space="preserve"> (Skogsstyrelsen, 2016; SLU Artdatabanken, 2024).</w:t>
+        <w:t xml:space="preserve">Artfaktablad. Naturvård – artfakta. </w:t>
+      </w:r>
+      <w:r>
+        <w:t>SLU Artdatabanken, Uppsala.</w:t>
       </w:r>
     </w:p>
     <w:p>
-      <w:r>
-        <w:t>I BILAGA 1 finns mer detaljerad information om ekologi samt krav på livsmiljö hos fridlysta arter.</w:t>
+      <w:pPr>
+        <w:pStyle w:val="Heading1"/>
+      </w:pPr>
+      <w:r>
+        <w:t>Duvhök – ekologi samt krav på livsmiljön</w:t>
+      </w:r>
+    </w:p>
+    <w:p>
+      <w:r>
+        <w:t>Duvhök (NT, §4) är rödlistad som nära hotad och fridlyst enligt 4§ artskyddsförordningen. Arten har minskat med 15 (0–30) % under de senaste 18 åren och minskningstakten för den svenska populationen bedöms vara nära gränsvärdet för sårbar (VU). Bedömningen baseras på direkt observation, ett för arten lämpligt abundansindex och minskad geografisk utbredning och/eller försämrad habitatkvalitet (allt yngre och tätare skogar vilket försvårar för boplacering samt missgynnar jaktmöjligheterna) (SLU Artdatabanken, 2026).</w:t>
+      </w:r>
+    </w:p>
+    <w:p>
+      <w:r>
+        <w:t>Duvhöken är starkt bunden till skogsmark, såväl för häckning som födosök. Den påträffas oftast i större skogsområden med äldre skog, men kan ibland även häcka i dungar i områden dominerade av öppen mark. De gamla fåglarna är i huvudsak stationära i sina revir. Duvhöken jagar helst inne i äldre skog och missgynnas av stora hyggen och täta planteringar (Skogsstyrelsen, 2016).</w:t>
+      </w:r>
+    </w:p>
+    <w:p>
+      <w:r>
+        <w:t>Boet läggs inne i tät, oftast äldre skog. Kantzoner mot öppen mark undviks och duvhöken är därför känsligare för slutavverkning än flera andra rovfåglar. Boträdet måste vara grovgrenigt och är oftast en äldre gran eller tall, i sydligaste Sverige är bok vanligt. Duvhöken är beroende av insynsskyddade boplatser. Friställande av boträd eller avverkning så att boplatsen är exponerad mot öppen mark, medför att platsen överges. Samma bo kan användas flera år i rad, men likt andra rovfåglar har den normalt ett eller flera alternativa bon (Skogsstyrelsen, 2016). Eftersom duvhöken helst häckar i gammal skog, är dess häckningsplatser i princip alltid mer eller mindre hotade av skogsbruk och avverkningar (SLU Artdatabanken, 2026).</w:t>
+      </w:r>
+    </w:p>
+    <w:p>
+      <w:r>
+        <w:t>Den viktigaste begränsande faktorn för duvhökspopulationen i stort är födan och ett allvarligare problem är därför den av skogsbruket orsakade storskaliga omvandlingen och utarmningen av skogslandskapet, som kan påverka såväl duvhökens möjlighet att jaga som förekomsten av viktiga byten. Duvhökens jaktteknik gör den beroende av landskapets utformning och sammansättning och dess preferens för gammal skog tyder på att den är anpassad till att jaga i skog som är “lagom” tät. I öppnare biotoper, till exempel hyggen, kommer dess jaktteknik inte till sin rätt och i tätare biotoper, t.ex. ungskogar, har den relativt stora duvhöken svårt att manövrera (SLU Artdatabanken, 2026).</w:t>
       </w:r>
     </w:p>
     <w:p>
@@ -181,448 +846,35 @@
         <w:pStyle w:val="Heading2"/>
       </w:pPr>
       <w:r>
-        <w:t>Övriga naturvårdsarter</w:t>
+        <w:t>Referenser – duvhök</w:t>
       </w:r>
     </w:p>
     <w:p>
       <w:r>
-        <w:rPr>
-          <w:b/>
-        </w:rPr>
-        <w:t>Bronshjon</w:t>
-      </w:r>
-      <w:r>
-        <w:t xml:space="preserve"> är en skalbagge vars larvutveckling sker under grov bark på stammar av döda eller döende barrträd, främst gran, i mindre omfattning tall. Arten är knuten till äldre, naturskogslik granskog med inslag av torkande träd. Bronshjon är typisk art för </w:t>
+        <w:t xml:space="preserve">Skogsstyrelsen, 2016. </w:t>
       </w:r>
       <w:r>
         <w:rPr>
           <w:i/>
         </w:rPr>
-        <w:t>9010 Taiga</w:t>
-      </w:r>
-      <w:r>
-        <w:t xml:space="preserve"> (SLU Artdatabanken, 2025).</w:t>
+        <w:t xml:space="preserve">Duvhök – Vägledning för hänsyn till fåglar. </w:t>
+      </w:r>
+      <w:r>
+        <w:t>https://www.skogsstyrelsen.se/globalassets/lag-och-tillsyn/artskydd/vagledningar-for-hansyn-till-faglar/duvhok-vagledning-hansyn2.pdf</w:t>
       </w:r>
     </w:p>
     <w:p>
       <w:r>
-        <w:rPr>
-          <w:b/>
-        </w:rPr>
-        <w:t>Brunpudrad nållav (NT)</w:t>
-      </w:r>
-      <w:r>
-        <w:t xml:space="preserve"> är beroende av hög, jämn luftfuktighet och kan påträffas i fuktiga skogar av naturskogskaraktär, ofta i sumpgranskog eller andra sumpskogar. Arten är placerad högst upp i Skogsstyrelsens värdepyramid för bedömning av skog med höga naturvärden och förekomster bör undantas från skogsbruksåtgärder. Brunpudrad nållav är typisk art för </w:t>
+        <w:t xml:space="preserve">SLU Artdatabanken, 2026. </w:t>
       </w:r>
       <w:r>
         <w:rPr>
           <w:i/>
         </w:rPr>
-        <w:t>9010 Taiga</w:t>
-      </w:r>
-      <w:r>
-        <w:t xml:space="preserve"> (SLU Artdatabanken, 2024; Nitare &amp; Skogsstyrelsen, 2019).</w:t>
-      </w:r>
-    </w:p>
-    <w:p>
-      <w:r>
-        <w:rPr>
-          <w:b/>
-        </w:rPr>
-        <w:t>Bårdlav</w:t>
-      </w:r>
-      <w:r>
-        <w:t xml:space="preserve"> signalerar miljöer med höga naturvärden och på lokalerna finns vanligtvis många andra ovanliga och rödlistade arter. Den visar även på platser med hög och jämn luftfuktighet. På bårdlav och andra njurlavar (Nephroma) kan de sällsynta parasiterna </w:t>
-      </w:r>
-      <w:r>
-        <w:rPr>
-          <w:i/>
-        </w:rPr>
-        <w:t xml:space="preserve">Protounguicularia nephromatis </w:t>
-      </w:r>
-      <w:r>
-        <w:t xml:space="preserve">(VU) och </w:t>
-      </w:r>
-      <w:r>
-        <w:rPr>
-          <w:i/>
-        </w:rPr>
-        <w:t xml:space="preserve">Tremella nephromatis </w:t>
-      </w:r>
-      <w:r>
-        <w:t xml:space="preserve">(DD) påträffas. Bårdlav är typisk art för </w:t>
-      </w:r>
-      <w:r>
-        <w:rPr>
-          <w:i/>
-        </w:rPr>
-        <w:t xml:space="preserve">9010 Taiga, 9020 Nordlig ädellövskog, 9070 Trädklädd betesmark, 9110 Näringsfattig bokskog, 9160 Näringsrik ekskog, 9180 Ädellövskog i branter </w:t>
-      </w:r>
-      <w:r>
-        <w:t>och</w:t>
-      </w:r>
-      <w:r>
-        <w:rPr>
-          <w:i/>
-        </w:rPr>
-        <w:t xml:space="preserve"> 9190 Näringsfattig ekskog</w:t>
-      </w:r>
-      <w:r>
-        <w:t xml:space="preserve"> (SLU Artdatabanken, 2026; Nitare &amp; Skogsstyrelsen, 2019).</w:t>
-      </w:r>
-    </w:p>
-    <w:p>
-      <w:r>
-        <w:rPr>
-          <w:b/>
-        </w:rPr>
-        <w:t>Citronporing (VU)</w:t>
-      </w:r>
-      <w:r>
-        <w:t xml:space="preserve"> växer på granlågor i naturskogsartade granskogar. Den påträffas ofta på eller nära fruktkroppar av klibbticka. Citronporing är globalt rödlistad som starkt hotad (EN) vilket innebär att Sverige har ett internationellt ansvar för arten. Alla skogsskötselåtgärder på eller i direkt anslutning till växtplatserna utgör ett hot och områden som hyser arten måste undantas helt från skogsbruk. Lokaler där citronporing påträffas bör ges ett juridiskt skydd (SLU Artdatabanken, 2026; IUCN, 2019).</w:t>
-      </w:r>
-    </w:p>
-    <w:p>
-      <w:r>
-        <w:rPr>
-          <w:b/>
-        </w:rPr>
-        <w:t>Gammelgransskål (NT)</w:t>
-      </w:r>
-      <w:r>
-        <w:t xml:space="preserve"> är en liten skålsvamp som växer på gamla granar med skrovlig bark. Typiska växtplatser är gransumpskog i myrkanter, bäckdråg, bäckraviner och skuggiga bergssluttningar, men också skog på torrare mark kan hysa arten om beståndet har stark naturskogskaraktär. Bestånd med arten bör behandlas som nyckelbiotoper och sparas vid en slutavverkning. Även gallring bör undvikas. Gammelgransskål är typisk art för </w:t>
-      </w:r>
-      <w:r>
-        <w:rPr>
-          <w:i/>
-        </w:rPr>
-        <w:t>9010 Taiga</w:t>
-      </w:r>
-      <w:r>
-        <w:t xml:space="preserve"> (SLU Artdatabanken, 2024; Nitare &amp; Skogsstyrelsen, 2019).</w:t>
-      </w:r>
-    </w:p>
-    <w:p>
-      <w:r>
-        <w:rPr>
-          <w:b/>
-        </w:rPr>
-        <w:t>Gränsticka (VU)</w:t>
-      </w:r>
-      <w:r>
-        <w:t xml:space="preserve"> är en mycket bra signalart inom hela sitt utbredningsområde. Den är huvudsakligen knuten till restbestånd av barrnaturskog och förekommer med ett tydligt optimum i orörda eller måttligt påverkade gamla granskogar där det föreligger långvarig kontinuitet av grov död ved. Den totala populationen bedöms ha minskat och fortsätter att minska i takt med att grankontinuitetsskogar (äldre tidigare icke kalavverkade skogar) minskar i areal. Minskningstakten överstiger gränsvärdet för sårbar (VU). Lokaler som hyser arten bör undantas från skogsbruk, speciellt i mellersta och södra Sverige. Gränsticka är typisk art för </w:t>
-      </w:r>
-      <w:r>
-        <w:rPr>
-          <w:i/>
-        </w:rPr>
-        <w:t>9010 Taiga</w:t>
-      </w:r>
-      <w:r>
-        <w:t xml:space="preserve"> (SLU Artdatabanken, 2026; Nitare &amp; Skogsstyrelsen, 2019).</w:t>
-      </w:r>
-    </w:p>
-    <w:p>
-      <w:r>
-        <w:rPr>
-          <w:b/>
-        </w:rPr>
-        <w:t>Gulnål</w:t>
-      </w:r>
-      <w:r>
-        <w:t xml:space="preserve"> växer mest på murknande lövträdsved och barrträdsved och förekommer i skuggiga miljöer med hög luftfuktighet. I södra Sverige är den en relativt bra signal på biotoper med höga naturvärden och följs ofta av sällsynta arter. Gulnål är typisk art för </w:t>
-      </w:r>
-      <w:r>
-        <w:rPr>
-          <w:i/>
-        </w:rPr>
-        <w:t>9110 Näringsfattig bokskog</w:t>
-      </w:r>
-      <w:r>
-        <w:t xml:space="preserve"> och</w:t>
-      </w:r>
-      <w:r>
-        <w:rPr>
-          <w:i/>
-        </w:rPr>
-        <w:t xml:space="preserve"> 9130 Näringsrik bokskog </w:t>
-      </w:r>
-      <w:r>
-        <w:t>(Nitare &amp; Skogsstyrelsen, 2019; SLU Artdatabanken, 2025).</w:t>
-      </w:r>
-    </w:p>
-    <w:p>
-      <w:r>
-        <w:rPr>
-          <w:b/>
-        </w:rPr>
-        <w:t>Kortskaftad ärgspik (NT)</w:t>
-      </w:r>
-      <w:r>
-        <w:t xml:space="preserve"> förekommer i barrträdsdominerade skogar och växer nästan uteslutande på tallved. Den föredrar gamla högstubbar i fuktig och halvöppen miljö, t.ex. i myrkanter, sumpskog och brandpräglad skog. Arten indikerar kontinuerlig tillgång till gamla högstubbar i kombination med hög och jämn luftfuktighet. Skogsbruk på lokaler med kortskaftad ärgspik utgör ett hot. På lång sikt bildas färre lämpliga substrat än vad som försvinner. Avverkning av barrträdsdominerade bestånd av naturskogskaraktär utgör ett långsiktigt hot. Naturskogsartade bestånd med riklig förekomst av gamla och grova tallhögstubbar bör undantas från skogsbruk (SLU Artdatabanken, 2024).</w:t>
-      </w:r>
-    </w:p>
-    <w:p>
-      <w:r>
-        <w:rPr>
-          <w:b/>
-        </w:rPr>
-        <w:t>Kötticka (NT)</w:t>
-      </w:r>
-      <w:r>
-        <w:t xml:space="preserve"> är granens kötticka och har klassificerats som ”gammelskogsindikator”, då den förekommer med ett tydligt optimum i äldre barrskogar, främst fuktiga granskogar. Den har högst signalvärde söder om den naturliga norrlandsgränsen </w:t>
-      </w:r>
-      <w:r>
-        <w:rPr>
-          <w:i/>
-        </w:rPr>
-        <w:t>limes norrlandicus</w:t>
-      </w:r>
-      <w:r>
-        <w:t>, men signalerar vanligtvis höga naturvärden även i Norrland. Arten är knuten till miljöer med konstant luftfuktighet och känslig för uttorkning som en avverkning kan medföra. Den totala populationen bedöms därför ha minskat under de senaste 30 åren och fortsätter att minska i takt med att grankontinuitetsskogar (skogar som inte kalavverkats) minskar i areal, samtidigt som att lämpliga miljöer inte återskapas i samma takt (SLU Artdatabanken, 2024; Nitare &amp; Skogsstyrelsen, 2019).</w:t>
-      </w:r>
-    </w:p>
-    <w:p>
-      <w:r>
-        <w:rPr>
-          <w:b/>
-        </w:rPr>
-        <w:t xml:space="preserve">Rostskinn (VU) </w:t>
-      </w:r>
-      <w:r>
-        <w:t>är en mycket sällsynt vednedbrytare i liggande, murkna stammar av gran och tall i frisk till fuktig barrskog. Artens missgynnas av avverkning och minskad tillgång på döda träd. Arten bör eftersökas i lämpliga naturskogar i Norrland så att dess status bättre kan beläggas. I väntan på detta bör alla kända växtplatser hållas under uppsikt och skydd övervägas vid påkallat behov (SLU Artdatabanken, 2024).</w:t>
-      </w:r>
-    </w:p>
-    <w:p>
-      <w:r>
-        <w:rPr>
-          <w:b/>
-        </w:rPr>
-        <w:t>Rynkskinn (NT)</w:t>
-      </w:r>
-      <w:r>
-        <w:t xml:space="preserve"> är en vednedbrytare som växer på grova granlågor och ingår i en karaktäristisk association av vedsvampar knutna till urskogsartade barrskogar. Den har klassificerats som en “urskogsindikator” och är placerad i toppen av Skogsstyrelsens värdepyramid för bedömning av skog med höga naturvärden. Allt tyder på att rynkskinn är mycket känslig för skogliga ingrepp och lokalerna, som oftast har höga biologiska kvaliteter, bör lämnas till fri utveckling. Rynkskinn är typisk art för </w:t>
-      </w:r>
-      <w:r>
-        <w:rPr>
-          <w:i/>
-        </w:rPr>
-        <w:t xml:space="preserve">9010 Taiga, 9050 Näringsrik granskog </w:t>
-      </w:r>
-      <w:r>
-        <w:t>och</w:t>
-      </w:r>
-      <w:r>
-        <w:rPr>
-          <w:i/>
-        </w:rPr>
-        <w:t xml:space="preserve"> 9030 Landhöjningsskog</w:t>
-      </w:r>
-      <w:r>
-        <w:t xml:space="preserve"> (Nitare &amp; Skogsstyrelsen, 2019; SLU Artdatabanken, 2026).</w:t>
-      </w:r>
-    </w:p>
-    <w:p>
-      <w:r>
-        <w:rPr>
-          <w:b/>
-        </w:rPr>
-        <w:t>Skrovellav (NT)</w:t>
-      </w:r>
-      <w:r>
-        <w:t xml:space="preserve"> växer på gamla lövträd och på klippor i gamla skogar med hög och jämn luftfuktighet. Slutavverkning av kontinuitetsskog utgör det största hotet och lavens fortsatta förekomst bör säkerställas genom att lokaler med äldre skog skyddas. I områden med mycket hög luftfuktighet kan man på bålen av skrovellav finna de sällsynta parasitsvamparna skrovellavsknapp (EN), </w:t>
-      </w:r>
-      <w:r>
-        <w:rPr>
-          <w:i/>
-        </w:rPr>
-        <w:t>Catillaria lobariicola</w:t>
-      </w:r>
-      <w:r>
-        <w:t xml:space="preserve"> (VU) och </w:t>
-      </w:r>
-      <w:r>
-        <w:rPr>
-          <w:i/>
-        </w:rPr>
-        <w:t>Merismatium lobariae</w:t>
-      </w:r>
-      <w:r>
-        <w:t xml:space="preserve"> (DD). Skrovellav är typisk art för </w:t>
-      </w:r>
-      <w:r>
-        <w:rPr>
-          <w:i/>
-        </w:rPr>
-        <w:t xml:space="preserve">9010 Taiga, 9020 Nordlig ädellövskog, 9040 Fjällbjörkskog, 9070 Trädklädd betesmark, 9160 Näringsrik ekskog, 9180 Ädellövskog i branter, 9190 Näringsfattig ekskog, 8210 Kalkbranter </w:t>
-      </w:r>
-      <w:r>
-        <w:t xml:space="preserve">och </w:t>
-      </w:r>
-      <w:r>
-        <w:rPr>
-          <w:i/>
-        </w:rPr>
-        <w:t>6530 Lövängar</w:t>
-      </w:r>
-      <w:r>
-        <w:t xml:space="preserve"> (SLU Artdatabanken, 2026; Nitare &amp; Skogsstyrelsen, 2019).</w:t>
-      </w:r>
-    </w:p>
-    <w:p>
-      <w:r>
-        <w:rPr>
-          <w:b/>
-        </w:rPr>
-        <w:t>Stuplav</w:t>
-      </w:r>
-      <w:r>
-        <w:t xml:space="preserve"> är en mycket bra signalart i hela sitt utbredningsområde och förekommer nästan enbart i skogsmiljöer med höga naturvärden. Den indikerar långvarig förekomst av gamla lövträd och miljöer med konstant hög luftfuktighet. I skogar med suboceaniskt klimat finns det en mycket sällsynt parasit, njurlavsknapp </w:t>
-      </w:r>
-      <w:r>
-        <w:rPr>
-          <w:i/>
-        </w:rPr>
-        <w:t>Pletocarpon nephromeum</w:t>
-      </w:r>
-      <w:r>
-        <w:t xml:space="preserve"> (EN), som växer på stuplav. Ytterligare tre sällsynta lavparasiter, </w:t>
-      </w:r>
-      <w:r>
-        <w:rPr>
-          <w:i/>
-        </w:rPr>
-        <w:t>Protounguicularia nephromatis</w:t>
-      </w:r>
-      <w:r>
-        <w:t xml:space="preserve"> (VU), </w:t>
-      </w:r>
-      <w:r>
-        <w:rPr>
-          <w:i/>
-        </w:rPr>
-        <w:t>Refractohilum galligenum</w:t>
-      </w:r>
-      <w:r>
-        <w:t xml:space="preserve"> (NT) och </w:t>
-      </w:r>
-      <w:r>
-        <w:rPr>
-          <w:i/>
-        </w:rPr>
-        <w:t>Roselliniella nephromatis</w:t>
-      </w:r>
-      <w:r>
-        <w:t xml:space="preserve"> (DD), kan också påträffas på stuplav. Stuplav är typisk art för </w:t>
-      </w:r>
-      <w:r>
-        <w:rPr>
-          <w:i/>
-        </w:rPr>
-        <w:t>9010 Taiga</w:t>
-      </w:r>
-      <w:r>
-        <w:t xml:space="preserve"> (SLU Artdatabanken, 2026; Nitare &amp; Skogsstyrelsen, 2019).</w:t>
-      </w:r>
-    </w:p>
-    <w:p>
-      <w:r>
-        <w:rPr>
-          <w:b/>
-        </w:rPr>
-        <w:t>Ullticka (NT)</w:t>
-      </w:r>
-      <w:r>
-        <w:t xml:space="preserve"> är knuten till restbestånd av barrnaturskog och förekommer med ett tydligt optimum i orörda eller måttligt påverkade gamla granskogar där det föreligger viss kontinuitet av grov död ved. Ullticka är en bra signalart inom hela sitt utbredningsområde och i södra Sverige är den sällsynt och en god signalart för skyddsvärda granskogsmiljöer. Den hotas av avverkning och fragmentering av naturskog och äldre granskog med lång trädkontinuitet. På ullticka kan ibland ulltickeporing (VU) påträffas - det är en sällsynt ticka som nyligen delats upp i de tre olika arterna ulltickeporing </w:t>
-      </w:r>
-      <w:r>
-        <w:rPr>
-          <w:i/>
-        </w:rPr>
-        <w:t xml:space="preserve">Skeletocutis brevispora </w:t>
-      </w:r>
-      <w:r>
-        <w:t>(VU)</w:t>
-      </w:r>
-      <w:r>
-        <w:rPr>
-          <w:i/>
-        </w:rPr>
-        <w:t>, Skeletocutis delicata</w:t>
-      </w:r>
-      <w:r>
-        <w:t xml:space="preserve"> (VU)</w:t>
-      </w:r>
-      <w:r>
-        <w:rPr>
-          <w:i/>
-        </w:rPr>
-        <w:t xml:space="preserve"> och Skeletocutis exilis</w:t>
-      </w:r>
-      <w:r>
-        <w:t xml:space="preserve"> (NT). Ullticka är typisk art för </w:t>
-      </w:r>
-      <w:r>
-        <w:rPr>
-          <w:i/>
-        </w:rPr>
-        <w:t xml:space="preserve">9010 Taiga, 9050 Näringsrik granskog </w:t>
-      </w:r>
-      <w:r>
-        <w:t xml:space="preserve">och </w:t>
-      </w:r>
-      <w:r>
-        <w:rPr>
-          <w:i/>
-        </w:rPr>
-        <w:t>9030 Landhöjningsskog</w:t>
-      </w:r>
-      <w:r>
-        <w:t xml:space="preserve"> (SLU Artdatabanken, 2026; Nitare &amp; Skogsstyrelsen, 2019; Miettinen &amp; Niemelä, 2018).</w:t>
-      </w:r>
-    </w:p>
-    <w:p>
-      <w:r>
-        <w:rPr>
-          <w:b/>
-        </w:rPr>
-        <w:t xml:space="preserve">Ulltickeporing </w:t>
-      </w:r>
-      <w:r>
-        <w:rPr>
-          <w:b/>
-          <w:i/>
-        </w:rPr>
-        <w:t>Skeletocutis brevispora</w:t>
-      </w:r>
-      <w:r>
-        <w:rPr>
-          <w:b/>
-        </w:rPr>
-        <w:t xml:space="preserve"> (VU)</w:t>
-      </w:r>
-      <w:r>
-        <w:t>, rödlistad som sårbar, växer på ullticka (NT) i naturskogsartade granskogar. Avverkning av naturskogslika miljöer och av grova granar där ulltickeporing förekommer är ett direkt hot mot artens fortlevnad. Alla skogliga åtgärder som innebär att lågor och döda eller skadade träd tas bort missgynnar arten. På sikt är minskad tillgång till lämpligt substrat och krympande areal av naturskog ett hot, framförallt råder brist på grov ved som lågor i sena nedbrytningsstadier. Ytterligare fragmentering av skogslandskapet minskar artens möjligheter till spridning. Gamla granskogar som hyser arten undantas helt från skogsbruk (SLU Artdatabanken, 2024).</w:t>
-      </w:r>
-    </w:p>
-    <w:p>
-      <w:r>
-        <w:rPr>
-          <w:b/>
-        </w:rPr>
-        <w:t xml:space="preserve">Vedticka </w:t>
-      </w:r>
-      <w:r>
-        <w:t xml:space="preserve">är en bra signalart söder om den naturliga norrlandsgränsen. Den är huvudsakligen knuten till äldre barrskogar där det föreligger långvarig kontinuitet av död barrved. Vedticka är typisk art för </w:t>
-      </w:r>
-      <w:r>
-        <w:rPr>
-          <w:i/>
-        </w:rPr>
-        <w:t xml:space="preserve">9010 Taiga </w:t>
-      </w:r>
-      <w:r>
-        <w:t>(Nitare &amp; Skogsstyrelsen, 2019; SLU Artdatabanken, 2025).</w:t>
+        <w:t xml:space="preserve">Artfaktablad. Naturvård – artfakta. </w:t>
+      </w:r>
+      <w:r>
+        <w:t>SLU Artdatabanken, Uppsala</w:t>
       </w:r>
     </w:p>
     <w:p>
@@ -630,114 +882,69 @@
         <w:pStyle w:val="Heading1"/>
       </w:pPr>
       <w:r>
-        <w:t>Typiska arter och EU:s art- och habitatdirektiv</w:t>
+        <w:t>Tretåig hackspett – ekologi samt krav på livsmiljön</w:t>
       </w:r>
     </w:p>
     <w:p>
       <w:r>
-        <w:t>Typiska arter används för att lokalisera områden med gynnsam bevarandestatus för de naturtyper som är listade i EU:s art- och habitatdirektiv. Ett exempel är Västlig taiga (EU-kod 9010) som saknar gynnsam bevarandestatus och minskar starkt som naturtyp i Sverige. Naturvårdsverket skriver i sin vägledning för Västlig taiga att dylika miljöer förutsätter normalt att skogarna skyddas långsiktigt, eftersom skogsbruk inte är förenligt med bevarande av naturtypen i gynnsamt tillstånd (Naturvårdsverket, 2011).</w:t>
-      </w:r>
-    </w:p>
-    <w:p>
-      <w:r>
-        <w:t>Följande typiska arter har sina livsmiljöer och växtplatser i den avverkningsanmälda skogen: gränsticka (VU, T), brunpudrad nållav (NT, T), gammelgransskål (NT, T), rynkskinn (NT, T), skrovellav (NT, T), tretåig hackspett (NT, T, §4), ullticka (NT, T), bronshjon (S, T), bårdlav (S, T), gulnål (S, T), stuplav (S, T) och vedticka (S, T).</w:t>
-      </w:r>
-    </w:p>
-    <w:p>
-      <w:r>
-        <w:t>Enligt Sveriges Artikel 17 rapportering 2013 och 2019 till EU, har naturtypen Västlig taiga (9010) dålig bevarandestatus med negativ trend inom Sveriges boreala region. Skogsbruksåtgärder som avverkning, röjning och gallring pekas ut som några av de främst bidragande orsakerna till naturtypens dåliga status och negativa trend (SLU Artdatabanken, 2019). I EU:s uppföljning av tillståndet för naturtyperna i Skandinavien 2013 – 2018 framgår det att i den boreala regionen är tillståndet så dåligt för Västlig taiga (9010) att habitatet löper allvarlig risk att försvinna regionalt (EEA, 2022). Det allvarliga läget för den biologiska mångfalden i skogen framhålls även i Skogsstyren rapport 2026/07:</w:t>
-      </w:r>
-    </w:p>
-    <w:p>
+        <w:t xml:space="preserve">Tretåig hackspett (NT) är fridlyst enligt §4 Artskyddsförordningen och finns med som prioriterad art i Skogsstyrelsen vägledning för skogsbruket (bilaga 4 till SVL). I vägledningen står bland annat att: </w:t>
+      </w:r>
       <w:r>
         <w:rPr>
           <w:i/>
         </w:rPr>
-        <w:t>"All avverkning av kända skogliga värdekärnor och sannolika kontinuitetsskogar behöver upphöra för att fylla bristen om 1,56 miljoner hektar bevarad livsmiljötyp. På grund av begränsade kvarvarande arealer av värdekärnor, naturskogar och kontinuitetsskogar leder fortsatt förlust av dessa till en påtaglig risk för långsiktigt negativa effekter för biologisk mångfald i skogslandskapet. Att de återstående arealerna bevaras och ges ett långsiktigt skydd bedöms därför vara av avgörande betydelse."</w:t>
-      </w:r>
-      <w:r>
-        <w:t xml:space="preserve"> (Skogsstyrelsen, 2026).</w:t>
+        <w:t xml:space="preserve">“Tretåig hackspett har stora arealkrav och höga krav på sin livsmiljö. Omdaningen av naturskogar till kulturskogar medför en förlust av viktiga miljöer, något som förstärks av ökad fragmentering till följd av avverkningar.” </w:t>
+      </w:r>
+      <w:r>
+        <w:t xml:space="preserve">Vidare att: </w:t>
+      </w:r>
+      <w:r>
+        <w:rPr>
+          <w:i/>
+        </w:rPr>
+        <w:t>“Områden med dokumenterad permanent förekomst i naturskogsmiljöer har vanligen så stora naturvärden att skogsbruk är olämpligt”</w:t>
+      </w:r>
+      <w:r>
+        <w:t xml:space="preserve"> (SLU Artdatabanken, 2024; Skogsstyrelsen, 2016)</w:t>
+      </w:r>
+      <w:r>
+        <w:rPr>
+          <w:i/>
+        </w:rPr>
+        <w:t>.</w:t>
       </w:r>
     </w:p>
     <w:p>
       <w:r>
-        <w:t>Trots detta har statusen för Västlig taiga ändrats till otillräcklig i stället för dålig i den senaste Artikel 17 rapporteringen 2025. Av Naturvårdsverkets rapport framgår det dock att de ändrade statusbedömningarna jämfört med rapporteringen 2019 inte beror på faktiska miljöförändringar. Ändringarna är av teknisk karaktär och främst en följd av resultaten från genomförda regeringsuppdrag och beslut inför rapporteringen 2025. Det är alltså politisk styrning i stället för faktiska förhållanden i naturen som ändrat på naturtypernas status i rapporteringen, vilket rimmar dåligt med såväl art- och habitatdirektivets syften och mål som med naturrestaureringsförordningen. I praktiken har dock Sveriges nya sätt att rapportera bevarandestatus till EU inte någon betydelse eftersom Naturvårdsverkets rapportering 2025 visar att Västlig taiga</w:t>
-      </w:r>
-      <w:r>
-        <w:rPr>
-          <w:b/>
-        </w:rPr>
-        <w:t xml:space="preserve"> </w:t>
-      </w:r>
-      <w:r>
-        <w:t>inte har gynnsam bevarandestatus.</w:t>
+        <w:t>Tretåig hackspett är beroende av större sammanhängande naturskogar med kontinuerlig tillgång och nybildning av död ved och fragmentering av livsmiljöerna utgör ett stort hot mot arten (se exempelvis Stachura-Skierczynska et al., 2009; Wesolowski et al., 2005; Butler et al., 2004; Pakkala et al., 2002; Amcoff et al., 1996; Virkkala, 1991). Det finns studier som visar att naturskogens självgallringsprocess som den tretåiga hackspetten är beroende av, inte kan ersättas med efterlämnad hänsyn i skogsbruket (Imbeau &amp; Desrochers, 2002).</w:t>
       </w:r>
     </w:p>
     <w:p>
       <w:r>
-        <w:t>Åtgärder som vidtas i enlighet med art- och habitatdirektivet ska enligt Artikel 2 syfta till att bibehålla eller återställa en gynnsam bevarandestatus hos livsmiljöer samt arter och vilda djur och växter av gemenskapsintresse. Enligt prejudikat från EU-domstolen ska en skogsbruksverksamhet utföras på ett sådant sätt som utgör ett förebyggande och hållbart skogsbruk för att betraktas som förenlig med bevarandekraven i direktivet (se EU-domstolens dom i de förenade målen C 473-19 och C 474-19).</w:t>
+        <w:t>Permanenta revir av tretåig hackspett karaktäriseras ofta av artens typiska ringformigt ordnade hackmärken på framför allt gamla granar. För att säkerställa att inte revir av tretåig hackspett drabbas av avverkningsplanerna bör en inventering göras i området både under häckningstid och under vintern, då arten utnyttjar betydligt större områden än under sommarens häckningsrevir. Storleken på häckningsreviret varierar med skogstypen, förekomsten av död ved och graden av fragmentering, men är i allmänhet i storleksordningen 25–100 hektar (SLU Artdatabanken, 2024; Skogsstyrelsen, 2016).</w:t>
       </w:r>
     </w:p>
     <w:p>
       <w:r>
-        <w:t xml:space="preserve">Av artikel 1.e samma direktiv framgår att en livsmiljös bevarandestatus anses " gynnsam" när — dess naturliga utbredningsområde och de ytor den täcker inom detta område är stabila eller ökande, och — den särskilda struktur och de särskilda funktioner som är nödvändiga för att den skall kunna bibehållas på lång sikt finns, och sannolikt kommer att finnas under en överskådlig framtid, och — bevarandestatusen hos dess </w:t>
+        <w:t xml:space="preserve">Förutom fridlysning enligt §4 Artskyddsförordningen är tretåig hackspett även förtecknad i EU:s fågeldirektiv bilaga 1. Den är typisk art för </w:t>
       </w:r>
       <w:r>
         <w:rPr>
-          <w:b/>
+          <w:i/>
         </w:rPr>
-        <w:t>typiska arter</w:t>
-      </w:r>
-      <w:r>
-        <w:t xml:space="preserve"> är gynnsam enligt definitionen i artikel 1.i.</w:t>
-      </w:r>
-    </w:p>
-    <w:p>
-      <w:r>
-        <w:t>EU-direktiv är bindande för EU:s medlemsländer varvid det ankommer på Skogsstyrelsen som nationell tillsynsmyndighet att beakta syftet med EU:s art- och habitatdirektiv vid prövningen av en skogsbruksverksamhet, se Rådets direktiv 92/43/EEG. Se ytterligare information om EU:s livsmiljödirektiv i bilaga 2.</w:t>
-      </w:r>
-    </w:p>
-    <w:p>
-      <w:r>
-        <w:br w:type="page"/>
-      </w:r>
-    </w:p>
-    <w:p>
-      <w:pPr>
-        <w:pStyle w:val="Title"/>
-      </w:pPr>
-      <w:r>
-        <w:t>BILAGA 1 –</w:t>
-        <w:br/>
-        <w:t>Fridlysta och rödlistade arter</w:t>
-      </w:r>
-    </w:p>
-    <w:p>
-      <w:pPr>
-        <w:pStyle w:val="Heading1"/>
-      </w:pPr>
-      <w:r>
-        <w:t>Duvhök – ekologi samt krav på livsmiljön</w:t>
-      </w:r>
-    </w:p>
-    <w:p>
-      <w:r>
-        <w:t>Duvhök (NT, §4) är rödlistad som nära hotad och fridlyst enligt 4§ artskyddsförordningen. Arten har minskat med 15 (0–30) % under de senaste 18 åren och minskningstakten för den svenska populationen bedöms vara nära gränsvärdet för sårbar (VU). Bedömningen baseras på direkt observation, ett för arten lämpligt abundansindex och minskad geografisk utbredning och/eller försämrad habitatkvalitet (allt yngre och tätare skogar vilket försvårar för boplacering samt missgynnar jaktmöjligheterna) (SLU Artdatabanken, 2026).</w:t>
-      </w:r>
-    </w:p>
-    <w:p>
-      <w:r>
-        <w:t>Duvhöken är starkt bunden till skogsmark, såväl för häckning som födosök. Den påträffas oftast i större skogsområden med äldre skog, men kan ibland även häcka i dungar i områden dominerade av öppen mark. De gamla fåglarna är i huvudsak stationära i sina revir. Duvhöken jagar helst inne i äldre skog och missgynnas av stora hyggen och täta planteringar (Skogsstyrelsen, 2016).</w:t>
-      </w:r>
-    </w:p>
-    <w:p>
-      <w:r>
-        <w:t>Boet läggs inne i tät, oftast äldre skog. Kantzoner mot öppen mark undviks och duvhöken är därför känsligare för slutavverkning än flera andra rovfåglar. Boträdet måste vara grovgrenigt och är oftast en äldre gran eller tall, i sydligaste Sverige är bok vanligt. Duvhöken är beroende av insynsskyddade boplatser. Friställande av boträd eller avverkning så att boplatsen är exponerad mot öppen mark, medför att platsen överges. Samma bo kan användas flera år i rad, men likt andra rovfåglar har den normalt ett eller flera alternativa bon (Skogsstyrelsen, 2016). Eftersom duvhöken helst häckar i gammal skog, är dess häckningsplatser i princip alltid mer eller mindre hotade av skogsbruk och avverkningar (SLU Artdatabanken, 2026).</w:t>
-      </w:r>
-    </w:p>
-    <w:p>
-      <w:r>
-        <w:t>Den viktigaste begränsande faktorn för duvhökspopulationen i stort är födan och ett allvarligare problem är därför den av skogsbruket orsakade storskaliga omvandlingen och utarmningen av skogslandskapet, som kan påverka såväl duvhökens möjlighet att jaga som förekomsten av viktiga byten. Duvhökens jaktteknik gör den beroende av landskapets utformning och sammansättning och dess preferens för gammal skog tyder på att den är anpassad till att jaga i skog som är “lagom” tät. I öppnare biotoper, till exempel hyggen, kommer dess jaktteknik inte till sin rätt och i tätare biotoper, t.ex. ungskogar, har den relativt stora duvhöken svårt att manövrera (SLU Artdatabanken, 2026).</w:t>
+        <w:t xml:space="preserve">9010 Taiga, 9740 Skogsbevuxen myr, 9030 Landhöjningsskog </w:t>
+      </w:r>
+      <w:r>
+        <w:t xml:space="preserve">och </w:t>
+      </w:r>
+      <w:r>
+        <w:rPr>
+          <w:i/>
+        </w:rPr>
+        <w:t>9040 Fjällbjörkskog</w:t>
+      </w:r>
+      <w:r>
+        <w:t xml:space="preserve"> samt ingår i Natura 2000 och är förtecknad i Bernkonventionen bilaga II (strikt skyddade djurarter) (SLU Artdatabanken, 2024; Skogsstyrelsen, 2016).</w:t>
       </w:r>
     </w:p>
     <w:p>
@@ -745,26 +952,79 @@
         <w:pStyle w:val="Heading2"/>
       </w:pPr>
       <w:r>
-        <w:t>Referenser – duvhök</w:t>
+        <w:t>Referenser – tretåig hackspett</w:t>
       </w:r>
     </w:p>
     <w:p>
       <w:r>
-        <w:t xml:space="preserve">Skogsstyrelsen, 2016. </w:t>
+        <w:t xml:space="preserve">Amcoff, M. &amp; Eriksson, P. 1996. </w:t>
       </w:r>
       <w:r>
         <w:rPr>
           <w:i/>
         </w:rPr>
-        <w:t xml:space="preserve">Duvhök – Vägledning för hänsyn till fåglar. </w:t>
-      </w:r>
-      <w:r>
-        <w:t>https://www.skogsstyrelsen.se/globalassets/lag-och-tillsyn/artskydd/vagledningar-for-hansyn-till-faglar/duvhok-vagledning-hansyn2.pdf</w:t>
+        <w:t xml:space="preserve">Förekomst av tretåig hackspett Picoides tridactylus på bestånds- och landskapsnivå. </w:t>
+      </w:r>
+      <w:r>
+        <w:t>Ornis Svecica 6: 107–119.</w:t>
       </w:r>
     </w:p>
     <w:p>
       <w:r>
-        <w:t xml:space="preserve">SLU Artdatabanken, 2026. </w:t>
+        <w:t xml:space="preserve">Butler, R., Angelstam, P., Ekelund, P. &amp; Schlaeffer, R. 2004. </w:t>
+      </w:r>
+      <w:r>
+        <w:rPr>
+          <w:i/>
+        </w:rPr>
+        <w:t xml:space="preserve">Dead wood threshold values for the three-toed woodpecker presence in boreal and sub-Alpine forest. </w:t>
+      </w:r>
+      <w:r>
+        <w:t>Biological conservation 119(3): 305–318.</w:t>
+      </w:r>
+    </w:p>
+    <w:p>
+      <w:r>
+        <w:t xml:space="preserve">Imbeau, L. &amp; Desrochers, A. 2002. </w:t>
+      </w:r>
+      <w:r>
+        <w:rPr>
+          <w:i/>
+        </w:rPr>
+        <w:t xml:space="preserve">Foraging Ecology and Use of Drumming Trees by Three-Toed Woodpeckers. </w:t>
+      </w:r>
+      <w:r>
+        <w:t>The Journal of Wildlife Management. Vol. 66, No. 1 (Jan., 2002), pp. 222–231.</w:t>
+      </w:r>
+    </w:p>
+    <w:p>
+      <w:r>
+        <w:t xml:space="preserve">Pakkala, T., Hanski, I. &amp; Tomppo, E. 2002. </w:t>
+      </w:r>
+      <w:r>
+        <w:rPr>
+          <w:i/>
+        </w:rPr>
+        <w:t xml:space="preserve">Spatial ecology of the three-toed woodpecker in managed forest landscapes. </w:t>
+      </w:r>
+      <w:r>
+        <w:t>Silva Fennica 36(1): 279–288.</w:t>
+      </w:r>
+    </w:p>
+    <w:p>
+      <w:r>
+        <w:t xml:space="preserve">Skogsstyrelsen, 2016. </w:t>
+      </w:r>
+      <w:r>
+        <w:rPr>
+          <w:i/>
+        </w:rPr>
+        <w:t>Vägledning för hänsyn till fåglar – Tretåig hackspett.</w:t>
+      </w:r>
+    </w:p>
+    <w:p>
+      <w:r>
+        <w:t xml:space="preserve">SLU Artdatabanken, 2024. </w:t>
       </w:r>
       <w:r>
         <w:rPr>
@@ -773,165 +1033,6 @@
         <w:t xml:space="preserve">Artfaktablad. Naturvård – artfakta. </w:t>
       </w:r>
       <w:r>
-        <w:t>SLU Artdatabanken, Uppsala</w:t>
-      </w:r>
-    </w:p>
-    <w:p>
-      <w:pPr>
-        <w:pStyle w:val="Heading1"/>
-      </w:pPr>
-      <w:r>
-        <w:t>Tretåig hackspett – ekologi samt krav på livsmiljön</w:t>
-      </w:r>
-    </w:p>
-    <w:p>
-      <w:r>
-        <w:t xml:space="preserve">Tretåig hackspett (NT) är fridlyst enligt §4 Artskyddsförordningen och finns med som prioriterad art i Skogsstyrelsen vägledning för skogsbruket (bilaga 4 till SVL). I vägledningen står bland annat att: </w:t>
-      </w:r>
-      <w:r>
-        <w:rPr>
-          <w:i/>
-        </w:rPr>
-        <w:t xml:space="preserve">“Tretåig hackspett har stora arealkrav och höga krav på sin livsmiljö. Omdaningen av naturskogar till kulturskogar medför en förlust av viktiga miljöer, något som förstärks av ökad fragmentering till följd av avverkningar.” </w:t>
-      </w:r>
-      <w:r>
-        <w:t xml:space="preserve">Vidare att: </w:t>
-      </w:r>
-      <w:r>
-        <w:rPr>
-          <w:i/>
-        </w:rPr>
-        <w:t>“Områden med dokumenterad permanent förekomst i naturskogsmiljöer har vanligen så stora naturvärden att skogsbruk är olämpligt”</w:t>
-      </w:r>
-      <w:r>
-        <w:t xml:space="preserve"> (SLU Artdatabanken, 2024; Skogsstyrelsen, 2016)</w:t>
-      </w:r>
-      <w:r>
-        <w:rPr>
-          <w:i/>
-        </w:rPr>
-        <w:t>.</w:t>
-      </w:r>
-    </w:p>
-    <w:p>
-      <w:r>
-        <w:t>Tretåig hackspett är beroende av större sammanhängande naturskogar med kontinuerlig tillgång och nybildning av död ved och fragmentering av livsmiljöerna utgör ett stort hot mot arten (se exempelvis Stachura-Skierczynska et al., 2009; Wesolowski et al., 2005; Butler et al., 2004; Pakkala et al., 2002; Amcoff et al., 1996; Virkkala, 1991). Det finns studier som visar att naturskogens självgallringsprocess som den tretåiga hackspetten är beroende av, inte kan ersättas med efterlämnad hänsyn i skogsbruket (Imbeau &amp; Desrochers, 2002).</w:t>
-      </w:r>
-    </w:p>
-    <w:p>
-      <w:r>
-        <w:t>Permanenta revir av tretåig hackspett karaktäriseras ofta av artens typiska ringformigt ordnade hackmärken på framför allt gamla granar. För att säkerställa att inte revir av tretåig hackspett drabbas av avverkningsplanerna bör en inventering göras i området både under häckningstid och under vintern, då arten utnyttjar betydligt större områden än under sommarens häckningsrevir. Storleken på häckningsreviret varierar med skogstypen, förekomsten av död ved och graden av fragmentering, men är i allmänhet i storleksordningen 25–100 hektar (SLU Artdatabanken, 2024; Skogsstyrelsen, 2016).</w:t>
-      </w:r>
-    </w:p>
-    <w:p>
-      <w:r>
-        <w:t xml:space="preserve">Förutom fridlysning enligt §4 Artskyddsförordningen är tretåig hackspett även förtecknad i EU:s fågeldirektiv bilaga 1. Den är typisk art för </w:t>
-      </w:r>
-      <w:r>
-        <w:rPr>
-          <w:i/>
-        </w:rPr>
-        <w:t xml:space="preserve">9010 Taiga, 9740 Skogsbevuxen myr, 9030 Landhöjningsskog </w:t>
-      </w:r>
-      <w:r>
-        <w:t xml:space="preserve">och </w:t>
-      </w:r>
-      <w:r>
-        <w:rPr>
-          <w:i/>
-        </w:rPr>
-        <w:t>9040 Fjällbjörkskog</w:t>
-      </w:r>
-      <w:r>
-        <w:t xml:space="preserve"> samt ingår i Natura 2000 och är förtecknad i Bernkonventionen bilaga II (strikt skyddade djurarter) (SLU Artdatabanken, 2024; Skogsstyrelsen, 2016).</w:t>
-      </w:r>
-    </w:p>
-    <w:p>
-      <w:pPr>
-        <w:pStyle w:val="Heading2"/>
-      </w:pPr>
-      <w:r>
-        <w:t>Referenser – tretåig hackspett</w:t>
-      </w:r>
-    </w:p>
-    <w:p>
-      <w:r>
-        <w:t xml:space="preserve">Amcoff, M. &amp; Eriksson, P. 1996. </w:t>
-      </w:r>
-      <w:r>
-        <w:rPr>
-          <w:i/>
-        </w:rPr>
-        <w:t xml:space="preserve">Förekomst av tretåig hackspett Picoides tridactylus på bestånds- och landskapsnivå. </w:t>
-      </w:r>
-      <w:r>
-        <w:t>Ornis Svecica 6: 107–119.</w:t>
-      </w:r>
-    </w:p>
-    <w:p>
-      <w:r>
-        <w:t xml:space="preserve">Butler, R., Angelstam, P., Ekelund, P. &amp; Schlaeffer, R. 2004. </w:t>
-      </w:r>
-      <w:r>
-        <w:rPr>
-          <w:i/>
-        </w:rPr>
-        <w:t xml:space="preserve">Dead wood threshold values for the three-toed woodpecker presence in boreal and sub-Alpine forest. </w:t>
-      </w:r>
-      <w:r>
-        <w:t>Biological conservation 119(3): 305–318.</w:t>
-      </w:r>
-    </w:p>
-    <w:p>
-      <w:r>
-        <w:t xml:space="preserve">Imbeau, L. &amp; Desrochers, A. 2002. </w:t>
-      </w:r>
-      <w:r>
-        <w:rPr>
-          <w:i/>
-        </w:rPr>
-        <w:t xml:space="preserve">Foraging Ecology and Use of Drumming Trees by Three-Toed Woodpeckers. </w:t>
-      </w:r>
-      <w:r>
-        <w:t>The Journal of Wildlife Management. Vol. 66, No. 1 (Jan., 2002), pp. 222–231.</w:t>
-      </w:r>
-    </w:p>
-    <w:p>
-      <w:r>
-        <w:t xml:space="preserve">Pakkala, T., Hanski, I. &amp; Tomppo, E. 2002. </w:t>
-      </w:r>
-      <w:r>
-        <w:rPr>
-          <w:i/>
-        </w:rPr>
-        <w:t xml:space="preserve">Spatial ecology of the three-toed woodpecker in managed forest landscapes. </w:t>
-      </w:r>
-      <w:r>
-        <w:t>Silva Fennica 36(1): 279–288.</w:t>
-      </w:r>
-    </w:p>
-    <w:p>
-      <w:r>
-        <w:t xml:space="preserve">Skogsstyrelsen, 2016. </w:t>
-      </w:r>
-      <w:r>
-        <w:rPr>
-          <w:i/>
-        </w:rPr>
-        <w:t>Vägledning för hänsyn till fåglar – Tretåig hackspett.</w:t>
-      </w:r>
-    </w:p>
-    <w:p>
-      <w:r>
-        <w:t xml:space="preserve">SLU Artdatabanken, 2024. </w:t>
-      </w:r>
-      <w:r>
-        <w:rPr>
-          <w:i/>
-        </w:rPr>
-        <w:t xml:space="preserve">Artfaktablad. Naturvård – artfakta. </w:t>
-      </w:r>
-      <w:r>
         <w:t>SLU Artdatabanken, Uppsala.</w:t>
       </w:r>
     </w:p>
@@ -975,96 +1076,6 @@
       </w:r>
       <w:r>
         <w:t>Acta Ornithologica 40(1): 53–60.</w:t>
-      </w:r>
-    </w:p>
-    <w:p>
-      <w:pPr>
-        <w:pStyle w:val="Heading1"/>
-      </w:pPr>
-      <w:r>
-        <w:t>Ulltickeporing – ekologi samt krav på livsmiljön</w:t>
-      </w:r>
-    </w:p>
-    <w:p>
-      <w:r>
-        <w:t xml:space="preserve">Ulltickeporing </w:t>
-      </w:r>
-      <w:r>
-        <w:rPr>
-          <w:i/>
-        </w:rPr>
-        <w:t>Skeletocutis brevispora</w:t>
-      </w:r>
-      <w:r>
-        <w:t xml:space="preserve"> (VU), rödlistad som sårbar, växer på ullticka (NT) i naturskogsartade granskogar. Avverkning av naturskogslika miljöer och av grova granar där ulltickeporing förekommer är ett direkt hot mot artens fortlevnad Alla skogliga åtgärder som innebär att lågor och döda eller skadade träd tas bort missgynnar arten. På sikt är minskad tillgång till lämpligt substrat och krympande areal av naturskog ett hot, framförallt råder brist på grov ved som lågor i sena nedbrytningsstadier. Ytterligare fragmentering av skogslandskapet minskar artens möjligheter till spridning. Gamla granskogar som hyser arten undantas helt från skogsbruk (SLU Artdatabanken, 2026).</w:t>
-      </w:r>
-    </w:p>
-    <w:p>
-      <w:r>
-        <w:t xml:space="preserve">Ulltickeporingen har nyligen delats upp i de tre olika arterna ulltickeporing </w:t>
-      </w:r>
-      <w:r>
-        <w:rPr>
-          <w:i/>
-        </w:rPr>
-        <w:t xml:space="preserve">Skeletocutis brevispora </w:t>
-      </w:r>
-      <w:r>
-        <w:t>(VU)</w:t>
-      </w:r>
-      <w:r>
-        <w:rPr>
-          <w:i/>
-        </w:rPr>
-        <w:t>, Skeletocutis delicata</w:t>
-      </w:r>
-      <w:r>
-        <w:t xml:space="preserve"> (VU)</w:t>
-      </w:r>
-      <w:r>
-        <w:rPr>
-          <w:i/>
-        </w:rPr>
-        <w:t xml:space="preserve"> och Skeletocutis exilis</w:t>
-      </w:r>
-      <w:r>
-        <w:t xml:space="preserve"> (NT) (SLU Artdatabanken, 2026; Miettinen &amp; Niemelä, 2018).</w:t>
-      </w:r>
-    </w:p>
-    <w:p>
-      <w:pPr>
-        <w:pStyle w:val="Heading2"/>
-      </w:pPr>
-      <w:r>
-        <w:t>Referenser – ulltickeporing</w:t>
-      </w:r>
-    </w:p>
-    <w:p>
-      <w:r>
-        <w:t xml:space="preserve">Miettinen, O. &amp; Niemelä, T., 2018. </w:t>
-      </w:r>
-      <w:r>
-        <w:rPr>
-          <w:i/>
-        </w:rPr>
-        <w:t>Two new temperate polypore species of Skeletocutis (Polyporales, Basidiomycota)</w:t>
-      </w:r>
-      <w:r>
-        <w:t>. Ann. Bot. Fennici 55: 195–206.</w:t>
-      </w:r>
-    </w:p>
-    <w:p>
-      <w:r>
-        <w:t xml:space="preserve">SLU Artdatabanken, 2026. </w:t>
-      </w:r>
-      <w:r>
-        <w:rPr>
-          <w:i/>
-        </w:rPr>
-        <w:t xml:space="preserve">Artfaktablad. Naturvård – artfakta. </w:t>
-      </w:r>
-      <w:r>
-        <w:t>SLU Artdatabanken, Uppsala.</w:t>
       </w:r>
     </w:p>
     <w:p>
@@ -1443,7 +1454,7 @@
     <w:r>
       <w:tab/>
       <w:tab/>
-      <w:t>2026-06-20</w:t>
+      <w:t>2026-06-21</w:t>
       <w:br/>
       <w:br/>
     </w:r>

--- a/tillsyn/A 1480-2026 tillsynsbegäran.docx
+++ b/tillsyn/A 1480-2026 tillsynsbegäran.docx
@@ -1454,7 +1454,7 @@
     <w:r>
       <w:tab/>
       <w:tab/>
-      <w:t>2026-06-21</w:t>
+      <w:t>2026-06-22</w:t>
       <w:br/>
       <w:br/>
     </w:r>

--- a/tillsyn/A 1480-2026 tillsynsbegäran.docx
+++ b/tillsyn/A 1480-2026 tillsynsbegäran.docx
@@ -1454,7 +1454,7 @@
     <w:r>
       <w:tab/>
       <w:tab/>
-      <w:t>2026-06-22</w:t>
+      <w:t>2026-06-23</w:t>
       <w:br/>
       <w:br/>
     </w:r>

--- a/tillsyn/A 1480-2026 tillsynsbegäran.docx
+++ b/tillsyn/A 1480-2026 tillsynsbegäran.docx
@@ -1454,7 +1454,7 @@
     <w:r>
       <w:tab/>
       <w:tab/>
-      <w:t>2026-06-23</w:t>
+      <w:t>2026-06-24</w:t>
       <w:br/>
       <w:br/>
     </w:r>

--- a/tillsyn/A 1480-2026 tillsynsbegäran.docx
+++ b/tillsyn/A 1480-2026 tillsynsbegäran.docx
@@ -1454,7 +1454,7 @@
     <w:r>
       <w:tab/>
       <w:tab/>
-      <w:t>2026-06-24</w:t>
+      <w:t>2026-06-25</w:t>
       <w:br/>
       <w:br/>
     </w:r>

--- a/tillsyn/A 1480-2026 tillsynsbegäran.docx
+++ b/tillsyn/A 1480-2026 tillsynsbegäran.docx
@@ -1454,7 +1454,7 @@
     <w:r>
       <w:tab/>
       <w:tab/>
-      <w:t>2026-06-25</w:t>
+      <w:t>2026-06-26</w:t>
       <w:br/>
       <w:br/>
     </w:r>

--- a/tillsyn/A 1480-2026 tillsynsbegäran.docx
+++ b/tillsyn/A 1480-2026 tillsynsbegäran.docx
@@ -1454,7 +1454,7 @@
     <w:r>
       <w:tab/>
       <w:tab/>
-      <w:t>2026-06-26</w:t>
+      <w:t>2026-06-27</w:t>
       <w:br/>
       <w:br/>
     </w:r>

--- a/tillsyn/A 1480-2026 tillsynsbegäran.docx
+++ b/tillsyn/A 1480-2026 tillsynsbegäran.docx
@@ -1454,7 +1454,7 @@
     <w:r>
       <w:tab/>
       <w:tab/>
-      <w:t>2026-06-27</w:t>
+      <w:t>2026-06-28</w:t>
       <w:br/>
       <w:br/>
     </w:r>

--- a/tillsyn/A 1480-2026 tillsynsbegäran.docx
+++ b/tillsyn/A 1480-2026 tillsynsbegäran.docx
@@ -1454,7 +1454,7 @@
     <w:r>
       <w:tab/>
       <w:tab/>
-      <w:t>2026-06-28</w:t>
+      <w:t>2026-06-29</w:t>
       <w:br/>
       <w:br/>
     </w:r>

--- a/tillsyn/A 1480-2026 tillsynsbegäran.docx
+++ b/tillsyn/A 1480-2026 tillsynsbegäran.docx
@@ -1454,7 +1454,7 @@
     <w:r>
       <w:tab/>
       <w:tab/>
-      <w:t>2026-06-29</w:t>
+      <w:t>2026-06-30</w:t>
       <w:br/>
       <w:br/>
     </w:r>

--- a/tillsyn/A 1480-2026 tillsynsbegäran.docx
+++ b/tillsyn/A 1480-2026 tillsynsbegäran.docx
@@ -1454,7 +1454,7 @@
     <w:r>
       <w:tab/>
       <w:tab/>
-      <w:t>2026-06-30</w:t>
+      <w:t>2026-07-01</w:t>
       <w:br/>
       <w:br/>
     </w:r>

--- a/tillsyn/A 1480-2026 tillsynsbegäran.docx
+++ b/tillsyn/A 1480-2026 tillsynsbegäran.docx
@@ -1454,7 +1454,7 @@
     <w:r>
       <w:tab/>
       <w:tab/>
-      <w:t>2026-07-01</w:t>
+      <w:t>2026-07-02</w:t>
       <w:br/>
       <w:br/>
     </w:r>

--- a/tillsyn/A 1480-2026 tillsynsbegäran.docx
+++ b/tillsyn/A 1480-2026 tillsynsbegäran.docx
@@ -1454,7 +1454,7 @@
     <w:r>
       <w:tab/>
       <w:tab/>
-      <w:t>2026-07-13</w:t>
+      <w:t>2026-07-14</w:t>
       <w:br/>
       <w:br/>
     </w:r>

--- a/tillsyn/A 1480-2026 tillsynsbegäran.docx
+++ b/tillsyn/A 1480-2026 tillsynsbegäran.docx
@@ -1454,7 +1454,7 @@
     <w:r>
       <w:tab/>
       <w:tab/>
-      <w:t>2026-07-14</w:t>
+      <w:t>2026-07-15</w:t>
       <w:br/>
       <w:br/>
     </w:r>

--- a/tillsyn/A 1480-2026 tillsynsbegäran.docx
+++ b/tillsyn/A 1480-2026 tillsynsbegäran.docx
@@ -1454,7 +1454,7 @@
     <w:r>
       <w:tab/>
       <w:tab/>
-      <w:t>2026-07-15</w:t>
+      <w:t>2026-07-16</w:t>
       <w:br/>
       <w:br/>
     </w:r>

--- a/tillsyn/A 1480-2026 tillsynsbegäran.docx
+++ b/tillsyn/A 1480-2026 tillsynsbegäran.docx
@@ -1454,7 +1454,7 @@
     <w:r>
       <w:tab/>
       <w:tab/>
-      <w:t>2026-07-16</w:t>
+      <w:t>2026-07-17</w:t>
       <w:br/>
       <w:br/>
     </w:r>

--- a/tillsyn/A 1480-2026 tillsynsbegäran.docx
+++ b/tillsyn/A 1480-2026 tillsynsbegäran.docx
@@ -1454,7 +1454,7 @@
     <w:r>
       <w:tab/>
       <w:tab/>
-      <w:t>2026-07-17</w:t>
+      <w:t>2026-07-18</w:t>
       <w:br/>
       <w:br/>
     </w:r>

--- a/tillsyn/A 1480-2026 tillsynsbegäran.docx
+++ b/tillsyn/A 1480-2026 tillsynsbegäran.docx
@@ -1454,7 +1454,7 @@
     <w:r>
       <w:tab/>
       <w:tab/>
-      <w:t>2026-07-18</w:t>
+      <w:t>2026-07-19</w:t>
       <w:br/>
       <w:br/>
     </w:r>

--- a/tillsyn/A 1480-2026 tillsynsbegäran.docx
+++ b/tillsyn/A 1480-2026 tillsynsbegäran.docx
@@ -1454,7 +1454,7 @@
     <w:r>
       <w:tab/>
       <w:tab/>
-      <w:t>2026-07-19</w:t>
+      <w:t>2026-07-20</w:t>
       <w:br/>
       <w:br/>
     </w:r>

--- a/tillsyn/A 1480-2026 tillsynsbegäran.docx
+++ b/tillsyn/A 1480-2026 tillsynsbegäran.docx
@@ -1454,7 +1454,7 @@
     <w:r>
       <w:tab/>
       <w:tab/>
-      <w:t>2026-07-20</w:t>
+      <w:t>2026-07-21</w:t>
       <w:br/>
       <w:br/>
     </w:r>

--- a/tillsyn/A 1480-2026 tillsynsbegäran.docx
+++ b/tillsyn/A 1480-2026 tillsynsbegäran.docx
@@ -1454,7 +1454,7 @@
     <w:r>
       <w:tab/>
       <w:tab/>
-      <w:t>2026-07-21</w:t>
+      <w:t>2026-07-22</w:t>
       <w:br/>
       <w:br/>
     </w:r>

--- a/tillsyn/A 1480-2026 tillsynsbegäran.docx
+++ b/tillsyn/A 1480-2026 tillsynsbegäran.docx
@@ -1454,7 +1454,7 @@
     <w:r>
       <w:tab/>
       <w:tab/>
-      <w:t>2026-07-22</w:t>
+      <w:t>2026-07-23</w:t>
       <w:br/>
       <w:br/>
     </w:r>

--- a/tillsyn/A 1480-2026 tillsynsbegäran.docx
+++ b/tillsyn/A 1480-2026 tillsynsbegäran.docx
@@ -1454,7 +1454,7 @@
     <w:r>
       <w:tab/>
       <w:tab/>
-      <w:t>2026-07-23</w:t>
+      <w:t>2026-07-24</w:t>
       <w:br/>
       <w:br/>
     </w:r>

--- a/tillsyn/A 1480-2026 tillsynsbegäran.docx
+++ b/tillsyn/A 1480-2026 tillsynsbegäran.docx
@@ -1454,7 +1454,7 @@
     <w:r>
       <w:tab/>
       <w:tab/>
-      <w:t>2026-07-24</w:t>
+      <w:t>2026-07-25</w:t>
       <w:br/>
       <w:br/>
     </w:r>

--- a/tillsyn/A 1480-2026 tillsynsbegäran.docx
+++ b/tillsyn/A 1480-2026 tillsynsbegäran.docx
@@ -1454,7 +1454,7 @@
     <w:r>
       <w:tab/>
       <w:tab/>
-      <w:t>2026-07-25</w:t>
+      <w:t>2026-07-26</w:t>
       <w:br/>
       <w:br/>
     </w:r>

--- a/tillsyn/A 1480-2026 tillsynsbegäran.docx
+++ b/tillsyn/A 1480-2026 tillsynsbegäran.docx
@@ -1454,7 +1454,7 @@
     <w:r>
       <w:tab/>
       <w:tab/>
-      <w:t>2026-07-26</w:t>
+      <w:t>2026-07-27</w:t>
       <w:br/>
       <w:br/>
     </w:r>

--- a/tillsyn/A 1480-2026 tillsynsbegäran.docx
+++ b/tillsyn/A 1480-2026 tillsynsbegäran.docx
@@ -1454,7 +1454,7 @@
     <w:r>
       <w:tab/>
       <w:tab/>
-      <w:t>2026-07-27</w:t>
+      <w:t>2026-07-28</w:t>
       <w:br/>
       <w:br/>
     </w:r>

--- a/tillsyn/A 1480-2026 tillsynsbegäran.docx
+++ b/tillsyn/A 1480-2026 tillsynsbegäran.docx
@@ -1454,7 +1454,7 @@
     <w:r>
       <w:tab/>
       <w:tab/>
-      <w:t>2026-07-28</w:t>
+      <w:t>2026-07-29</w:t>
       <w:br/>
       <w:br/>
     </w:r>

--- a/tillsyn/A 1480-2026 tillsynsbegäran.docx
+++ b/tillsyn/A 1480-2026 tillsynsbegäran.docx
@@ -1454,7 +1454,7 @@
     <w:r>
       <w:tab/>
       <w:tab/>
-      <w:t>2026-07-29</w:t>
+      <w:t>2026-07-30</w:t>
       <w:br/>
       <w:br/>
     </w:r>

--- a/tillsyn/A 1480-2026 tillsynsbegäran.docx
+++ b/tillsyn/A 1480-2026 tillsynsbegäran.docx
@@ -1454,7 +1454,7 @@
     <w:r>
       <w:tab/>
       <w:tab/>
-      <w:t>2026-07-30</w:t>
+      <w:t>2026-07-31</w:t>
       <w:br/>
       <w:br/>
     </w:r>

--- a/tillsyn/A 1480-2026 tillsynsbegäran.docx
+++ b/tillsyn/A 1480-2026 tillsynsbegäran.docx
@@ -1454,7 +1454,7 @@
     <w:r>
       <w:tab/>
       <w:tab/>
-      <w:t>2026-07-31</w:t>
+      <w:t>2026-08-01</w:t>
       <w:br/>
       <w:br/>
     </w:r>

--- a/tillsyn/A 1480-2026 tillsynsbegäran.docx
+++ b/tillsyn/A 1480-2026 tillsynsbegäran.docx
@@ -1454,7 +1454,7 @@
     <w:r>
       <w:tab/>
       <w:tab/>
-      <w:t>2026-08-01</w:t>
+      <w:t>2026-08-02</w:t>
       <w:br/>
       <w:br/>
     </w:r>

--- a/tillsyn/A 1480-2026 tillsynsbegäran.docx
+++ b/tillsyn/A 1480-2026 tillsynsbegäran.docx
@@ -1454,7 +1454,7 @@
     <w:r>
       <w:tab/>
       <w:tab/>
-      <w:t>2026-08-02</w:t>
+      <w:t>2026-08-03</w:t>
       <w:br/>
       <w:br/>
     </w:r>

--- a/tillsyn/A 1480-2026 tillsynsbegäran.docx
+++ b/tillsyn/A 1480-2026 tillsynsbegäran.docx
@@ -1454,7 +1454,7 @@
     <w:r>
       <w:tab/>
       <w:tab/>
-      <w:t>2026-08-03</w:t>
+      <w:t>2026-08-05</w:t>
       <w:br/>
       <w:br/>
     </w:r>

--- a/tillsyn/A 1480-2026 tillsynsbegäran.docx
+++ b/tillsyn/A 1480-2026 tillsynsbegäran.docx
@@ -1454,7 +1454,7 @@
     <w:r>
       <w:tab/>
       <w:tab/>
-      <w:t>2026-08-05</w:t>
+      <w:t>2026-08-07</w:t>
       <w:br/>
       <w:br/>
     </w:r>

--- a/tillsyn/A 1480-2026 tillsynsbegäran.docx
+++ b/tillsyn/A 1480-2026 tillsynsbegäran.docx
@@ -1454,7 +1454,7 @@
     <w:r>
       <w:tab/>
       <w:tab/>
-      <w:t>2026-08-07</w:t>
+      <w:t>2026-08-08</w:t>
       <w:br/>
       <w:br/>
     </w:r>

--- a/tillsyn/A 1480-2026 tillsynsbegäran.docx
+++ b/tillsyn/A 1480-2026 tillsynsbegäran.docx
@@ -60,7 +60,7 @@
         <w:spacing w:after="240"/>
       </w:pPr>
       <w:r>
-        <w:t>Figur 1. Fyndplatser för naturvårdsarter i och inom 25 meter från avverkningsanmälan. Markörer utan svart kant är placerade på fyndplatsen. Markörer med svart kant är placerade vid sidan av fyndplatsen har ett svart streck som visar fyndplatsens exakta position. Kartans mittpunktskoordinat är N 6712235, E 425194 i SWEREF 99 TM.</w:t>
+        <w:t>Figur 1. Fyndplatser för naturvårdsarter i och inom 25 meter från avverkningsanmälan. Markörer utan svart kant är placerade på fyndplatsen. Markörer med svart kant är placerade vid sidan av fyndplatsen och har ett svart streck som visar fyndplatsens exakta position. Kartans mittpunktskoordinat är N 6712235, E 425194 i SWEREF 99 TM.</w:t>
       </w:r>
     </w:p>
     <w:p>
@@ -1454,7 +1454,7 @@
     <w:r>
       <w:tab/>
       <w:tab/>
-      <w:t>2026-08-14</w:t>
+      <w:t>2026-08-15</w:t>
       <w:br/>
       <w:br/>
     </w:r>

--- a/tillsyn/A 1480-2026 tillsynsbegäran.docx
+++ b/tillsyn/A 1480-2026 tillsynsbegäran.docx
@@ -1454,7 +1454,7 @@
     <w:r>
       <w:tab/>
       <w:tab/>
-      <w:t>2026-08-15</w:t>
+      <w:t>2026-08-16</w:t>
       <w:br/>
       <w:br/>
     </w:r>

--- a/tillsyn/A 1480-2026 tillsynsbegäran.docx
+++ b/tillsyn/A 1480-2026 tillsynsbegäran.docx
@@ -1454,7 +1454,7 @@
     <w:r>
       <w:tab/>
       <w:tab/>
-      <w:t>2026-08-16</w:t>
+      <w:t>2026-08-17</w:t>
       <w:br/>
       <w:br/>
     </w:r>

--- a/tillsyn/A 1480-2026 tillsynsbegäran.docx
+++ b/tillsyn/A 1480-2026 tillsynsbegäran.docx
@@ -1454,7 +1454,7 @@
     <w:r>
       <w:tab/>
       <w:tab/>
-      <w:t>2026-08-17</w:t>
+      <w:t>2026-08-18</w:t>
       <w:br/>
       <w:br/>
     </w:r>

--- a/tillsyn/A 1480-2026 tillsynsbegäran.docx
+++ b/tillsyn/A 1480-2026 tillsynsbegäran.docx
@@ -1454,7 +1454,7 @@
     <w:r>
       <w:tab/>
       <w:tab/>
-      <w:t>2026-08-18</w:t>
+      <w:t>2026-08-19</w:t>
       <w:br/>
       <w:br/>
     </w:r>

--- a/tillsyn/A 1480-2026 tillsynsbegäran.docx
+++ b/tillsyn/A 1480-2026 tillsynsbegäran.docx
@@ -1454,7 +1454,7 @@
     <w:r>
       <w:tab/>
       <w:tab/>
-      <w:t>2026-08-19</w:t>
+      <w:t>2026-08-20</w:t>
       <w:br/>
       <w:br/>
     </w:r>

--- a/tillsyn/A 1480-2026 tillsynsbegäran.docx
+++ b/tillsyn/A 1480-2026 tillsynsbegäran.docx
@@ -1454,7 +1454,7 @@
     <w:r>
       <w:tab/>
       <w:tab/>
-      <w:t>2026-08-20</w:t>
+      <w:t>2026-08-21</w:t>
       <w:br/>
       <w:br/>
     </w:r>

--- a/tillsyn/A 1480-2026 tillsynsbegäran.docx
+++ b/tillsyn/A 1480-2026 tillsynsbegäran.docx
@@ -1454,7 +1454,7 @@
     <w:r>
       <w:tab/>
       <w:tab/>
-      <w:t>2026-08-21</w:t>
+      <w:t>2026-08-22</w:t>
       <w:br/>
       <w:br/>
     </w:r>

--- a/tillsyn/A 1480-2026 tillsynsbegäran.docx
+++ b/tillsyn/A 1480-2026 tillsynsbegäran.docx
@@ -1454,7 +1454,7 @@
     <w:r>
       <w:tab/>
       <w:tab/>
-      <w:t>2026-08-22</w:t>
+      <w:t>2026-08-23</w:t>
       <w:br/>
       <w:br/>
     </w:r>

--- a/tillsyn/A 1480-2026 tillsynsbegäran.docx
+++ b/tillsyn/A 1480-2026 tillsynsbegäran.docx
@@ -1454,7 +1454,7 @@
     <w:r>
       <w:tab/>
       <w:tab/>
-      <w:t>2026-08-23</w:t>
+      <w:t>2026-08-24</w:t>
       <w:br/>
       <w:br/>
     </w:r>

--- a/tillsyn/A 1480-2026 tillsynsbegäran.docx
+++ b/tillsyn/A 1480-2026 tillsynsbegäran.docx
@@ -1454,7 +1454,7 @@
     <w:r>
       <w:tab/>
       <w:tab/>
-      <w:t>2026-08-24</w:t>
+      <w:t>2026-08-25</w:t>
       <w:br/>
       <w:br/>
     </w:r>

--- a/tillsyn/A 1480-2026 tillsynsbegäran.docx
+++ b/tillsyn/A 1480-2026 tillsynsbegäran.docx
@@ -1454,7 +1454,7 @@
     <w:r>
       <w:tab/>
       <w:tab/>
-      <w:t>2026-08-25</w:t>
+      <w:t>2026-08-26</w:t>
       <w:br/>
       <w:br/>
     </w:r>

--- a/tillsyn/A 1480-2026 tillsynsbegäran.docx
+++ b/tillsyn/A 1480-2026 tillsynsbegäran.docx
@@ -1454,7 +1454,7 @@
     <w:r>
       <w:tab/>
       <w:tab/>
-      <w:t>2026-08-26</w:t>
+      <w:t>2026-08-27</w:t>
       <w:br/>
       <w:br/>
     </w:r>

--- a/tillsyn/A 1480-2026 tillsynsbegäran.docx
+++ b/tillsyn/A 1480-2026 tillsynsbegäran.docx
@@ -1454,7 +1454,7 @@
     <w:r>
       <w:tab/>
       <w:tab/>
-      <w:t>2026-08-27</w:t>
+      <w:t>2026-08-28</w:t>
       <w:br/>
       <w:br/>
     </w:r>

--- a/tillsyn/A 1480-2026 tillsynsbegäran.docx
+++ b/tillsyn/A 1480-2026 tillsynsbegäran.docx
@@ -1454,7 +1454,7 @@
     <w:r>
       <w:tab/>
       <w:tab/>
-      <w:t>2026-08-28</w:t>
+      <w:t>2026-08-29</w:t>
       <w:br/>
       <w:br/>
     </w:r>

--- a/tillsyn/A 1480-2026 tillsynsbegäran.docx
+++ b/tillsyn/A 1480-2026 tillsynsbegäran.docx
@@ -1454,7 +1454,7 @@
     <w:r>
       <w:tab/>
       <w:tab/>
-      <w:t>2026-08-29</w:t>
+      <w:t>2026-08-31</w:t>
       <w:br/>
       <w:br/>
     </w:r>

--- a/tillsyn/A 1480-2026 tillsynsbegäran.docx
+++ b/tillsyn/A 1480-2026 tillsynsbegäran.docx
@@ -1454,7 +1454,7 @@
     <w:r>
       <w:tab/>
       <w:tab/>
-      <w:t>2026-08-31</w:t>
+      <w:t>2026-09-01</w:t>
       <w:br/>
       <w:br/>
     </w:r>

--- a/tillsyn/A 1480-2026 tillsynsbegäran.docx
+++ b/tillsyn/A 1480-2026 tillsynsbegäran.docx
@@ -1454,7 +1454,7 @@
     <w:r>
       <w:tab/>
       <w:tab/>
-      <w:t>2026-09-01</w:t>
+      <w:t>2026-09-02</w:t>
       <w:br/>
       <w:br/>
     </w:r>

--- a/tillsyn/A 1480-2026 tillsynsbegäran.docx
+++ b/tillsyn/A 1480-2026 tillsynsbegäran.docx
@@ -1454,7 +1454,7 @@
     <w:r>
       <w:tab/>
       <w:tab/>
-      <w:t>2026-09-02</w:t>
+      <w:t>2026-09-03</w:t>
       <w:br/>
       <w:br/>
     </w:r>

--- a/tillsyn/A 1480-2026 tillsynsbegäran.docx
+++ b/tillsyn/A 1480-2026 tillsynsbegäran.docx
@@ -1454,7 +1454,7 @@
     <w:r>
       <w:tab/>
       <w:tab/>
-      <w:t>2026-09-03</w:t>
+      <w:t>2026-09-04</w:t>
       <w:br/>
       <w:br/>
     </w:r>

--- a/tillsyn/A 1480-2026 tillsynsbegäran.docx
+++ b/tillsyn/A 1480-2026 tillsynsbegäran.docx
@@ -1454,7 +1454,7 @@
     <w:r>
       <w:tab/>
       <w:tab/>
-      <w:t>2026-09-04</w:t>
+      <w:t>2026-09-05</w:t>
       <w:br/>
       <w:br/>
     </w:r>

--- a/tillsyn/A 1480-2026 tillsynsbegäran.docx
+++ b/tillsyn/A 1480-2026 tillsynsbegäran.docx
@@ -1454,7 +1454,7 @@
     <w:r>
       <w:tab/>
       <w:tab/>
-      <w:t>2026-09-05</w:t>
+      <w:t>2026-09-06</w:t>
       <w:br/>
       <w:br/>
     </w:r>

--- a/tillsyn/A 1480-2026 tillsynsbegäran.docx
+++ b/tillsyn/A 1480-2026 tillsynsbegäran.docx
@@ -1454,7 +1454,7 @@
     <w:r>
       <w:tab/>
       <w:tab/>
-      <w:t>2026-09-06</w:t>
+      <w:t>2026-09-07</w:t>
       <w:br/>
       <w:br/>
     </w:r>

--- a/tillsyn/A 1480-2026 tillsynsbegäran.docx
+++ b/tillsyn/A 1480-2026 tillsynsbegäran.docx
@@ -1454,7 +1454,7 @@
     <w:r>
       <w:tab/>
       <w:tab/>
-      <w:t>2026-09-07</w:t>
+      <w:t>2026-09-08</w:t>
       <w:br/>
       <w:br/>
     </w:r>

--- a/tillsyn/A 1480-2026 tillsynsbegäran.docx
+++ b/tillsyn/A 1480-2026 tillsynsbegäran.docx
@@ -1454,7 +1454,7 @@
     <w:r>
       <w:tab/>
       <w:tab/>
-      <w:t>2026-09-08</w:t>
+      <w:t>2026-09-09</w:t>
       <w:br/>
       <w:br/>
     </w:r>

--- a/tillsyn/A 1480-2026 tillsynsbegäran.docx
+++ b/tillsyn/A 1480-2026 tillsynsbegäran.docx
@@ -1454,7 +1454,7 @@
     <w:r>
       <w:tab/>
       <w:tab/>
-      <w:t>2026-09-09</w:t>
+      <w:t>2026-09-10</w:t>
       <w:br/>
       <w:br/>
     </w:r>

--- a/tillsyn/A 1480-2026 tillsynsbegäran.docx
+++ b/tillsyn/A 1480-2026 tillsynsbegäran.docx
@@ -1454,7 +1454,7 @@
     <w:r>
       <w:tab/>
       <w:tab/>
-      <w:t>2026-09-10</w:t>
+      <w:t>2026-09-11</w:t>
       <w:br/>
       <w:br/>
     </w:r>

--- a/tillsyn/A 1480-2026 tillsynsbegäran.docx
+++ b/tillsyn/A 1480-2026 tillsynsbegäran.docx
@@ -1454,7 +1454,7 @@
     <w:r>
       <w:tab/>
       <w:tab/>
-      <w:t>2026-09-11</w:t>
+      <w:t>2026-09-12</w:t>
       <w:br/>
       <w:br/>
     </w:r>

--- a/tillsyn/A 1480-2026 tillsynsbegäran.docx
+++ b/tillsyn/A 1480-2026 tillsynsbegäran.docx
@@ -1454,7 +1454,7 @@
     <w:r>
       <w:tab/>
       <w:tab/>
-      <w:t>2026-09-12</w:t>
+      <w:t>2026-09-13</w:t>
       <w:br/>
       <w:br/>
     </w:r>
